--- a/BCA/CA1101_CD_-Filled.docx
+++ b/BCA/CA1101_CD_-Filled.docx
@@ -10812,6 +10812,14 @@
       </w:pPr>
       <w:r>
         <w:rPr>
+          <w:rFonts w:ascii="Tahoma" w:hAnsi="Tahoma"/>
+          <w:b/>
+          <w:sz w:val="22"/>
+        </w:rPr>
+        <w:t xml:space="preserve">B1 – </w:t>
+      </w:r>
+      <w:r>
+        <w:rPr>
           <w:rFonts w:ascii="Tahoma" w:hAnsi="Tahoma" w:cs="Tahoma"/>
           <w:sz w:val="22"/>
           <w:szCs w:val="22"/>
@@ -10851,6 +10859,14 @@
       </w:pPr>
       <w:r>
         <w:rPr>
+          <w:rFonts w:ascii="Tahoma" w:hAnsi="Tahoma"/>
+          <w:b/>
+          <w:sz w:val="22"/>
+        </w:rPr>
+        <w:t xml:space="preserve">B2 – </w:t>
+      </w:r>
+      <w:r>
+        <w:rPr>
           <w:rFonts w:ascii="Tahoma" w:hAnsi="Tahoma" w:cs="Tahoma"/>
           <w:sz w:val="22"/>
           <w:szCs w:val="22"/>
@@ -10900,6 +10916,14 @@
       </w:pPr>
       <w:r>
         <w:rPr>
+          <w:rFonts w:ascii="Tahoma" w:hAnsi="Tahoma"/>
+          <w:b/>
+          <w:sz w:val="22"/>
+        </w:rPr>
+        <w:t xml:space="preserve">B3 – </w:t>
+      </w:r>
+      <w:r>
+        <w:rPr>
           <w:rFonts w:ascii="Tahoma" w:hAnsi="Tahoma" w:cs="Tahoma"/>
           <w:sz w:val="22"/>
           <w:szCs w:val="22"/>
@@ -10938,6 +10962,14 @@
           <w:szCs w:val="22"/>
         </w:rPr>
       </w:pPr>
+      <w:r>
+        <w:rPr>
+          <w:rFonts w:ascii="Tahoma" w:hAnsi="Tahoma"/>
+          <w:b/>
+          <w:sz w:val="22"/>
+        </w:rPr>
+        <w:t xml:space="preserve">B4 – </w:t>
+      </w:r>
       <w:r>
         <w:rPr>
           <w:rFonts w:ascii="Tahoma" w:hAnsi="Tahoma" w:cs="Tahoma"/>
@@ -11276,12 +11308,10 @@
             <w:bookmarkEnd w:id="7"/>
             <w:r>
               <w:rPr>
-                <w:b w:val="0"/>
-                <w:bCs w:val="0"/>
-                <w:sz w:val="22"/>
-                <w:szCs w:val="22"/>
-              </w:rPr>
-              <w:t>I- Introduction to Python and Basic Syntax</w:t>
+                <w:rFonts w:ascii="Tahoma" w:hAnsi="Tahoma"/>
+                <w:sz w:val="22"/>
+              </w:rPr>
+              <w:t>I- Python Fundamentals and Program Logic</w:t>
             </w:r>
           </w:p>
         </w:tc>
@@ -11314,11 +11344,10 @@
             </w:pPr>
             <w:r>
               <w:rPr>
-                <w:rFonts w:ascii="Tahoma" w:eastAsia="Tahoma" w:hAnsi="Tahoma" w:cs="Tahoma"/>
-                <w:sz w:val="22"/>
-                <w:szCs w:val="22"/>
-              </w:rPr>
-              <w:t>K1</w:t>
+                <w:rFonts w:ascii="Tahoma" w:hAnsi="Tahoma"/>
+                <w:sz w:val="22"/>
+              </w:rPr>
+              <w:t>K1.1</w:t>
             </w:r>
           </w:p>
         </w:tc>
@@ -11351,11 +11380,10 @@
             </w:pPr>
             <w:r>
               <w:rPr>
-                <w:rFonts w:ascii="Tahoma" w:eastAsia="Tahoma" w:hAnsi="Tahoma" w:cs="Tahoma"/>
-                <w:sz w:val="22"/>
-                <w:szCs w:val="22"/>
-              </w:rPr>
-              <w:t>Using the print function; variables, keywords, and identifiers; dynamic typing and dynamic binding</w:t>
+                <w:rFonts w:ascii="Tahoma" w:hAnsi="Tahoma"/>
+                <w:sz w:val="22"/>
+              </w:rPr>
+              <w:t>Python environment, interpreter, IDE usage, program execution, and interactive versus script mode.</w:t>
             </w:r>
           </w:p>
         </w:tc>
@@ -11387,53 +11415,11 @@
             </w:pPr>
             <w:r>
               <w:rPr>
-                <w:rFonts w:ascii="Tahoma" w:eastAsia="Tahoma" w:hAnsi="Tahoma" w:cs="Tahoma"/>
-                <w:sz w:val="22"/>
-                <w:szCs w:val="22"/>
-              </w:rPr>
-              <w:t>Let Us Python (Kanetkar &amp; Kanetkar), Ch. 2–3: Getting Started; Python Basics</w:t>
-            </w:r>
-          </w:p>
-          <w:p>
-            <w:pPr>
-              <w:ind w:left="140" w:right="140"/>
-              <w:jc w:val="both"/>
-              <w:rPr>
-                <w:rFonts w:ascii="Tahoma" w:eastAsia="Tahoma" w:hAnsi="Tahoma" w:cs="Tahoma"/>
-                <w:sz w:val="22"/>
-                <w:szCs w:val="22"/>
-              </w:rPr>
-            </w:pPr>
-          </w:p>
-          <w:p>
-            <w:pPr>
-              <w:ind w:left="140" w:right="140"/>
-              <w:jc w:val="both"/>
-              <w:rPr>
-                <w:rFonts w:ascii="Tahoma" w:eastAsia="Tahoma" w:hAnsi="Tahoma" w:cs="Tahoma"/>
-                <w:sz w:val="22"/>
-                <w:szCs w:val="22"/>
-              </w:rPr>
-            </w:pPr>
-            <w:r>
-              <w:rPr>
-                <w:rFonts w:ascii="Tahoma" w:eastAsia="Tahoma" w:hAnsi="Tahoma" w:cs="Tahoma"/>
-                <w:sz w:val="22"/>
-                <w:szCs w:val="22"/>
-              </w:rPr>
-              <w:t>Python Programming Using Problem Solving Approach (Thareja), Ch. 3: Basics of Python Programming</w:t>
-            </w:r>
-          </w:p>
-          <w:p>
-            <w:pPr>
-              <w:ind w:left="140" w:right="140"/>
-              <w:jc w:val="both"/>
-              <w:rPr>
-                <w:rFonts w:ascii="Tahoma" w:eastAsia="Tahoma" w:hAnsi="Tahoma" w:cs="Tahoma"/>
-                <w:sz w:val="22"/>
-                <w:szCs w:val="22"/>
-              </w:rPr>
-            </w:pPr>
+                <w:rFonts w:ascii="Tahoma" w:hAnsi="Tahoma"/>
+                <w:sz w:val="22"/>
+              </w:rPr>
+              <w:t>B1, Ch. 1–2: Introduction to Python; Getting Started</w:t>
+            </w:r>
           </w:p>
         </w:tc>
         <w:tc>
@@ -11542,12 +11528,12 @@
       </w:tr>
       <w:tr>
         <w:trPr>
-          <w:trHeight w:val="1620"/>
+          <w:trHeight w:val="2145"/>
         </w:trPr>
         <w:tc>
           <w:tcPr>
             <w:tcW w:w="1905" w:type="dxa"/>
-            <w:vMerge/>
+            <w:vMerge w:val="restart"/>
             <w:tcBorders>
               <w:top w:val="nil"/>
               <w:left w:val="single" w:sz="7" w:space="0" w:color="000000"/>
@@ -11563,21 +11549,27 @@
           </w:tcPr>
           <w:p>
             <w:pPr>
-              <w:widowControl w:val="0"/>
-              <w:pBdr>
-                <w:top w:val="nil"/>
-                <w:left w:val="nil"/>
-                <w:bottom w:val="nil"/>
-                <w:right w:val="nil"/>
-                <w:between w:val="nil"/>
-              </w:pBdr>
-              <w:spacing w:line="276" w:lineRule="auto"/>
-              <w:rPr>
-                <w:rFonts w:ascii="Tahoma" w:eastAsia="Tahoma" w:hAnsi="Tahoma" w:cs="Tahoma"/>
-                <w:sz w:val="22"/>
-                <w:szCs w:val="22"/>
-              </w:rPr>
-            </w:pPr>
+              <w:pStyle w:val="Heading1"/>
+              <w:keepNext w:val="0"/>
+              <w:keepLines w:val="0"/>
+              <w:spacing w:before="0" w:after="120" w:line="276" w:lineRule="auto"/>
+              <w:ind w:left="140" w:right="140"/>
+              <w:rPr>
+                <w:b w:val="0"/>
+                <w:bCs w:val="0"/>
+                <w:sz w:val="22"/>
+                <w:szCs w:val="22"/>
+              </w:rPr>
+            </w:pPr>
+            <w:bookmarkStart w:id="7" w:name="_heading=h.4wsir6k8v9au" w:colFirst="0" w:colLast="0"/>
+            <w:bookmarkEnd w:id="7"/>
+            <w:r>
+              <w:rPr>
+                <w:rFonts w:ascii="Tahoma" w:hAnsi="Tahoma"/>
+                <w:sz w:val="22"/>
+              </w:rPr>
+              <w:t>I- Python Fundamentals and Program Logic</w:t>
+            </w:r>
           </w:p>
         </w:tc>
         <w:tc>
@@ -11589,7 +11581,6 @@
               <w:bottom w:val="single" w:sz="7" w:space="0" w:color="000000"/>
               <w:right w:val="single" w:sz="7" w:space="0" w:color="000000"/>
             </w:tcBorders>
-            <w:shd w:val="clear" w:color="auto" w:fill="auto"/>
             <w:tcMar>
               <w:top w:w="0" w:type="dxa"/>
               <w:left w:w="100" w:type="dxa"/>
@@ -11610,11 +11601,10 @@
             </w:pPr>
             <w:r>
               <w:rPr>
-                <w:rFonts w:ascii="Tahoma" w:eastAsia="Tahoma" w:hAnsi="Tahoma" w:cs="Tahoma"/>
-                <w:sz w:val="22"/>
-                <w:szCs w:val="22"/>
-              </w:rPr>
-              <w:t>K2</w:t>
+                <w:rFonts w:ascii="Tahoma" w:hAnsi="Tahoma"/>
+                <w:sz w:val="22"/>
+              </w:rPr>
+              <w:t>K1.2</w:t>
             </w:r>
           </w:p>
         </w:tc>
@@ -11627,7 +11617,6 @@
               <w:bottom w:val="single" w:sz="7" w:space="0" w:color="000000"/>
               <w:right w:val="single" w:sz="7" w:space="0" w:color="000000"/>
             </w:tcBorders>
-            <w:shd w:val="clear" w:color="auto" w:fill="auto"/>
             <w:tcMar>
               <w:top w:w="0" w:type="dxa"/>
               <w:left w:w="100" w:type="dxa"/>
@@ -11648,11 +11637,10 @@
             </w:pPr>
             <w:r>
               <w:rPr>
-                <w:rFonts w:ascii="Tahoma" w:eastAsia="Tahoma" w:hAnsi="Tahoma" w:cs="Tahoma"/>
-                <w:sz w:val="22"/>
-                <w:szCs w:val="22"/>
-              </w:rPr>
-              <w:t>Basic data types and literals; taking input via input(); comments; type conversion between data formats</w:t>
+                <w:rFonts w:ascii="Tahoma" w:hAnsi="Tahoma"/>
+                <w:sz w:val="22"/>
+              </w:rPr>
+              <w:t>Python syntax, indentation, comments, keywords, identifiers, and naming conventions.</w:t>
             </w:r>
           </w:p>
         </w:tc>
@@ -11665,7 +11653,6 @@
               <w:bottom w:val="single" w:sz="7" w:space="0" w:color="000000"/>
               <w:right w:val="single" w:sz="7" w:space="0" w:color="000000"/>
             </w:tcBorders>
-            <w:shd w:val="clear" w:color="auto" w:fill="auto"/>
             <w:tcMar>
               <w:top w:w="0" w:type="dxa"/>
               <w:left w:w="100" w:type="dxa"/>
@@ -11675,7 +11662,6 @@
           </w:tcPr>
           <w:p>
             <w:pPr>
-              <w:spacing w:line="276" w:lineRule="auto"/>
               <w:ind w:left="140" w:right="140"/>
               <w:jc w:val="both"/>
               <w:rPr>
@@ -11686,24 +11672,11 @@
             </w:pPr>
             <w:r>
               <w:rPr>
-                <w:rFonts w:ascii="Tahoma" w:eastAsia="Tahoma" w:hAnsi="Tahoma" w:cs="Tahoma"/>
-                <w:sz w:val="22"/>
-                <w:szCs w:val="22"/>
-              </w:rPr>
-              <w:t>Let Us Python (Kanetkar &amp; Kanetkar), Ch. 3, 7: Python Basics; Console Input/Output</w:t>
-            </w:r>
-          </w:p>
-          <w:p>
-            <w:pPr>
-              <w:spacing w:line="276" w:lineRule="auto"/>
-              <w:ind w:left="140" w:right="140"/>
-              <w:jc w:val="both"/>
-              <w:rPr>
-                <w:rFonts w:ascii="Tahoma" w:eastAsia="Tahoma" w:hAnsi="Tahoma" w:cs="Tahoma"/>
-                <w:sz w:val="22"/>
-                <w:szCs w:val="22"/>
-              </w:rPr>
-            </w:pPr>
+                <w:rFonts w:ascii="Tahoma" w:hAnsi="Tahoma"/>
+                <w:sz w:val="22"/>
+              </w:rPr>
+              <w:t>B1, Ch. 3: Python Basics</w:t>
+            </w:r>
           </w:p>
         </w:tc>
         <w:tc>
@@ -11715,7 +11688,6 @@
               <w:bottom w:val="single" w:sz="7" w:space="0" w:color="000000"/>
               <w:right w:val="single" w:sz="7" w:space="0" w:color="000000"/>
             </w:tcBorders>
-            <w:shd w:val="clear" w:color="auto" w:fill="auto"/>
             <w:tcMar>
               <w:top w:w="0" w:type="dxa"/>
               <w:left w:w="100" w:type="dxa"/>
@@ -11738,8 +11710,8 @@
                 <w:szCs w:val="22"/>
               </w:rPr>
             </w:pPr>
-            <w:bookmarkStart w:id="10" w:name="_heading=h.dqzyyf9danz8" w:colFirst="0" w:colLast="0"/>
-            <w:bookmarkEnd w:id="10"/>
+            <w:bookmarkStart w:id="8" w:name="_heading=h.g9b4hnn05cy6" w:colFirst="0" w:colLast="0"/>
+            <w:bookmarkEnd w:id="8"/>
             <w:r>
               <w:rPr>
                 <w:b w:val="0"/>
@@ -11749,7 +11721,7 @@
               </w:rPr>
               <w:t>NPTEL – The Joy of Computing using Python (SWAYAM):</w:t>
             </w:r>
-            <w:hyperlink r:id="rId12">
+            <w:hyperlink r:id="rId10">
               <w:r>
                 <w:rPr>
                   <w:b w:val="0"/>
@@ -11775,8 +11747,8 @@
                 <w:szCs w:val="22"/>
               </w:rPr>
             </w:pPr>
-            <w:bookmarkStart w:id="11" w:name="_heading=h.ujlbmq3kfo5" w:colFirst="0" w:colLast="0"/>
-            <w:bookmarkEnd w:id="11"/>
+            <w:bookmarkStart w:id="9" w:name="_heading=h.31p37kavpynh" w:colFirst="0" w:colLast="0"/>
+            <w:bookmarkEnd w:id="9"/>
             <w:r>
               <w:rPr>
                 <w:b w:val="0"/>
@@ -11786,7 +11758,1041 @@
               </w:rPr>
               <w:t xml:space="preserve"> </w:t>
             </w:r>
-            <w:hyperlink r:id="rId13">
+            <w:hyperlink r:id="rId11">
+              <w:r>
+                <w:rPr>
+                  <w:b w:val="0"/>
+                  <w:bCs w:val="0"/>
+                  <w:color w:val="1155CC"/>
+                  <w:sz w:val="22"/>
+                  <w:szCs w:val="22"/>
+                  <w:u w:val="single"/>
+                </w:rPr>
+                <w:t>Preview: The Joy of Computing using Python | SWAYAM</w:t>
+              </w:r>
+            </w:hyperlink>
+            <w:r>
+              <w:rPr>
+                <w:b w:val="0"/>
+                <w:bCs w:val="0"/>
+                <w:sz w:val="22"/>
+                <w:szCs w:val="22"/>
+              </w:rPr>
+              <w:t xml:space="preserve"> </w:t>
+            </w:r>
+          </w:p>
+        </w:tc>
+      </w:tr>
+      <w:tr>
+        <w:trPr>
+          <w:trHeight w:val="2145"/>
+        </w:trPr>
+        <w:tc>
+          <w:tcPr>
+            <w:tcW w:w="1905" w:type="dxa"/>
+            <w:vMerge w:val="restart"/>
+            <w:tcBorders>
+              <w:top w:val="nil"/>
+              <w:left w:val="single" w:sz="7" w:space="0" w:color="000000"/>
+              <w:bottom w:val="single" w:sz="7" w:space="0" w:color="000000"/>
+              <w:right w:val="single" w:sz="7" w:space="0" w:color="000000"/>
+            </w:tcBorders>
+            <w:tcMar>
+              <w:top w:w="0" w:type="dxa"/>
+              <w:left w:w="100" w:type="dxa"/>
+              <w:bottom w:w="0" w:type="dxa"/>
+              <w:right w:w="100" w:type="dxa"/>
+            </w:tcMar>
+          </w:tcPr>
+          <w:p>
+            <w:pPr>
+              <w:pStyle w:val="Heading1"/>
+              <w:keepNext w:val="0"/>
+              <w:keepLines w:val="0"/>
+              <w:spacing w:before="0" w:after="120" w:line="276" w:lineRule="auto"/>
+              <w:ind w:left="140" w:right="140"/>
+              <w:rPr>
+                <w:b w:val="0"/>
+                <w:bCs w:val="0"/>
+                <w:sz w:val="22"/>
+                <w:szCs w:val="22"/>
+              </w:rPr>
+            </w:pPr>
+            <w:bookmarkStart w:id="7" w:name="_heading=h.4wsir6k8v9au" w:colFirst="0" w:colLast="0"/>
+            <w:bookmarkEnd w:id="7"/>
+            <w:r>
+              <w:rPr>
+                <w:rFonts w:ascii="Tahoma" w:hAnsi="Tahoma"/>
+                <w:sz w:val="22"/>
+              </w:rPr>
+              <w:t>I- Python Fundamentals and Program Logic</w:t>
+            </w:r>
+          </w:p>
+        </w:tc>
+        <w:tc>
+          <w:tcPr>
+            <w:tcW w:w="1365" w:type="dxa"/>
+            <w:tcBorders>
+              <w:top w:val="nil"/>
+              <w:left w:val="nil"/>
+              <w:bottom w:val="single" w:sz="7" w:space="0" w:color="000000"/>
+              <w:right w:val="single" w:sz="7" w:space="0" w:color="000000"/>
+            </w:tcBorders>
+            <w:tcMar>
+              <w:top w:w="0" w:type="dxa"/>
+              <w:left w:w="100" w:type="dxa"/>
+              <w:bottom w:w="0" w:type="dxa"/>
+              <w:right w:w="100" w:type="dxa"/>
+            </w:tcMar>
+          </w:tcPr>
+          <w:p>
+            <w:pPr>
+              <w:spacing w:line="360" w:lineRule="auto"/>
+              <w:ind w:left="140" w:right="140"/>
+              <w:jc w:val="both"/>
+              <w:rPr>
+                <w:rFonts w:ascii="Tahoma" w:eastAsia="Tahoma" w:hAnsi="Tahoma" w:cs="Tahoma"/>
+                <w:sz w:val="22"/>
+                <w:szCs w:val="22"/>
+              </w:rPr>
+            </w:pPr>
+            <w:r>
+              <w:rPr>
+                <w:rFonts w:ascii="Tahoma" w:hAnsi="Tahoma"/>
+                <w:sz w:val="22"/>
+              </w:rPr>
+              <w:t>K1.3</w:t>
+            </w:r>
+          </w:p>
+        </w:tc>
+        <w:tc>
+          <w:tcPr>
+            <w:tcW w:w="2445" w:type="dxa"/>
+            <w:tcBorders>
+              <w:top w:val="nil"/>
+              <w:left w:val="nil"/>
+              <w:bottom w:val="single" w:sz="7" w:space="0" w:color="000000"/>
+              <w:right w:val="single" w:sz="7" w:space="0" w:color="000000"/>
+            </w:tcBorders>
+            <w:tcMar>
+              <w:top w:w="0" w:type="dxa"/>
+              <w:left w:w="100" w:type="dxa"/>
+              <w:bottom w:w="0" w:type="dxa"/>
+              <w:right w:w="100" w:type="dxa"/>
+            </w:tcMar>
+          </w:tcPr>
+          <w:p>
+            <w:pPr>
+              <w:shd w:val="clear" w:color="auto" w:fill="FFFFFF"/>
+              <w:spacing w:line="360" w:lineRule="auto"/>
+              <w:jc w:val="both"/>
+              <w:rPr>
+                <w:rFonts w:ascii="Tahoma" w:eastAsia="Tahoma" w:hAnsi="Tahoma" w:cs="Tahoma"/>
+                <w:sz w:val="22"/>
+                <w:szCs w:val="22"/>
+              </w:rPr>
+            </w:pPr>
+            <w:r>
+              <w:rPr>
+                <w:rFonts w:ascii="Tahoma" w:hAnsi="Tahoma"/>
+                <w:sz w:val="22"/>
+              </w:rPr>
+              <w:t>Variables, dynamic typing, literals, data types, and type conversion.</w:t>
+            </w:r>
+          </w:p>
+        </w:tc>
+        <w:tc>
+          <w:tcPr>
+            <w:tcW w:w="1965" w:type="dxa"/>
+            <w:tcBorders>
+              <w:top w:val="nil"/>
+              <w:left w:val="nil"/>
+              <w:bottom w:val="single" w:sz="7" w:space="0" w:color="000000"/>
+              <w:right w:val="single" w:sz="7" w:space="0" w:color="000000"/>
+            </w:tcBorders>
+            <w:tcMar>
+              <w:top w:w="0" w:type="dxa"/>
+              <w:left w:w="100" w:type="dxa"/>
+              <w:bottom w:w="0" w:type="dxa"/>
+              <w:right w:w="100" w:type="dxa"/>
+            </w:tcMar>
+          </w:tcPr>
+          <w:p>
+            <w:pPr>
+              <w:ind w:left="140" w:right="140"/>
+              <w:jc w:val="both"/>
+              <w:rPr>
+                <w:rFonts w:ascii="Tahoma" w:eastAsia="Tahoma" w:hAnsi="Tahoma" w:cs="Tahoma"/>
+                <w:sz w:val="22"/>
+                <w:szCs w:val="22"/>
+              </w:rPr>
+            </w:pPr>
+            <w:r>
+              <w:rPr>
+                <w:rFonts w:ascii="Tahoma" w:hAnsi="Tahoma"/>
+                <w:sz w:val="22"/>
+              </w:rPr>
+              <w:t>B1, Ch. 3: Python Basics</w:t>
+            </w:r>
+          </w:p>
+        </w:tc>
+        <w:tc>
+          <w:tcPr>
+            <w:tcW w:w="2175" w:type="dxa"/>
+            <w:tcBorders>
+              <w:top w:val="nil"/>
+              <w:left w:val="nil"/>
+              <w:bottom w:val="single" w:sz="7" w:space="0" w:color="000000"/>
+              <w:right w:val="single" w:sz="7" w:space="0" w:color="000000"/>
+            </w:tcBorders>
+            <w:tcMar>
+              <w:top w:w="0" w:type="dxa"/>
+              <w:left w:w="100" w:type="dxa"/>
+              <w:bottom w:w="0" w:type="dxa"/>
+              <w:right w:w="100" w:type="dxa"/>
+            </w:tcMar>
+          </w:tcPr>
+          <w:p>
+            <w:pPr>
+              <w:pStyle w:val="Heading1"/>
+              <w:keepNext w:val="0"/>
+              <w:keepLines w:val="0"/>
+              <w:spacing w:before="0" w:after="120" w:line="276" w:lineRule="auto"/>
+              <w:ind w:left="140" w:right="140"/>
+              <w:jc w:val="both"/>
+              <w:rPr>
+                <w:b w:val="0"/>
+                <w:bCs w:val="0"/>
+                <w:sz w:val="22"/>
+                <w:szCs w:val="22"/>
+              </w:rPr>
+            </w:pPr>
+            <w:bookmarkStart w:id="8" w:name="_heading=h.g9b4hnn05cy6" w:colFirst="0" w:colLast="0"/>
+            <w:bookmarkEnd w:id="8"/>
+            <w:r>
+              <w:rPr>
+                <w:b w:val="0"/>
+                <w:bCs w:val="0"/>
+                <w:sz w:val="22"/>
+                <w:szCs w:val="22"/>
+              </w:rPr>
+              <w:t>NPTEL – The Joy of Computing using Python (SWAYAM):</w:t>
+            </w:r>
+            <w:hyperlink r:id="rId10">
+              <w:r>
+                <w:rPr>
+                  <w:b w:val="0"/>
+                  <w:bCs w:val="0"/>
+                  <w:sz w:val="22"/>
+                  <w:szCs w:val="22"/>
+                </w:rPr>
+                <w:t xml:space="preserve"> </w:t>
+              </w:r>
+            </w:hyperlink>
+          </w:p>
+          <w:p>
+            <w:pPr>
+              <w:pStyle w:val="Heading1"/>
+              <w:keepNext w:val="0"/>
+              <w:keepLines w:val="0"/>
+              <w:spacing w:before="0" w:after="120" w:line="276" w:lineRule="auto"/>
+              <w:ind w:left="140" w:right="140"/>
+              <w:rPr>
+                <w:b w:val="0"/>
+                <w:bCs w:val="0"/>
+                <w:sz w:val="22"/>
+                <w:szCs w:val="22"/>
+              </w:rPr>
+            </w:pPr>
+            <w:bookmarkStart w:id="9" w:name="_heading=h.31p37kavpynh" w:colFirst="0" w:colLast="0"/>
+            <w:bookmarkEnd w:id="9"/>
+            <w:r>
+              <w:rPr>
+                <w:b w:val="0"/>
+                <w:bCs w:val="0"/>
+                <w:sz w:val="22"/>
+                <w:szCs w:val="22"/>
+              </w:rPr>
+              <w:t xml:space="preserve"> </w:t>
+            </w:r>
+            <w:hyperlink r:id="rId11">
+              <w:r>
+                <w:rPr>
+                  <w:b w:val="0"/>
+                  <w:bCs w:val="0"/>
+                  <w:color w:val="1155CC"/>
+                  <w:sz w:val="22"/>
+                  <w:szCs w:val="22"/>
+                  <w:u w:val="single"/>
+                </w:rPr>
+                <w:t>Preview: The Joy of Computing using Python | SWAYAM</w:t>
+              </w:r>
+            </w:hyperlink>
+            <w:r>
+              <w:rPr>
+                <w:b w:val="0"/>
+                <w:bCs w:val="0"/>
+                <w:sz w:val="22"/>
+                <w:szCs w:val="22"/>
+              </w:rPr>
+              <w:t xml:space="preserve"> </w:t>
+            </w:r>
+          </w:p>
+        </w:tc>
+      </w:tr>
+      <w:tr>
+        <w:trPr>
+          <w:trHeight w:val="2145"/>
+        </w:trPr>
+        <w:tc>
+          <w:tcPr>
+            <w:tcW w:w="1905" w:type="dxa"/>
+            <w:vMerge w:val="restart"/>
+            <w:tcBorders>
+              <w:top w:val="nil"/>
+              <w:left w:val="single" w:sz="7" w:space="0" w:color="000000"/>
+              <w:bottom w:val="single" w:sz="7" w:space="0" w:color="000000"/>
+              <w:right w:val="single" w:sz="7" w:space="0" w:color="000000"/>
+            </w:tcBorders>
+            <w:tcMar>
+              <w:top w:w="0" w:type="dxa"/>
+              <w:left w:w="100" w:type="dxa"/>
+              <w:bottom w:w="0" w:type="dxa"/>
+              <w:right w:w="100" w:type="dxa"/>
+            </w:tcMar>
+          </w:tcPr>
+          <w:p>
+            <w:pPr>
+              <w:pStyle w:val="Heading1"/>
+              <w:keepNext w:val="0"/>
+              <w:keepLines w:val="0"/>
+              <w:spacing w:before="0" w:after="120" w:line="276" w:lineRule="auto"/>
+              <w:ind w:left="140" w:right="140"/>
+              <w:rPr>
+                <w:b w:val="0"/>
+                <w:bCs w:val="0"/>
+                <w:sz w:val="22"/>
+                <w:szCs w:val="22"/>
+              </w:rPr>
+            </w:pPr>
+            <w:bookmarkStart w:id="7" w:name="_heading=h.4wsir6k8v9au" w:colFirst="0" w:colLast="0"/>
+            <w:bookmarkEnd w:id="7"/>
+            <w:r>
+              <w:rPr>
+                <w:rFonts w:ascii="Tahoma" w:hAnsi="Tahoma"/>
+                <w:sz w:val="22"/>
+              </w:rPr>
+              <w:t>I- Python Fundamentals and Program Logic</w:t>
+            </w:r>
+          </w:p>
+        </w:tc>
+        <w:tc>
+          <w:tcPr>
+            <w:tcW w:w="1365" w:type="dxa"/>
+            <w:tcBorders>
+              <w:top w:val="nil"/>
+              <w:left w:val="nil"/>
+              <w:bottom w:val="single" w:sz="7" w:space="0" w:color="000000"/>
+              <w:right w:val="single" w:sz="7" w:space="0" w:color="000000"/>
+            </w:tcBorders>
+            <w:tcMar>
+              <w:top w:w="0" w:type="dxa"/>
+              <w:left w:w="100" w:type="dxa"/>
+              <w:bottom w:w="0" w:type="dxa"/>
+              <w:right w:w="100" w:type="dxa"/>
+            </w:tcMar>
+          </w:tcPr>
+          <w:p>
+            <w:pPr>
+              <w:spacing w:line="360" w:lineRule="auto"/>
+              <w:ind w:left="140" w:right="140"/>
+              <w:jc w:val="both"/>
+              <w:rPr>
+                <w:rFonts w:ascii="Tahoma" w:eastAsia="Tahoma" w:hAnsi="Tahoma" w:cs="Tahoma"/>
+                <w:sz w:val="22"/>
+                <w:szCs w:val="22"/>
+              </w:rPr>
+            </w:pPr>
+            <w:r>
+              <w:rPr>
+                <w:rFonts w:ascii="Tahoma" w:hAnsi="Tahoma"/>
+                <w:sz w:val="22"/>
+              </w:rPr>
+              <w:t>K1.4</w:t>
+            </w:r>
+          </w:p>
+        </w:tc>
+        <w:tc>
+          <w:tcPr>
+            <w:tcW w:w="2445" w:type="dxa"/>
+            <w:tcBorders>
+              <w:top w:val="nil"/>
+              <w:left w:val="nil"/>
+              <w:bottom w:val="single" w:sz="7" w:space="0" w:color="000000"/>
+              <w:right w:val="single" w:sz="7" w:space="0" w:color="000000"/>
+            </w:tcBorders>
+            <w:tcMar>
+              <w:top w:w="0" w:type="dxa"/>
+              <w:left w:w="100" w:type="dxa"/>
+              <w:bottom w:w="0" w:type="dxa"/>
+              <w:right w:w="100" w:type="dxa"/>
+            </w:tcMar>
+          </w:tcPr>
+          <w:p>
+            <w:pPr>
+              <w:shd w:val="clear" w:color="auto" w:fill="FFFFFF"/>
+              <w:spacing w:line="360" w:lineRule="auto"/>
+              <w:jc w:val="both"/>
+              <w:rPr>
+                <w:rFonts w:ascii="Tahoma" w:eastAsia="Tahoma" w:hAnsi="Tahoma" w:cs="Tahoma"/>
+                <w:sz w:val="22"/>
+                <w:szCs w:val="22"/>
+              </w:rPr>
+            </w:pPr>
+            <w:r>
+              <w:rPr>
+                <w:rFonts w:ascii="Tahoma" w:hAnsi="Tahoma"/>
+                <w:sz w:val="22"/>
+              </w:rPr>
+              <w:t>Input-output operations using input() and print().</w:t>
+            </w:r>
+          </w:p>
+        </w:tc>
+        <w:tc>
+          <w:tcPr>
+            <w:tcW w:w="1965" w:type="dxa"/>
+            <w:tcBorders>
+              <w:top w:val="nil"/>
+              <w:left w:val="nil"/>
+              <w:bottom w:val="single" w:sz="7" w:space="0" w:color="000000"/>
+              <w:right w:val="single" w:sz="7" w:space="0" w:color="000000"/>
+            </w:tcBorders>
+            <w:tcMar>
+              <w:top w:w="0" w:type="dxa"/>
+              <w:left w:w="100" w:type="dxa"/>
+              <w:bottom w:w="0" w:type="dxa"/>
+              <w:right w:w="100" w:type="dxa"/>
+            </w:tcMar>
+          </w:tcPr>
+          <w:p>
+            <w:pPr>
+              <w:ind w:left="140" w:right="140"/>
+              <w:jc w:val="both"/>
+              <w:rPr>
+                <w:rFonts w:ascii="Tahoma" w:eastAsia="Tahoma" w:hAnsi="Tahoma" w:cs="Tahoma"/>
+                <w:sz w:val="22"/>
+                <w:szCs w:val="22"/>
+              </w:rPr>
+            </w:pPr>
+            <w:r>
+              <w:rPr>
+                <w:rFonts w:ascii="Tahoma" w:hAnsi="Tahoma"/>
+                <w:sz w:val="22"/>
+              </w:rPr>
+              <w:t>B1, Ch. 7: Console Input/Output</w:t>
+            </w:r>
+          </w:p>
+        </w:tc>
+        <w:tc>
+          <w:tcPr>
+            <w:tcW w:w="2175" w:type="dxa"/>
+            <w:tcBorders>
+              <w:top w:val="nil"/>
+              <w:left w:val="nil"/>
+              <w:bottom w:val="single" w:sz="7" w:space="0" w:color="000000"/>
+              <w:right w:val="single" w:sz="7" w:space="0" w:color="000000"/>
+            </w:tcBorders>
+            <w:tcMar>
+              <w:top w:w="0" w:type="dxa"/>
+              <w:left w:w="100" w:type="dxa"/>
+              <w:bottom w:w="0" w:type="dxa"/>
+              <w:right w:w="100" w:type="dxa"/>
+            </w:tcMar>
+          </w:tcPr>
+          <w:p>
+            <w:pPr>
+              <w:pStyle w:val="Heading1"/>
+              <w:keepNext w:val="0"/>
+              <w:keepLines w:val="0"/>
+              <w:spacing w:before="0" w:after="120" w:line="276" w:lineRule="auto"/>
+              <w:ind w:left="140" w:right="140"/>
+              <w:jc w:val="both"/>
+              <w:rPr>
+                <w:b w:val="0"/>
+                <w:bCs w:val="0"/>
+                <w:sz w:val="22"/>
+                <w:szCs w:val="22"/>
+              </w:rPr>
+            </w:pPr>
+            <w:bookmarkStart w:id="8" w:name="_heading=h.g9b4hnn05cy6" w:colFirst="0" w:colLast="0"/>
+            <w:bookmarkEnd w:id="8"/>
+            <w:r>
+              <w:rPr>
+                <w:b w:val="0"/>
+                <w:bCs w:val="0"/>
+                <w:sz w:val="22"/>
+                <w:szCs w:val="22"/>
+              </w:rPr>
+              <w:t>NPTEL – The Joy of Computing using Python (SWAYAM):</w:t>
+            </w:r>
+            <w:hyperlink r:id="rId10">
+              <w:r>
+                <w:rPr>
+                  <w:b w:val="0"/>
+                  <w:bCs w:val="0"/>
+                  <w:sz w:val="22"/>
+                  <w:szCs w:val="22"/>
+                </w:rPr>
+                <w:t xml:space="preserve"> </w:t>
+              </w:r>
+            </w:hyperlink>
+          </w:p>
+          <w:p>
+            <w:pPr>
+              <w:pStyle w:val="Heading1"/>
+              <w:keepNext w:val="0"/>
+              <w:keepLines w:val="0"/>
+              <w:spacing w:before="0" w:after="120" w:line="276" w:lineRule="auto"/>
+              <w:ind w:left="140" w:right="140"/>
+              <w:rPr>
+                <w:b w:val="0"/>
+                <w:bCs w:val="0"/>
+                <w:sz w:val="22"/>
+                <w:szCs w:val="22"/>
+              </w:rPr>
+            </w:pPr>
+            <w:bookmarkStart w:id="9" w:name="_heading=h.31p37kavpynh" w:colFirst="0" w:colLast="0"/>
+            <w:bookmarkEnd w:id="9"/>
+            <w:r>
+              <w:rPr>
+                <w:b w:val="0"/>
+                <w:bCs w:val="0"/>
+                <w:sz w:val="22"/>
+                <w:szCs w:val="22"/>
+              </w:rPr>
+              <w:t xml:space="preserve"> </w:t>
+            </w:r>
+            <w:hyperlink r:id="rId11">
+              <w:r>
+                <w:rPr>
+                  <w:b w:val="0"/>
+                  <w:bCs w:val="0"/>
+                  <w:color w:val="1155CC"/>
+                  <w:sz w:val="22"/>
+                  <w:szCs w:val="22"/>
+                  <w:u w:val="single"/>
+                </w:rPr>
+                <w:t>Preview: The Joy of Computing using Python | SWAYAM</w:t>
+              </w:r>
+            </w:hyperlink>
+            <w:r>
+              <w:rPr>
+                <w:b w:val="0"/>
+                <w:bCs w:val="0"/>
+                <w:sz w:val="22"/>
+                <w:szCs w:val="22"/>
+              </w:rPr>
+              <w:t xml:space="preserve"> </w:t>
+            </w:r>
+          </w:p>
+        </w:tc>
+      </w:tr>
+      <w:tr>
+        <w:trPr>
+          <w:trHeight w:val="2145"/>
+        </w:trPr>
+        <w:tc>
+          <w:tcPr>
+            <w:tcW w:w="1905" w:type="dxa"/>
+            <w:vMerge w:val="restart"/>
+            <w:tcBorders>
+              <w:top w:val="nil"/>
+              <w:left w:val="single" w:sz="7" w:space="0" w:color="000000"/>
+              <w:bottom w:val="single" w:sz="7" w:space="0" w:color="000000"/>
+              <w:right w:val="single" w:sz="7" w:space="0" w:color="000000"/>
+            </w:tcBorders>
+            <w:tcMar>
+              <w:top w:w="0" w:type="dxa"/>
+              <w:left w:w="100" w:type="dxa"/>
+              <w:bottom w:w="0" w:type="dxa"/>
+              <w:right w:w="100" w:type="dxa"/>
+            </w:tcMar>
+          </w:tcPr>
+          <w:p>
+            <w:pPr>
+              <w:pStyle w:val="Heading1"/>
+              <w:keepNext w:val="0"/>
+              <w:keepLines w:val="0"/>
+              <w:spacing w:before="0" w:after="120" w:line="276" w:lineRule="auto"/>
+              <w:ind w:left="140" w:right="140"/>
+              <w:rPr>
+                <w:b w:val="0"/>
+                <w:bCs w:val="0"/>
+                <w:sz w:val="22"/>
+                <w:szCs w:val="22"/>
+              </w:rPr>
+            </w:pPr>
+            <w:bookmarkStart w:id="7" w:name="_heading=h.4wsir6k8v9au" w:colFirst="0" w:colLast="0"/>
+            <w:bookmarkEnd w:id="7"/>
+            <w:r>
+              <w:rPr>
+                <w:rFonts w:ascii="Tahoma" w:hAnsi="Tahoma"/>
+                <w:sz w:val="22"/>
+              </w:rPr>
+              <w:t>I- Python Fundamentals and Program Logic</w:t>
+            </w:r>
+          </w:p>
+        </w:tc>
+        <w:tc>
+          <w:tcPr>
+            <w:tcW w:w="1365" w:type="dxa"/>
+            <w:tcBorders>
+              <w:top w:val="nil"/>
+              <w:left w:val="nil"/>
+              <w:bottom w:val="single" w:sz="7" w:space="0" w:color="000000"/>
+              <w:right w:val="single" w:sz="7" w:space="0" w:color="000000"/>
+            </w:tcBorders>
+            <w:tcMar>
+              <w:top w:w="0" w:type="dxa"/>
+              <w:left w:w="100" w:type="dxa"/>
+              <w:bottom w:w="0" w:type="dxa"/>
+              <w:right w:w="100" w:type="dxa"/>
+            </w:tcMar>
+          </w:tcPr>
+          <w:p>
+            <w:pPr>
+              <w:spacing w:line="360" w:lineRule="auto"/>
+              <w:ind w:left="140" w:right="140"/>
+              <w:jc w:val="both"/>
+              <w:rPr>
+                <w:rFonts w:ascii="Tahoma" w:eastAsia="Tahoma" w:hAnsi="Tahoma" w:cs="Tahoma"/>
+                <w:sz w:val="22"/>
+                <w:szCs w:val="22"/>
+              </w:rPr>
+            </w:pPr>
+            <w:r>
+              <w:rPr>
+                <w:rFonts w:ascii="Tahoma" w:hAnsi="Tahoma"/>
+                <w:sz w:val="22"/>
+              </w:rPr>
+              <w:t>K1.5</w:t>
+            </w:r>
+          </w:p>
+        </w:tc>
+        <w:tc>
+          <w:tcPr>
+            <w:tcW w:w="2445" w:type="dxa"/>
+            <w:tcBorders>
+              <w:top w:val="nil"/>
+              <w:left w:val="nil"/>
+              <w:bottom w:val="single" w:sz="7" w:space="0" w:color="000000"/>
+              <w:right w:val="single" w:sz="7" w:space="0" w:color="000000"/>
+            </w:tcBorders>
+            <w:tcMar>
+              <w:top w:w="0" w:type="dxa"/>
+              <w:left w:w="100" w:type="dxa"/>
+              <w:bottom w:w="0" w:type="dxa"/>
+              <w:right w:w="100" w:type="dxa"/>
+            </w:tcMar>
+          </w:tcPr>
+          <w:p>
+            <w:pPr>
+              <w:shd w:val="clear" w:color="auto" w:fill="FFFFFF"/>
+              <w:spacing w:line="360" w:lineRule="auto"/>
+              <w:jc w:val="both"/>
+              <w:rPr>
+                <w:rFonts w:ascii="Tahoma" w:eastAsia="Tahoma" w:hAnsi="Tahoma" w:cs="Tahoma"/>
+                <w:sz w:val="22"/>
+                <w:szCs w:val="22"/>
+              </w:rPr>
+            </w:pPr>
+            <w:r>
+              <w:rPr>
+                <w:rFonts w:ascii="Tahoma" w:hAnsi="Tahoma"/>
+                <w:sz w:val="22"/>
+              </w:rPr>
+              <w:t>Arithmetic, relational, logical, assignment, membership, and identity operators.</w:t>
+            </w:r>
+          </w:p>
+        </w:tc>
+        <w:tc>
+          <w:tcPr>
+            <w:tcW w:w="1965" w:type="dxa"/>
+            <w:tcBorders>
+              <w:top w:val="nil"/>
+              <w:left w:val="nil"/>
+              <w:bottom w:val="single" w:sz="7" w:space="0" w:color="000000"/>
+              <w:right w:val="single" w:sz="7" w:space="0" w:color="000000"/>
+            </w:tcBorders>
+            <w:tcMar>
+              <w:top w:w="0" w:type="dxa"/>
+              <w:left w:w="100" w:type="dxa"/>
+              <w:bottom w:w="0" w:type="dxa"/>
+              <w:right w:w="100" w:type="dxa"/>
+            </w:tcMar>
+          </w:tcPr>
+          <w:p>
+            <w:pPr>
+              <w:ind w:left="140" w:right="140"/>
+              <w:jc w:val="both"/>
+              <w:rPr>
+                <w:rFonts w:ascii="Tahoma" w:eastAsia="Tahoma" w:hAnsi="Tahoma" w:cs="Tahoma"/>
+                <w:sz w:val="22"/>
+                <w:szCs w:val="22"/>
+              </w:rPr>
+            </w:pPr>
+            <w:r>
+              <w:rPr>
+                <w:rFonts w:ascii="Tahoma" w:hAnsi="Tahoma"/>
+                <w:sz w:val="22"/>
+              </w:rPr>
+              <w:t>B1, Ch. 3: Python Basics</w:t>
+              <w:br/>
+              <w:br/>
+              <w:t>B3, Ch. 3: Basics of Python Programming</w:t>
+            </w:r>
+          </w:p>
+        </w:tc>
+        <w:tc>
+          <w:tcPr>
+            <w:tcW w:w="2175" w:type="dxa"/>
+            <w:tcBorders>
+              <w:top w:val="nil"/>
+              <w:left w:val="nil"/>
+              <w:bottom w:val="single" w:sz="7" w:space="0" w:color="000000"/>
+              <w:right w:val="single" w:sz="7" w:space="0" w:color="000000"/>
+            </w:tcBorders>
+            <w:tcMar>
+              <w:top w:w="0" w:type="dxa"/>
+              <w:left w:w="100" w:type="dxa"/>
+              <w:bottom w:w="0" w:type="dxa"/>
+              <w:right w:w="100" w:type="dxa"/>
+            </w:tcMar>
+          </w:tcPr>
+          <w:p>
+            <w:pPr>
+              <w:pStyle w:val="Heading1"/>
+              <w:keepNext w:val="0"/>
+              <w:keepLines w:val="0"/>
+              <w:spacing w:before="0" w:after="120" w:line="276" w:lineRule="auto"/>
+              <w:ind w:left="140" w:right="140"/>
+              <w:jc w:val="both"/>
+              <w:rPr>
+                <w:b w:val="0"/>
+                <w:bCs w:val="0"/>
+                <w:sz w:val="22"/>
+                <w:szCs w:val="22"/>
+              </w:rPr>
+            </w:pPr>
+            <w:bookmarkStart w:id="8" w:name="_heading=h.g9b4hnn05cy6" w:colFirst="0" w:colLast="0"/>
+            <w:bookmarkEnd w:id="8"/>
+            <w:r>
+              <w:rPr>
+                <w:b w:val="0"/>
+                <w:bCs w:val="0"/>
+                <w:sz w:val="22"/>
+                <w:szCs w:val="22"/>
+              </w:rPr>
+              <w:t>NPTEL – The Joy of Computing using Python (SWAYAM):</w:t>
+            </w:r>
+            <w:hyperlink r:id="rId10">
+              <w:r>
+                <w:rPr>
+                  <w:b w:val="0"/>
+                  <w:bCs w:val="0"/>
+                  <w:sz w:val="22"/>
+                  <w:szCs w:val="22"/>
+                </w:rPr>
+                <w:t xml:space="preserve"> </w:t>
+              </w:r>
+            </w:hyperlink>
+          </w:p>
+          <w:p>
+            <w:pPr>
+              <w:pStyle w:val="Heading1"/>
+              <w:keepNext w:val="0"/>
+              <w:keepLines w:val="0"/>
+              <w:spacing w:before="0" w:after="120" w:line="276" w:lineRule="auto"/>
+              <w:ind w:left="140" w:right="140"/>
+              <w:rPr>
+                <w:b w:val="0"/>
+                <w:bCs w:val="0"/>
+                <w:sz w:val="22"/>
+                <w:szCs w:val="22"/>
+              </w:rPr>
+            </w:pPr>
+            <w:bookmarkStart w:id="9" w:name="_heading=h.31p37kavpynh" w:colFirst="0" w:colLast="0"/>
+            <w:bookmarkEnd w:id="9"/>
+            <w:r>
+              <w:rPr>
+                <w:b w:val="0"/>
+                <w:bCs w:val="0"/>
+                <w:sz w:val="22"/>
+                <w:szCs w:val="22"/>
+              </w:rPr>
+              <w:t xml:space="preserve"> </w:t>
+            </w:r>
+            <w:hyperlink r:id="rId11">
+              <w:r>
+                <w:rPr>
+                  <w:b w:val="0"/>
+                  <w:bCs w:val="0"/>
+                  <w:color w:val="1155CC"/>
+                  <w:sz w:val="22"/>
+                  <w:szCs w:val="22"/>
+                  <w:u w:val="single"/>
+                </w:rPr>
+                <w:t>Preview: The Joy of Computing using Python | SWAYAM</w:t>
+              </w:r>
+            </w:hyperlink>
+            <w:r>
+              <w:rPr>
+                <w:b w:val="0"/>
+                <w:bCs w:val="0"/>
+                <w:sz w:val="22"/>
+                <w:szCs w:val="22"/>
+              </w:rPr>
+              <w:t xml:space="preserve"> </w:t>
+            </w:r>
+          </w:p>
+        </w:tc>
+      </w:tr>
+      <w:tr>
+        <w:trPr>
+          <w:trHeight w:val="2145"/>
+        </w:trPr>
+        <w:tc>
+          <w:tcPr>
+            <w:tcW w:w="1905" w:type="dxa"/>
+            <w:vMerge w:val="restart"/>
+            <w:tcBorders>
+              <w:top w:val="nil"/>
+              <w:left w:val="single" w:sz="7" w:space="0" w:color="000000"/>
+              <w:bottom w:val="single" w:sz="7" w:space="0" w:color="000000"/>
+              <w:right w:val="single" w:sz="7" w:space="0" w:color="000000"/>
+            </w:tcBorders>
+            <w:tcMar>
+              <w:top w:w="0" w:type="dxa"/>
+              <w:left w:w="100" w:type="dxa"/>
+              <w:bottom w:w="0" w:type="dxa"/>
+              <w:right w:w="100" w:type="dxa"/>
+            </w:tcMar>
+          </w:tcPr>
+          <w:p>
+            <w:pPr>
+              <w:pStyle w:val="Heading1"/>
+              <w:keepNext w:val="0"/>
+              <w:keepLines w:val="0"/>
+              <w:spacing w:before="0" w:after="120" w:line="276" w:lineRule="auto"/>
+              <w:ind w:left="140" w:right="140"/>
+              <w:rPr>
+                <w:b w:val="0"/>
+                <w:bCs w:val="0"/>
+                <w:sz w:val="22"/>
+                <w:szCs w:val="22"/>
+              </w:rPr>
+            </w:pPr>
+            <w:bookmarkStart w:id="7" w:name="_heading=h.4wsir6k8v9au" w:colFirst="0" w:colLast="0"/>
+            <w:bookmarkEnd w:id="7"/>
+            <w:r>
+              <w:rPr>
+                <w:rFonts w:ascii="Tahoma" w:hAnsi="Tahoma"/>
+                <w:sz w:val="22"/>
+              </w:rPr>
+              <w:t>I- Python Fundamentals and Program Logic</w:t>
+            </w:r>
+          </w:p>
+        </w:tc>
+        <w:tc>
+          <w:tcPr>
+            <w:tcW w:w="1365" w:type="dxa"/>
+            <w:tcBorders>
+              <w:top w:val="nil"/>
+              <w:left w:val="nil"/>
+              <w:bottom w:val="single" w:sz="7" w:space="0" w:color="000000"/>
+              <w:right w:val="single" w:sz="7" w:space="0" w:color="000000"/>
+            </w:tcBorders>
+            <w:tcMar>
+              <w:top w:w="0" w:type="dxa"/>
+              <w:left w:w="100" w:type="dxa"/>
+              <w:bottom w:w="0" w:type="dxa"/>
+              <w:right w:w="100" w:type="dxa"/>
+            </w:tcMar>
+          </w:tcPr>
+          <w:p>
+            <w:pPr>
+              <w:spacing w:line="360" w:lineRule="auto"/>
+              <w:ind w:left="140" w:right="140"/>
+              <w:jc w:val="both"/>
+              <w:rPr>
+                <w:rFonts w:ascii="Tahoma" w:eastAsia="Tahoma" w:hAnsi="Tahoma" w:cs="Tahoma"/>
+                <w:sz w:val="22"/>
+                <w:szCs w:val="22"/>
+              </w:rPr>
+            </w:pPr>
+            <w:r>
+              <w:rPr>
+                <w:rFonts w:ascii="Tahoma" w:hAnsi="Tahoma"/>
+                <w:sz w:val="22"/>
+              </w:rPr>
+              <w:t>K1.6</w:t>
+            </w:r>
+          </w:p>
+        </w:tc>
+        <w:tc>
+          <w:tcPr>
+            <w:tcW w:w="2445" w:type="dxa"/>
+            <w:tcBorders>
+              <w:top w:val="nil"/>
+              <w:left w:val="nil"/>
+              <w:bottom w:val="single" w:sz="7" w:space="0" w:color="000000"/>
+              <w:right w:val="single" w:sz="7" w:space="0" w:color="000000"/>
+            </w:tcBorders>
+            <w:tcMar>
+              <w:top w:w="0" w:type="dxa"/>
+              <w:left w:w="100" w:type="dxa"/>
+              <w:bottom w:w="0" w:type="dxa"/>
+              <w:right w:w="100" w:type="dxa"/>
+            </w:tcMar>
+          </w:tcPr>
+          <w:p>
+            <w:pPr>
+              <w:shd w:val="clear" w:color="auto" w:fill="FFFFFF"/>
+              <w:spacing w:line="360" w:lineRule="auto"/>
+              <w:jc w:val="both"/>
+              <w:rPr>
+                <w:rFonts w:ascii="Tahoma" w:eastAsia="Tahoma" w:hAnsi="Tahoma" w:cs="Tahoma"/>
+                <w:sz w:val="22"/>
+                <w:szCs w:val="22"/>
+              </w:rPr>
+            </w:pPr>
+            <w:r>
+              <w:rPr>
+                <w:rFonts w:ascii="Tahoma" w:hAnsi="Tahoma"/>
+                <w:sz w:val="22"/>
+              </w:rPr>
+              <w:t>Expressions, operator precedence, and program logic using flowcharts and pseudocode.</w:t>
+            </w:r>
+          </w:p>
+        </w:tc>
+        <w:tc>
+          <w:tcPr>
+            <w:tcW w:w="1965" w:type="dxa"/>
+            <w:tcBorders>
+              <w:top w:val="nil"/>
+              <w:left w:val="nil"/>
+              <w:bottom w:val="single" w:sz="7" w:space="0" w:color="000000"/>
+              <w:right w:val="single" w:sz="7" w:space="0" w:color="000000"/>
+            </w:tcBorders>
+            <w:tcMar>
+              <w:top w:w="0" w:type="dxa"/>
+              <w:left w:w="100" w:type="dxa"/>
+              <w:bottom w:w="0" w:type="dxa"/>
+              <w:right w:w="100" w:type="dxa"/>
+            </w:tcMar>
+          </w:tcPr>
+          <w:p>
+            <w:pPr>
+              <w:ind w:left="140" w:right="140"/>
+              <w:jc w:val="both"/>
+              <w:rPr>
+                <w:rFonts w:ascii="Tahoma" w:eastAsia="Tahoma" w:hAnsi="Tahoma" w:cs="Tahoma"/>
+                <w:sz w:val="22"/>
+                <w:szCs w:val="22"/>
+              </w:rPr>
+            </w:pPr>
+            <w:r>
+              <w:rPr>
+                <w:rFonts w:ascii="Tahoma" w:hAnsi="Tahoma"/>
+                <w:sz w:val="22"/>
+              </w:rPr>
+              <w:t>B1, Ch. 3: Python Basics (Appendix A: Precedence Table)</w:t>
+              <w:br/>
+              <w:br/>
+              <w:t>B3, Ch. 1: Program Design Tools – Algorithms, Flowcharts, Pseudocodes</w:t>
+            </w:r>
+          </w:p>
+        </w:tc>
+        <w:tc>
+          <w:tcPr>
+            <w:tcW w:w="2175" w:type="dxa"/>
+            <w:tcBorders>
+              <w:top w:val="nil"/>
+              <w:left w:val="nil"/>
+              <w:bottom w:val="single" w:sz="7" w:space="0" w:color="000000"/>
+              <w:right w:val="single" w:sz="7" w:space="0" w:color="000000"/>
+            </w:tcBorders>
+            <w:tcMar>
+              <w:top w:w="0" w:type="dxa"/>
+              <w:left w:w="100" w:type="dxa"/>
+              <w:bottom w:w="0" w:type="dxa"/>
+              <w:right w:w="100" w:type="dxa"/>
+            </w:tcMar>
+          </w:tcPr>
+          <w:p>
+            <w:pPr>
+              <w:pStyle w:val="Heading1"/>
+              <w:keepNext w:val="0"/>
+              <w:keepLines w:val="0"/>
+              <w:spacing w:before="0" w:after="120" w:line="276" w:lineRule="auto"/>
+              <w:ind w:left="140" w:right="140"/>
+              <w:jc w:val="both"/>
+              <w:rPr>
+                <w:b w:val="0"/>
+                <w:bCs w:val="0"/>
+                <w:sz w:val="22"/>
+                <w:szCs w:val="22"/>
+              </w:rPr>
+            </w:pPr>
+            <w:bookmarkStart w:id="8" w:name="_heading=h.g9b4hnn05cy6" w:colFirst="0" w:colLast="0"/>
+            <w:bookmarkEnd w:id="8"/>
+            <w:r>
+              <w:rPr>
+                <w:b w:val="0"/>
+                <w:bCs w:val="0"/>
+                <w:sz w:val="22"/>
+                <w:szCs w:val="22"/>
+              </w:rPr>
+              <w:t>NPTEL – The Joy of Computing using Python (SWAYAM):</w:t>
+            </w:r>
+            <w:hyperlink r:id="rId10">
+              <w:r>
+                <w:rPr>
+                  <w:b w:val="0"/>
+                  <w:bCs w:val="0"/>
+                  <w:sz w:val="22"/>
+                  <w:szCs w:val="22"/>
+                </w:rPr>
+                <w:t xml:space="preserve"> </w:t>
+              </w:r>
+            </w:hyperlink>
+          </w:p>
+          <w:p>
+            <w:pPr>
+              <w:pStyle w:val="Heading1"/>
+              <w:keepNext w:val="0"/>
+              <w:keepLines w:val="0"/>
+              <w:spacing w:before="0" w:after="120" w:line="276" w:lineRule="auto"/>
+              <w:ind w:left="140" w:right="140"/>
+              <w:rPr>
+                <w:b w:val="0"/>
+                <w:bCs w:val="0"/>
+                <w:sz w:val="22"/>
+                <w:szCs w:val="22"/>
+              </w:rPr>
+            </w:pPr>
+            <w:bookmarkStart w:id="9" w:name="_heading=h.31p37kavpynh" w:colFirst="0" w:colLast="0"/>
+            <w:bookmarkEnd w:id="9"/>
+            <w:r>
+              <w:rPr>
+                <w:b w:val="0"/>
+                <w:bCs w:val="0"/>
+                <w:sz w:val="22"/>
+                <w:szCs w:val="22"/>
+              </w:rPr>
+              <w:t xml:space="preserve"> </w:t>
+            </w:r>
+            <w:hyperlink r:id="rId11">
               <w:r>
                 <w:rPr>
                   <w:b w:val="0"/>
@@ -12186,12 +13192,10 @@
             <w:bookmarkEnd w:id="17"/>
             <w:r>
               <w:rPr>
-                <w:b w:val="0"/>
-                <w:bCs w:val="0"/>
-                <w:sz w:val="22"/>
-                <w:szCs w:val="22"/>
-              </w:rPr>
-              <w:t>II- Operators and Control Flow</w:t>
+                <w:rFonts w:ascii="Tahoma" w:hAnsi="Tahoma"/>
+                <w:sz w:val="22"/>
+              </w:rPr>
+              <w:t>II- Control Structures, Functions, and Collections</w:t>
             </w:r>
           </w:p>
         </w:tc>
@@ -12225,11 +13229,10 @@
             </w:pPr>
             <w:r>
               <w:rPr>
-                <w:rFonts w:ascii="Tahoma" w:eastAsia="Tahoma" w:hAnsi="Tahoma" w:cs="Tahoma"/>
-                <w:sz w:val="22"/>
-                <w:szCs w:val="22"/>
-              </w:rPr>
-              <w:t>K1</w:t>
+                <w:rFonts w:ascii="Tahoma" w:hAnsi="Tahoma"/>
+                <w:sz w:val="22"/>
+              </w:rPr>
+              <w:t>K2.1</w:t>
             </w:r>
           </w:p>
         </w:tc>
@@ -12263,23 +13266,11 @@
             </w:pPr>
             <w:r>
               <w:rPr>
-                <w:rFonts w:ascii="Tahoma" w:eastAsia="Tahoma" w:hAnsi="Tahoma" w:cs="Tahoma"/>
-                <w:sz w:val="22"/>
-                <w:szCs w:val="22"/>
-              </w:rPr>
-              <w:t>Arithmetic, logical, and assignment operators</w:t>
-            </w:r>
-          </w:p>
-          <w:p>
-            <w:pPr>
-              <w:ind w:left="140" w:right="140"/>
-              <w:jc w:val="both"/>
-              <w:rPr>
-                <w:rFonts w:ascii="Tahoma" w:eastAsia="Tahoma" w:hAnsi="Tahoma" w:cs="Tahoma"/>
-                <w:sz w:val="22"/>
-                <w:szCs w:val="22"/>
-              </w:rPr>
-            </w:pPr>
+                <w:rFonts w:ascii="Tahoma" w:hAnsi="Tahoma"/>
+                <w:sz w:val="22"/>
+              </w:rPr>
+              <w:t>Decision-making using if, if-else, nested conditions, and conditional expressions.</w:t>
+            </w:r>
           </w:p>
         </w:tc>
         <w:tc>
@@ -12311,70 +13302,13 @@
             </w:pPr>
             <w:r>
               <w:rPr>
-                <w:rFonts w:ascii="Tahoma" w:eastAsia="Tahoma" w:hAnsi="Tahoma" w:cs="Tahoma"/>
-                <w:sz w:val="22"/>
-                <w:szCs w:val="22"/>
-              </w:rPr>
-              <w:t>Let Us Python (Kanetkar &amp; Kanetkar), Ch. 3: Python Basics</w:t>
-            </w:r>
-          </w:p>
-          <w:p>
-            <w:pPr>
-              <w:spacing w:line="276" w:lineRule="auto"/>
-              <w:ind w:left="140" w:right="140"/>
-              <w:jc w:val="both"/>
-              <w:rPr>
-                <w:rFonts w:ascii="Tahoma" w:eastAsia="Tahoma" w:hAnsi="Tahoma" w:cs="Tahoma"/>
-                <w:sz w:val="22"/>
-                <w:szCs w:val="22"/>
-              </w:rPr>
-            </w:pPr>
-            <w:r>
-              <w:rPr>
-                <w:rFonts w:ascii="Tahoma" w:eastAsia="Tahoma" w:hAnsi="Tahoma" w:cs="Tahoma"/>
-                <w:sz w:val="22"/>
-                <w:szCs w:val="22"/>
-              </w:rPr>
-              <w:t>Unit- 2</w:t>
-            </w:r>
-          </w:p>
-          <w:p>
-            <w:pPr>
-              <w:ind w:left="140" w:right="140"/>
-              <w:jc w:val="both"/>
-              <w:rPr>
-                <w:rFonts w:ascii="Tahoma" w:eastAsia="Tahoma" w:hAnsi="Tahoma" w:cs="Tahoma"/>
-                <w:sz w:val="22"/>
-                <w:szCs w:val="22"/>
-              </w:rPr>
-            </w:pPr>
-            <w:r>
-              <w:rPr>
-                <w:rFonts w:ascii="Tahoma" w:eastAsia="Tahoma" w:hAnsi="Tahoma" w:cs="Tahoma"/>
-                <w:sz w:val="22"/>
-                <w:szCs w:val="22"/>
-              </w:rPr>
-              <w:t>Python Programming Using Problem Solving Approach (Thareja), Ch. 3: Basics of Python Programming</w:t>
-            </w:r>
-          </w:p>
-          <w:p>
-            <w:pPr>
-              <w:spacing w:line="276" w:lineRule="auto"/>
-              <w:ind w:left="140" w:right="140"/>
-              <w:jc w:val="both"/>
-              <w:rPr>
-                <w:rFonts w:ascii="Tahoma" w:eastAsia="Tahoma" w:hAnsi="Tahoma" w:cs="Tahoma"/>
-                <w:sz w:val="22"/>
-                <w:szCs w:val="22"/>
-              </w:rPr>
-            </w:pPr>
-            <w:r>
-              <w:rPr>
-                <w:rFonts w:ascii="Tahoma" w:eastAsia="Tahoma" w:hAnsi="Tahoma" w:cs="Tahoma"/>
-                <w:sz w:val="22"/>
-                <w:szCs w:val="22"/>
-              </w:rPr>
-              <w:t>Unit- 2</w:t>
+                <w:rFonts w:ascii="Tahoma" w:hAnsi="Tahoma"/>
+                <w:sz w:val="22"/>
+              </w:rPr>
+              <w:t>B1, Ch. 5: Decision Control Instruction</w:t>
+              <w:br/>
+              <w:br/>
+              <w:t>B3, Ch. 4: Decision Control Statements</w:t>
             </w:r>
           </w:p>
         </w:tc>
@@ -12506,12 +13440,12 @@
       </w:tr>
       <w:tr>
         <w:trPr>
-          <w:trHeight w:val="855"/>
+          <w:trHeight w:val="795"/>
         </w:trPr>
         <w:tc>
           <w:tcPr>
             <w:tcW w:w="1875" w:type="dxa"/>
-            <w:vMerge/>
+            <w:vMerge w:val="restart"/>
             <w:tcBorders>
               <w:top w:val="nil"/>
               <w:left w:val="single" w:sz="7" w:space="0" w:color="000000"/>
@@ -12528,21 +13462,27 @@
           </w:tcPr>
           <w:p>
             <w:pPr>
-              <w:widowControl w:val="0"/>
-              <w:pBdr>
-                <w:top w:val="nil"/>
-                <w:left w:val="nil"/>
-                <w:bottom w:val="nil"/>
-                <w:right w:val="nil"/>
-                <w:between w:val="nil"/>
-              </w:pBdr>
-              <w:spacing w:line="276" w:lineRule="auto"/>
-              <w:rPr>
-                <w:rFonts w:ascii="Tahoma" w:eastAsia="Tahoma" w:hAnsi="Tahoma" w:cs="Tahoma"/>
-                <w:sz w:val="22"/>
-                <w:szCs w:val="22"/>
-              </w:rPr>
-            </w:pPr>
+              <w:pStyle w:val="Heading1"/>
+              <w:keepNext w:val="0"/>
+              <w:keepLines w:val="0"/>
+              <w:spacing w:before="0" w:after="120" w:line="276" w:lineRule="auto"/>
+              <w:ind w:left="140" w:right="140"/>
+              <w:rPr>
+                <w:b w:val="0"/>
+                <w:bCs w:val="0"/>
+                <w:sz w:val="22"/>
+                <w:szCs w:val="22"/>
+              </w:rPr>
+            </w:pPr>
+            <w:bookmarkStart w:id="17" w:name="_heading=h.n5cz737sjj8t" w:colFirst="0" w:colLast="0"/>
+            <w:bookmarkEnd w:id="17"/>
+            <w:r>
+              <w:rPr>
+                <w:rFonts w:ascii="Tahoma" w:hAnsi="Tahoma"/>
+                <w:sz w:val="22"/>
+              </w:rPr>
+              <w:t>II- Control Structures, Functions, and Collections</w:t>
+            </w:r>
           </w:p>
         </w:tc>
         <w:tc>
@@ -12575,11 +13515,10 @@
             </w:pPr>
             <w:r>
               <w:rPr>
-                <w:rFonts w:ascii="Tahoma" w:eastAsia="Tahoma" w:hAnsi="Tahoma" w:cs="Tahoma"/>
-                <w:sz w:val="22"/>
-                <w:szCs w:val="22"/>
-              </w:rPr>
-              <w:t>K2</w:t>
+                <w:rFonts w:ascii="Tahoma" w:hAnsi="Tahoma"/>
+                <w:sz w:val="22"/>
+              </w:rPr>
+              <w:t>K2.2</w:t>
             </w:r>
           </w:p>
         </w:tc>
@@ -12604,7 +13543,6 @@
             <w:pPr>
               <w:shd w:val="clear" w:color="auto" w:fill="FFFFFF"/>
               <w:spacing w:line="360" w:lineRule="auto"/>
-              <w:ind w:left="720"/>
               <w:jc w:val="both"/>
               <w:rPr>
                 <w:rFonts w:ascii="Tahoma" w:eastAsia="Tahoma" w:hAnsi="Tahoma" w:cs="Tahoma"/>
@@ -12614,11 +13552,10 @@
             </w:pPr>
             <w:r>
               <w:rPr>
-                <w:rFonts w:ascii="Tahoma" w:eastAsia="Tahoma" w:hAnsi="Tahoma" w:cs="Tahoma"/>
-                <w:sz w:val="22"/>
-                <w:szCs w:val="22"/>
-              </w:rPr>
-              <w:t>If-else and nested if-else statements; significance of indentation</w:t>
+                <w:rFonts w:ascii="Tahoma" w:hAnsi="Tahoma"/>
+                <w:sz w:val="22"/>
+              </w:rPr>
+              <w:t>Iteration using while, for, nested loops, range(), break, continue, and pass.</w:t>
             </w:r>
           </w:p>
         </w:tc>
@@ -12651,31 +13588,13 @@
             </w:pPr>
             <w:r>
               <w:rPr>
-                <w:rFonts w:ascii="Tahoma" w:eastAsia="Tahoma" w:hAnsi="Tahoma" w:cs="Tahoma"/>
-                <w:sz w:val="22"/>
-                <w:szCs w:val="22"/>
-              </w:rPr>
-              <w:t>Let Us Python (Kanetkar &amp; Kanetkar), Ch. 5: Decision Control Instruction</w:t>
-            </w:r>
-          </w:p>
-          <w:p>
-            <w:pPr>
-              <w:spacing w:line="276" w:lineRule="auto"/>
-              <w:ind w:left="140" w:right="140"/>
-              <w:jc w:val="both"/>
-              <w:rPr>
-                <w:rFonts w:ascii="Tahoma" w:eastAsia="Tahoma" w:hAnsi="Tahoma" w:cs="Tahoma"/>
-                <w:sz w:val="22"/>
-                <w:szCs w:val="22"/>
-              </w:rPr>
-            </w:pPr>
-            <w:r>
-              <w:rPr>
-                <w:rFonts w:ascii="Tahoma" w:eastAsia="Tahoma" w:hAnsi="Tahoma" w:cs="Tahoma"/>
-                <w:sz w:val="22"/>
-                <w:szCs w:val="22"/>
-              </w:rPr>
-              <w:t>Unit- 2.</w:t>
+                <w:rFonts w:ascii="Tahoma" w:hAnsi="Tahoma"/>
+                <w:sz w:val="22"/>
+              </w:rPr>
+              <w:t>B1, Ch. 6: Repetition Control Instruction</w:t>
+              <w:br/>
+              <w:br/>
+              <w:t>B3, Ch. 4: Decision Control Statements (loop constructs)</w:t>
             </w:r>
           </w:p>
         </w:tc>
@@ -12702,7 +13621,8 @@
               <w:keepNext w:val="0"/>
               <w:keepLines w:val="0"/>
               <w:spacing w:before="0" w:after="120" w:line="276" w:lineRule="auto"/>
-              <w:ind w:right="140"/>
+              <w:ind w:left="140" w:right="140"/>
+              <w:jc w:val="both"/>
               <w:rPr>
                 <w:b w:val="0"/>
                 <w:bCs w:val="0"/>
@@ -12710,8 +13630,8 @@
                 <w:szCs w:val="22"/>
               </w:rPr>
             </w:pPr>
-            <w:bookmarkStart w:id="20" w:name="_heading=h.nkg1yeldz3r6" w:colFirst="0" w:colLast="0"/>
-            <w:bookmarkEnd w:id="20"/>
+            <w:bookmarkStart w:id="18" w:name="_heading=h.n9vcp86uj0gz" w:colFirst="0" w:colLast="0"/>
+            <w:bookmarkEnd w:id="18"/>
             <w:r>
               <w:rPr>
                 <w:b w:val="0"/>
@@ -12721,7 +13641,7 @@
               </w:rPr>
               <w:t>NPTEL – The Joy of Computing using Python (SWAYAM):</w:t>
             </w:r>
-            <w:hyperlink r:id="rId15">
+            <w:hyperlink r:id="rId14">
               <w:r>
                 <w:rPr>
                   <w:b w:val="0"/>
@@ -12732,28 +13652,66 @@
                 <w:t xml:space="preserve"> </w:t>
               </w:r>
             </w:hyperlink>
-            <w:r>
+          </w:p>
+          <w:bookmarkStart w:id="19" w:name="_heading=h.xqijntflh8xx" w:colFirst="0" w:colLast="0"/>
+          <w:bookmarkEnd w:id="19"/>
+          <w:p>
+            <w:pPr>
+              <w:pStyle w:val="Heading1"/>
+              <w:keepNext w:val="0"/>
+              <w:keepLines w:val="0"/>
+              <w:spacing w:before="0" w:after="120" w:line="276" w:lineRule="auto"/>
+              <w:ind w:left="140" w:right="140"/>
               <w:rPr>
                 <w:b w:val="0"/>
                 <w:bCs w:val="0"/>
                 <w:sz w:val="22"/>
                 <w:szCs w:val="22"/>
               </w:rPr>
-              <w:t xml:space="preserve"> </w:t>
-            </w:r>
-            <w:hyperlink r:id="rId16">
-              <w:r>
-                <w:rPr>
-                  <w:b w:val="0"/>
-                  <w:bCs w:val="0"/>
-                  <w:color w:val="1155CC"/>
-                  <w:sz w:val="22"/>
-                  <w:szCs w:val="22"/>
-                  <w:u w:val="single"/>
-                </w:rPr>
-                <w:t>Preview: The Joy of Computing using Python | SWAYAM</w:t>
-              </w:r>
-            </w:hyperlink>
+            </w:pPr>
+            <w:r>
+              <w:rPr>
+                <w:sz w:val="22"/>
+                <w:szCs w:val="22"/>
+              </w:rPr>
+              <w:fldChar w:fldCharType="begin"/>
+            </w:r>
+            <w:r>
+              <w:rPr>
+                <w:sz w:val="22"/>
+                <w:szCs w:val="22"/>
+              </w:rPr>
+              <w:instrText xml:space="preserve"> HYPERLINK "https://onlinecourses.nptel.ac.in/noc26_cs84/preview" \h </w:instrText>
+            </w:r>
+            <w:r>
+              <w:rPr>
+                <w:sz w:val="22"/>
+                <w:szCs w:val="22"/>
+              </w:rPr>
+              <w:fldChar w:fldCharType="separate"/>
+            </w:r>
+            <w:r>
+              <w:rPr>
+                <w:b w:val="0"/>
+                <w:bCs w:val="0"/>
+                <w:color w:val="1155CC"/>
+                <w:sz w:val="22"/>
+                <w:szCs w:val="22"/>
+                <w:u w:val="single"/>
+              </w:rPr>
+              <w:t>Preview: The Joy of Computing using Python | SWAYAM</w:t>
+            </w:r>
+            <w:r>
+              <w:rPr>
+                <w:b w:val="0"/>
+                <w:bCs w:val="0"/>
+                <w:color w:val="1155CC"/>
+                <w:sz w:val="22"/>
+                <w:szCs w:val="22"/>
+                <w:u w:val="single"/>
+              </w:rPr>
+              <w:fldChar w:fldCharType="end"/>
+            </w:r>
             <w:r>
               <w:rPr>
                 <w:b w:val="0"/>
@@ -12768,12 +13726,12 @@
       </w:tr>
       <w:tr>
         <w:trPr>
-          <w:trHeight w:val="2415"/>
+          <w:trHeight w:val="795"/>
         </w:trPr>
         <w:tc>
           <w:tcPr>
             <w:tcW w:w="1875" w:type="dxa"/>
-            <w:vMerge/>
+            <w:vMerge w:val="restart"/>
             <w:tcBorders>
               <w:top w:val="nil"/>
               <w:left w:val="single" w:sz="7" w:space="0" w:color="000000"/>
@@ -12790,21 +13748,27 @@
           </w:tcPr>
           <w:p>
             <w:pPr>
-              <w:widowControl w:val="0"/>
-              <w:pBdr>
-                <w:top w:val="nil"/>
-                <w:left w:val="nil"/>
-                <w:bottom w:val="nil"/>
-                <w:right w:val="nil"/>
-                <w:between w:val="nil"/>
-              </w:pBdr>
-              <w:spacing w:line="276" w:lineRule="auto"/>
-              <w:rPr>
-                <w:rFonts w:ascii="Tahoma" w:eastAsia="Tahoma" w:hAnsi="Tahoma" w:cs="Tahoma"/>
-                <w:sz w:val="22"/>
-                <w:szCs w:val="22"/>
-              </w:rPr>
-            </w:pPr>
+              <w:pStyle w:val="Heading1"/>
+              <w:keepNext w:val="0"/>
+              <w:keepLines w:val="0"/>
+              <w:spacing w:before="0" w:after="120" w:line="276" w:lineRule="auto"/>
+              <w:ind w:left="140" w:right="140"/>
+              <w:rPr>
+                <w:b w:val="0"/>
+                <w:bCs w:val="0"/>
+                <w:sz w:val="22"/>
+                <w:szCs w:val="22"/>
+              </w:rPr>
+            </w:pPr>
+            <w:bookmarkStart w:id="17" w:name="_heading=h.n5cz737sjj8t" w:colFirst="0" w:colLast="0"/>
+            <w:bookmarkEnd w:id="17"/>
+            <w:r>
+              <w:rPr>
+                <w:rFonts w:ascii="Tahoma" w:hAnsi="Tahoma"/>
+                <w:sz w:val="22"/>
+              </w:rPr>
+              <w:t>II- Control Structures, Functions, and Collections</w:t>
+            </w:r>
           </w:p>
         </w:tc>
         <w:tc>
@@ -12826,6 +13790,7 @@
           </w:tcPr>
           <w:p>
             <w:pPr>
+              <w:spacing w:line="360" w:lineRule="auto"/>
               <w:ind w:left="140" w:right="140"/>
               <w:jc w:val="both"/>
               <w:rPr>
@@ -12836,11 +13801,10 @@
             </w:pPr>
             <w:r>
               <w:rPr>
-                <w:rFonts w:ascii="Tahoma" w:eastAsia="Tahoma" w:hAnsi="Tahoma" w:cs="Tahoma"/>
-                <w:sz w:val="22"/>
-                <w:szCs w:val="22"/>
-              </w:rPr>
-              <w:t>K3</w:t>
+                <w:rFonts w:ascii="Tahoma" w:hAnsi="Tahoma"/>
+                <w:sz w:val="22"/>
+              </w:rPr>
+              <w:t>K2.3</w:t>
             </w:r>
           </w:p>
         </w:tc>
@@ -12865,7 +13829,6 @@
             <w:pPr>
               <w:shd w:val="clear" w:color="auto" w:fill="FFFFFF"/>
               <w:spacing w:line="360" w:lineRule="auto"/>
-              <w:ind w:left="720"/>
               <w:jc w:val="both"/>
               <w:rPr>
                 <w:rFonts w:ascii="Tahoma" w:eastAsia="Tahoma" w:hAnsi="Tahoma" w:cs="Tahoma"/>
@@ -12875,11 +13838,10 @@
             </w:pPr>
             <w:r>
               <w:rPr>
-                <w:rFonts w:ascii="Tahoma" w:eastAsia="Tahoma" w:hAnsi="Tahoma" w:cs="Tahoma"/>
-                <w:sz w:val="22"/>
-                <w:szCs w:val="22"/>
-              </w:rPr>
-              <w:t>While loops, for loops, nested loops; break, continue, and pass; the Guessing Game application</w:t>
+                <w:rFonts w:ascii="Tahoma" w:hAnsi="Tahoma"/>
+                <w:sz w:val="22"/>
+              </w:rPr>
+              <w:t>Strings: indexing, slicing, formatting, methods, and validation.</w:t>
             </w:r>
           </w:p>
         </w:tc>
@@ -12912,79 +13874,13 @@
             </w:pPr>
             <w:r>
               <w:rPr>
-                <w:rFonts w:ascii="Tahoma" w:eastAsia="Tahoma" w:hAnsi="Tahoma" w:cs="Tahoma"/>
-                <w:sz w:val="22"/>
-                <w:szCs w:val="22"/>
-              </w:rPr>
-              <w:t>Let Us Python (Kanetkar &amp; Kanetkar), Ch. 6: Repetition Control Instruction</w:t>
-            </w:r>
-          </w:p>
-          <w:p>
-            <w:pPr>
-              <w:spacing w:line="276" w:lineRule="auto"/>
-              <w:ind w:left="140" w:right="140"/>
-              <w:jc w:val="both"/>
-              <w:rPr>
-                <w:rFonts w:ascii="Tahoma" w:eastAsia="Tahoma" w:hAnsi="Tahoma" w:cs="Tahoma"/>
-                <w:sz w:val="22"/>
-                <w:szCs w:val="22"/>
-              </w:rPr>
-            </w:pPr>
-            <w:r>
-              <w:rPr>
-                <w:rFonts w:ascii="Tahoma" w:eastAsia="Tahoma" w:hAnsi="Tahoma" w:cs="Tahoma"/>
-                <w:sz w:val="22"/>
-                <w:szCs w:val="22"/>
-              </w:rPr>
-              <w:t>Unit- 2.</w:t>
-            </w:r>
-          </w:p>
-          <w:p>
-            <w:pPr>
-              <w:ind w:left="140" w:right="140"/>
-              <w:jc w:val="both"/>
-              <w:rPr>
-                <w:rFonts w:ascii="Tahoma" w:eastAsia="Tahoma" w:hAnsi="Tahoma" w:cs="Tahoma"/>
-                <w:sz w:val="22"/>
-                <w:szCs w:val="22"/>
-              </w:rPr>
-            </w:pPr>
-            <w:r>
-              <w:rPr>
-                <w:rFonts w:ascii="Tahoma" w:eastAsia="Tahoma" w:hAnsi="Tahoma" w:cs="Tahoma"/>
-                <w:sz w:val="22"/>
-                <w:szCs w:val="22"/>
-              </w:rPr>
-              <w:t xml:space="preserve">Python Programming Using Problem </w:t>
-            </w:r>
-            <w:r>
-              <w:rPr>
-                <w:rFonts w:ascii="Tahoma" w:eastAsia="Tahoma" w:hAnsi="Tahoma" w:cs="Tahoma"/>
-                <w:sz w:val="22"/>
-                <w:szCs w:val="22"/>
-              </w:rPr>
-              <w:lastRenderedPageBreak/>
-              <w:t>Solving Approach (Thareja), Ch. 4: Decision Control Statements (loop constructs)</w:t>
-            </w:r>
-          </w:p>
-          <w:p>
-            <w:pPr>
-              <w:spacing w:line="276" w:lineRule="auto"/>
-              <w:ind w:left="140" w:right="140"/>
-              <w:jc w:val="both"/>
-              <w:rPr>
-                <w:rFonts w:ascii="Tahoma" w:eastAsia="Tahoma" w:hAnsi="Tahoma" w:cs="Tahoma"/>
-                <w:sz w:val="22"/>
-                <w:szCs w:val="22"/>
-              </w:rPr>
-            </w:pPr>
-            <w:r>
-              <w:rPr>
-                <w:rFonts w:ascii="Tahoma" w:eastAsia="Tahoma" w:hAnsi="Tahoma" w:cs="Tahoma"/>
-                <w:sz w:val="22"/>
-                <w:szCs w:val="22"/>
-              </w:rPr>
-              <w:t>Unit- 2.</w:t>
+                <w:rFonts w:ascii="Tahoma" w:hAnsi="Tahoma"/>
+                <w:sz w:val="22"/>
+              </w:rPr>
+              <w:t>B1, Ch. 4: Strings and Regular Expressions</w:t>
+              <w:br/>
+              <w:br/>
+              <w:t>B3, Ch. 6: Python Strings Revisited</w:t>
             </w:r>
           </w:p>
         </w:tc>
@@ -13020,8 +13916,8 @@
                 <w:szCs w:val="22"/>
               </w:rPr>
             </w:pPr>
-            <w:bookmarkStart w:id="21" w:name="_heading=h.gan91rd7ci3y" w:colFirst="0" w:colLast="0"/>
-            <w:bookmarkEnd w:id="21"/>
+            <w:bookmarkStart w:id="18" w:name="_heading=h.n9vcp86uj0gz" w:colFirst="0" w:colLast="0"/>
+            <w:bookmarkEnd w:id="18"/>
             <w:r>
               <w:rPr>
                 <w:b w:val="0"/>
@@ -13029,10 +13925,9 @@
                 <w:sz w:val="22"/>
                 <w:szCs w:val="22"/>
               </w:rPr>
-              <w:lastRenderedPageBreak/>
               <w:t>NPTEL – The Joy of Computing using Python (SWAYAM):</w:t>
             </w:r>
-            <w:hyperlink r:id="rId17">
+            <w:hyperlink r:id="rId14">
               <w:r>
                 <w:rPr>
                   <w:b w:val="0"/>
@@ -13044,6 +13939,8 @@
               </w:r>
             </w:hyperlink>
           </w:p>
+          <w:bookmarkStart w:id="19" w:name="_heading=h.xqijntflh8xx" w:colFirst="0" w:colLast="0"/>
+          <w:bookmarkEnd w:id="19"/>
           <w:p>
             <w:pPr>
               <w:pStyle w:val="Heading1"/>
@@ -13058,31 +13955,907 @@
                 <w:szCs w:val="22"/>
               </w:rPr>
             </w:pPr>
-            <w:bookmarkStart w:id="22" w:name="_heading=h.rs8wuku1t7ew" w:colFirst="0" w:colLast="0"/>
-            <w:bookmarkEnd w:id="22"/>
+            <w:r>
+              <w:rPr>
+                <w:sz w:val="22"/>
+                <w:szCs w:val="22"/>
+              </w:rPr>
+              <w:fldChar w:fldCharType="begin"/>
+            </w:r>
+            <w:r>
+              <w:rPr>
+                <w:sz w:val="22"/>
+                <w:szCs w:val="22"/>
+              </w:rPr>
+              <w:instrText xml:space="preserve"> HYPERLINK "https://onlinecourses.nptel.ac.in/noc26_cs84/preview" \h </w:instrText>
+            </w:r>
+            <w:r>
+              <w:rPr>
+                <w:sz w:val="22"/>
+                <w:szCs w:val="22"/>
+              </w:rPr>
+              <w:fldChar w:fldCharType="separate"/>
+            </w:r>
             <w:r>
               <w:rPr>
                 <w:b w:val="0"/>
                 <w:bCs w:val="0"/>
-                <w:sz w:val="22"/>
-                <w:szCs w:val="22"/>
-              </w:rPr>
-              <w:lastRenderedPageBreak/>
+                <w:color w:val="1155CC"/>
+                <w:sz w:val="22"/>
+                <w:szCs w:val="22"/>
+                <w:u w:val="single"/>
+              </w:rPr>
+              <w:t>Preview: The Joy of Computing using Python | SWAYAM</w:t>
+            </w:r>
+            <w:r>
+              <w:rPr>
+                <w:b w:val="0"/>
+                <w:bCs w:val="0"/>
+                <w:color w:val="1155CC"/>
+                <w:sz w:val="22"/>
+                <w:szCs w:val="22"/>
+                <w:u w:val="single"/>
+              </w:rPr>
+              <w:fldChar w:fldCharType="end"/>
+            </w:r>
+            <w:r>
+              <w:rPr>
+                <w:b w:val="0"/>
+                <w:bCs w:val="0"/>
+                <w:sz w:val="22"/>
+                <w:szCs w:val="22"/>
+              </w:rPr>
               <w:t xml:space="preserve"> </w:t>
             </w:r>
-            <w:hyperlink r:id="rId18">
+          </w:p>
+        </w:tc>
+      </w:tr>
+      <w:tr>
+        <w:trPr>
+          <w:trHeight w:val="795"/>
+        </w:trPr>
+        <w:tc>
+          <w:tcPr>
+            <w:tcW w:w="1875" w:type="dxa"/>
+            <w:vMerge w:val="restart"/>
+            <w:tcBorders>
+              <w:top w:val="nil"/>
+              <w:left w:val="single" w:sz="7" w:space="0" w:color="000000"/>
+              <w:bottom w:val="single" w:sz="7" w:space="0" w:color="000000"/>
+              <w:right w:val="single" w:sz="7" w:space="0" w:color="000000"/>
+            </w:tcBorders>
+            <w:shd w:val="clear" w:color="auto" w:fill="auto"/>
+            <w:tcMar>
+              <w:top w:w="0" w:type="dxa"/>
+              <w:left w:w="100" w:type="dxa"/>
+              <w:bottom w:w="0" w:type="dxa"/>
+              <w:right w:w="100" w:type="dxa"/>
+            </w:tcMar>
+          </w:tcPr>
+          <w:p>
+            <w:pPr>
+              <w:pStyle w:val="Heading1"/>
+              <w:keepNext w:val="0"/>
+              <w:keepLines w:val="0"/>
+              <w:spacing w:before="0" w:after="120" w:line="276" w:lineRule="auto"/>
+              <w:ind w:left="140" w:right="140"/>
+              <w:rPr>
+                <w:b w:val="0"/>
+                <w:bCs w:val="0"/>
+                <w:sz w:val="22"/>
+                <w:szCs w:val="22"/>
+              </w:rPr>
+            </w:pPr>
+            <w:bookmarkStart w:id="17" w:name="_heading=h.n5cz737sjj8t" w:colFirst="0" w:colLast="0"/>
+            <w:bookmarkEnd w:id="17"/>
+            <w:r>
+              <w:rPr>
+                <w:rFonts w:ascii="Tahoma" w:hAnsi="Tahoma"/>
+                <w:sz w:val="22"/>
+              </w:rPr>
+              <w:t>II- Control Structures, Functions, and Collections</w:t>
+            </w:r>
+          </w:p>
+        </w:tc>
+        <w:tc>
+          <w:tcPr>
+            <w:tcW w:w="1320" w:type="dxa"/>
+            <w:tcBorders>
+              <w:top w:val="nil"/>
+              <w:left w:val="nil"/>
+              <w:bottom w:val="single" w:sz="7" w:space="0" w:color="000000"/>
+              <w:right w:val="single" w:sz="7" w:space="0" w:color="000000"/>
+            </w:tcBorders>
+            <w:shd w:val="clear" w:color="auto" w:fill="auto"/>
+            <w:tcMar>
+              <w:top w:w="0" w:type="dxa"/>
+              <w:left w:w="100" w:type="dxa"/>
+              <w:bottom w:w="0" w:type="dxa"/>
+              <w:right w:w="100" w:type="dxa"/>
+            </w:tcMar>
+          </w:tcPr>
+          <w:p>
+            <w:pPr>
+              <w:spacing w:line="360" w:lineRule="auto"/>
+              <w:ind w:left="140" w:right="140"/>
+              <w:jc w:val="both"/>
+              <w:rPr>
+                <w:rFonts w:ascii="Tahoma" w:eastAsia="Tahoma" w:hAnsi="Tahoma" w:cs="Tahoma"/>
+                <w:sz w:val="22"/>
+                <w:szCs w:val="22"/>
+              </w:rPr>
+            </w:pPr>
+            <w:r>
+              <w:rPr>
+                <w:rFonts w:ascii="Tahoma" w:hAnsi="Tahoma"/>
+                <w:sz w:val="22"/>
+              </w:rPr>
+              <w:t>K2.4</w:t>
+            </w:r>
+          </w:p>
+        </w:tc>
+        <w:tc>
+          <w:tcPr>
+            <w:tcW w:w="2550" w:type="dxa"/>
+            <w:tcBorders>
+              <w:top w:val="nil"/>
+              <w:left w:val="nil"/>
+              <w:bottom w:val="single" w:sz="7" w:space="0" w:color="000000"/>
+              <w:right w:val="single" w:sz="7" w:space="0" w:color="000000"/>
+            </w:tcBorders>
+            <w:shd w:val="clear" w:color="auto" w:fill="auto"/>
+            <w:tcMar>
+              <w:top w:w="0" w:type="dxa"/>
+              <w:left w:w="100" w:type="dxa"/>
+              <w:bottom w:w="0" w:type="dxa"/>
+              <w:right w:w="100" w:type="dxa"/>
+            </w:tcMar>
+          </w:tcPr>
+          <w:p>
+            <w:pPr>
+              <w:shd w:val="clear" w:color="auto" w:fill="FFFFFF"/>
+              <w:spacing w:line="360" w:lineRule="auto"/>
+              <w:jc w:val="both"/>
+              <w:rPr>
+                <w:rFonts w:ascii="Tahoma" w:eastAsia="Tahoma" w:hAnsi="Tahoma" w:cs="Tahoma"/>
+                <w:sz w:val="22"/>
+                <w:szCs w:val="22"/>
+              </w:rPr>
+            </w:pPr>
+            <w:r>
+              <w:rPr>
+                <w:rFonts w:ascii="Tahoma" w:hAnsi="Tahoma"/>
+                <w:sz w:val="22"/>
+              </w:rPr>
+              <w:t>Lists, tuples, sets, and dictionaries: creation, traversal, update, deletion, and use cases.</w:t>
+            </w:r>
+          </w:p>
+        </w:tc>
+        <w:tc>
+          <w:tcPr>
+            <w:tcW w:w="1905" w:type="dxa"/>
+            <w:tcBorders>
+              <w:top w:val="nil"/>
+              <w:left w:val="nil"/>
+              <w:bottom w:val="single" w:sz="7" w:space="0" w:color="000000"/>
+              <w:right w:val="single" w:sz="7" w:space="0" w:color="000000"/>
+            </w:tcBorders>
+            <w:shd w:val="clear" w:color="auto" w:fill="auto"/>
+            <w:tcMar>
+              <w:top w:w="0" w:type="dxa"/>
+              <w:left w:w="100" w:type="dxa"/>
+              <w:bottom w:w="0" w:type="dxa"/>
+              <w:right w:w="100" w:type="dxa"/>
+            </w:tcMar>
+          </w:tcPr>
+          <w:p>
+            <w:pPr>
+              <w:ind w:left="140" w:right="140"/>
+              <w:jc w:val="both"/>
+              <w:rPr>
+                <w:rFonts w:ascii="Tahoma" w:eastAsia="Tahoma" w:hAnsi="Tahoma" w:cs="Tahoma"/>
+                <w:sz w:val="22"/>
+                <w:szCs w:val="22"/>
+              </w:rPr>
+            </w:pPr>
+            <w:r>
+              <w:rPr>
+                <w:rFonts w:ascii="Tahoma" w:hAnsi="Tahoma"/>
+                <w:sz w:val="22"/>
+              </w:rPr>
+              <w:t>B1, Ch. 8–11: Lists; Tuples; Sets; Dictionaries</w:t>
+              <w:br/>
+              <w:br/>
+              <w:t>B3, Ch. 8: Data Structures</w:t>
+            </w:r>
+          </w:p>
+        </w:tc>
+        <w:tc>
+          <w:tcPr>
+            <w:tcW w:w="1605" w:type="dxa"/>
+            <w:tcBorders>
+              <w:top w:val="nil"/>
+              <w:left w:val="nil"/>
+              <w:bottom w:val="single" w:sz="7" w:space="0" w:color="000000"/>
+              <w:right w:val="single" w:sz="7" w:space="0" w:color="000000"/>
+            </w:tcBorders>
+            <w:shd w:val="clear" w:color="auto" w:fill="auto"/>
+            <w:tcMar>
+              <w:top w:w="0" w:type="dxa"/>
+              <w:left w:w="100" w:type="dxa"/>
+              <w:bottom w:w="0" w:type="dxa"/>
+              <w:right w:w="100" w:type="dxa"/>
+            </w:tcMar>
+          </w:tcPr>
+          <w:p>
+            <w:pPr>
+              <w:pStyle w:val="Heading1"/>
+              <w:keepNext w:val="0"/>
+              <w:keepLines w:val="0"/>
+              <w:spacing w:before="0" w:after="120" w:line="276" w:lineRule="auto"/>
+              <w:ind w:left="140" w:right="140"/>
+              <w:jc w:val="both"/>
+              <w:rPr>
+                <w:b w:val="0"/>
+                <w:bCs w:val="0"/>
+                <w:sz w:val="22"/>
+                <w:szCs w:val="22"/>
+              </w:rPr>
+            </w:pPr>
+            <w:bookmarkStart w:id="18" w:name="_heading=h.n9vcp86uj0gz" w:colFirst="0" w:colLast="0"/>
+            <w:bookmarkEnd w:id="18"/>
+            <w:r>
+              <w:rPr>
+                <w:b w:val="0"/>
+                <w:bCs w:val="0"/>
+                <w:sz w:val="22"/>
+                <w:szCs w:val="22"/>
+              </w:rPr>
+              <w:t>NPTEL – The Joy of Computing using Python (SWAYAM):</w:t>
+            </w:r>
+            <w:hyperlink r:id="rId14">
               <w:r>
                 <w:rPr>
                   <w:b w:val="0"/>
                   <w:bCs w:val="0"/>
-                  <w:color w:val="1155CC"/>
                   <w:sz w:val="22"/>
                   <w:szCs w:val="22"/>
-                  <w:u w:val="single"/>
                 </w:rPr>
-                <w:t>Preview: The Joy of Computing using Python | SWAYAM</w:t>
+                <w:t xml:space="preserve"> </w:t>
               </w:r>
             </w:hyperlink>
+          </w:p>
+          <w:bookmarkStart w:id="19" w:name="_heading=h.xqijntflh8xx" w:colFirst="0" w:colLast="0"/>
+          <w:bookmarkEnd w:id="19"/>
+          <w:p>
+            <w:pPr>
+              <w:pStyle w:val="Heading1"/>
+              <w:keepNext w:val="0"/>
+              <w:keepLines w:val="0"/>
+              <w:spacing w:before="0" w:after="120" w:line="276" w:lineRule="auto"/>
+              <w:ind w:left="140" w:right="140"/>
+              <w:rPr>
+                <w:b w:val="0"/>
+                <w:bCs w:val="0"/>
+                <w:sz w:val="22"/>
+                <w:szCs w:val="22"/>
+              </w:rPr>
+            </w:pPr>
+            <w:r>
+              <w:rPr>
+                <w:sz w:val="22"/>
+                <w:szCs w:val="22"/>
+              </w:rPr>
+              <w:fldChar w:fldCharType="begin"/>
+            </w:r>
+            <w:r>
+              <w:rPr>
+                <w:sz w:val="22"/>
+                <w:szCs w:val="22"/>
+              </w:rPr>
+              <w:instrText xml:space="preserve"> HYPERLINK "https://onlinecourses.nptel.ac.in/noc26_cs84/preview" \h </w:instrText>
+            </w:r>
+            <w:r>
+              <w:rPr>
+                <w:sz w:val="22"/>
+                <w:szCs w:val="22"/>
+              </w:rPr>
+              <w:fldChar w:fldCharType="separate"/>
+            </w:r>
+            <w:r>
+              <w:rPr>
+                <w:b w:val="0"/>
+                <w:bCs w:val="0"/>
+                <w:color w:val="1155CC"/>
+                <w:sz w:val="22"/>
+                <w:szCs w:val="22"/>
+                <w:u w:val="single"/>
+              </w:rPr>
+              <w:t>Preview: The Joy of Computing using Python | SWAYAM</w:t>
+            </w:r>
+            <w:r>
+              <w:rPr>
+                <w:b w:val="0"/>
+                <w:bCs w:val="0"/>
+                <w:color w:val="1155CC"/>
+                <w:sz w:val="22"/>
+                <w:szCs w:val="22"/>
+                <w:u w:val="single"/>
+              </w:rPr>
+              <w:fldChar w:fldCharType="end"/>
+            </w:r>
+            <w:r>
+              <w:rPr>
+                <w:b w:val="0"/>
+                <w:bCs w:val="0"/>
+                <w:sz w:val="22"/>
+                <w:szCs w:val="22"/>
+              </w:rPr>
+              <w:t xml:space="preserve"> </w:t>
+            </w:r>
+          </w:p>
+        </w:tc>
+      </w:tr>
+      <w:tr>
+        <w:trPr>
+          <w:trHeight w:val="795"/>
+        </w:trPr>
+        <w:tc>
+          <w:tcPr>
+            <w:tcW w:w="1875" w:type="dxa"/>
+            <w:vMerge w:val="restart"/>
+            <w:tcBorders>
+              <w:top w:val="nil"/>
+              <w:left w:val="single" w:sz="7" w:space="0" w:color="000000"/>
+              <w:bottom w:val="single" w:sz="7" w:space="0" w:color="000000"/>
+              <w:right w:val="single" w:sz="7" w:space="0" w:color="000000"/>
+            </w:tcBorders>
+            <w:shd w:val="clear" w:color="auto" w:fill="auto"/>
+            <w:tcMar>
+              <w:top w:w="0" w:type="dxa"/>
+              <w:left w:w="100" w:type="dxa"/>
+              <w:bottom w:w="0" w:type="dxa"/>
+              <w:right w:w="100" w:type="dxa"/>
+            </w:tcMar>
+          </w:tcPr>
+          <w:p>
+            <w:pPr>
+              <w:pStyle w:val="Heading1"/>
+              <w:keepNext w:val="0"/>
+              <w:keepLines w:val="0"/>
+              <w:spacing w:before="0" w:after="120" w:line="276" w:lineRule="auto"/>
+              <w:ind w:left="140" w:right="140"/>
+              <w:rPr>
+                <w:b w:val="0"/>
+                <w:bCs w:val="0"/>
+                <w:sz w:val="22"/>
+                <w:szCs w:val="22"/>
+              </w:rPr>
+            </w:pPr>
+            <w:bookmarkStart w:id="17" w:name="_heading=h.n5cz737sjj8t" w:colFirst="0" w:colLast="0"/>
+            <w:bookmarkEnd w:id="17"/>
+            <w:r>
+              <w:rPr>
+                <w:rFonts w:ascii="Tahoma" w:hAnsi="Tahoma"/>
+                <w:sz w:val="22"/>
+              </w:rPr>
+              <w:t>II- Control Structures, Functions, and Collections</w:t>
+            </w:r>
+          </w:p>
+        </w:tc>
+        <w:tc>
+          <w:tcPr>
+            <w:tcW w:w="1320" w:type="dxa"/>
+            <w:tcBorders>
+              <w:top w:val="nil"/>
+              <w:left w:val="nil"/>
+              <w:bottom w:val="single" w:sz="7" w:space="0" w:color="000000"/>
+              <w:right w:val="single" w:sz="7" w:space="0" w:color="000000"/>
+            </w:tcBorders>
+            <w:shd w:val="clear" w:color="auto" w:fill="auto"/>
+            <w:tcMar>
+              <w:top w:w="0" w:type="dxa"/>
+              <w:left w:w="100" w:type="dxa"/>
+              <w:bottom w:w="0" w:type="dxa"/>
+              <w:right w:w="100" w:type="dxa"/>
+            </w:tcMar>
+          </w:tcPr>
+          <w:p>
+            <w:pPr>
+              <w:spacing w:line="360" w:lineRule="auto"/>
+              <w:ind w:left="140" w:right="140"/>
+              <w:jc w:val="both"/>
+              <w:rPr>
+                <w:rFonts w:ascii="Tahoma" w:eastAsia="Tahoma" w:hAnsi="Tahoma" w:cs="Tahoma"/>
+                <w:sz w:val="22"/>
+                <w:szCs w:val="22"/>
+              </w:rPr>
+            </w:pPr>
+            <w:r>
+              <w:rPr>
+                <w:rFonts w:ascii="Tahoma" w:hAnsi="Tahoma"/>
+                <w:sz w:val="22"/>
+              </w:rPr>
+              <w:t>K2.5</w:t>
+            </w:r>
+          </w:p>
+        </w:tc>
+        <w:tc>
+          <w:tcPr>
+            <w:tcW w:w="2550" w:type="dxa"/>
+            <w:tcBorders>
+              <w:top w:val="nil"/>
+              <w:left w:val="nil"/>
+              <w:bottom w:val="single" w:sz="7" w:space="0" w:color="000000"/>
+              <w:right w:val="single" w:sz="7" w:space="0" w:color="000000"/>
+            </w:tcBorders>
+            <w:shd w:val="clear" w:color="auto" w:fill="auto"/>
+            <w:tcMar>
+              <w:top w:w="0" w:type="dxa"/>
+              <w:left w:w="100" w:type="dxa"/>
+              <w:bottom w:w="0" w:type="dxa"/>
+              <w:right w:w="100" w:type="dxa"/>
+            </w:tcMar>
+          </w:tcPr>
+          <w:p>
+            <w:pPr>
+              <w:shd w:val="clear" w:color="auto" w:fill="FFFFFF"/>
+              <w:spacing w:line="360" w:lineRule="auto"/>
+              <w:jc w:val="both"/>
+              <w:rPr>
+                <w:rFonts w:ascii="Tahoma" w:eastAsia="Tahoma" w:hAnsi="Tahoma" w:cs="Tahoma"/>
+                <w:sz w:val="22"/>
+                <w:szCs w:val="22"/>
+              </w:rPr>
+            </w:pPr>
+            <w:r>
+              <w:rPr>
+                <w:rFonts w:ascii="Tahoma" w:hAnsi="Tahoma"/>
+                <w:sz w:val="22"/>
+              </w:rPr>
+              <w:t>Functions, parameters, return values, scope, and modular decomposition.</w:t>
+            </w:r>
+          </w:p>
+        </w:tc>
+        <w:tc>
+          <w:tcPr>
+            <w:tcW w:w="1905" w:type="dxa"/>
+            <w:tcBorders>
+              <w:top w:val="nil"/>
+              <w:left w:val="nil"/>
+              <w:bottom w:val="single" w:sz="7" w:space="0" w:color="000000"/>
+              <w:right w:val="single" w:sz="7" w:space="0" w:color="000000"/>
+            </w:tcBorders>
+            <w:shd w:val="clear" w:color="auto" w:fill="auto"/>
+            <w:tcMar>
+              <w:top w:w="0" w:type="dxa"/>
+              <w:left w:w="100" w:type="dxa"/>
+              <w:bottom w:w="0" w:type="dxa"/>
+              <w:right w:w="100" w:type="dxa"/>
+            </w:tcMar>
+          </w:tcPr>
+          <w:p>
+            <w:pPr>
+              <w:ind w:left="140" w:right="140"/>
+              <w:jc w:val="both"/>
+              <w:rPr>
+                <w:rFonts w:ascii="Tahoma" w:eastAsia="Tahoma" w:hAnsi="Tahoma" w:cs="Tahoma"/>
+                <w:sz w:val="22"/>
+                <w:szCs w:val="22"/>
+              </w:rPr>
+            </w:pPr>
+            <w:r>
+              <w:rPr>
+                <w:rFonts w:ascii="Tahoma" w:hAnsi="Tahoma"/>
+                <w:sz w:val="22"/>
+              </w:rPr>
+              <w:t>B1, Ch. 13: Functions</w:t>
+              <w:br/>
+              <w:br/>
+              <w:t>B3, Ch. 5: Functions and Modules</w:t>
+            </w:r>
+          </w:p>
+        </w:tc>
+        <w:tc>
+          <w:tcPr>
+            <w:tcW w:w="1605" w:type="dxa"/>
+            <w:tcBorders>
+              <w:top w:val="nil"/>
+              <w:left w:val="nil"/>
+              <w:bottom w:val="single" w:sz="7" w:space="0" w:color="000000"/>
+              <w:right w:val="single" w:sz="7" w:space="0" w:color="000000"/>
+            </w:tcBorders>
+            <w:shd w:val="clear" w:color="auto" w:fill="auto"/>
+            <w:tcMar>
+              <w:top w:w="0" w:type="dxa"/>
+              <w:left w:w="100" w:type="dxa"/>
+              <w:bottom w:w="0" w:type="dxa"/>
+              <w:right w:w="100" w:type="dxa"/>
+            </w:tcMar>
+          </w:tcPr>
+          <w:p>
+            <w:pPr>
+              <w:pStyle w:val="Heading1"/>
+              <w:keepNext w:val="0"/>
+              <w:keepLines w:val="0"/>
+              <w:spacing w:before="0" w:after="120" w:line="276" w:lineRule="auto"/>
+              <w:ind w:left="140" w:right="140"/>
+              <w:jc w:val="both"/>
+              <w:rPr>
+                <w:b w:val="0"/>
+                <w:bCs w:val="0"/>
+                <w:sz w:val="22"/>
+                <w:szCs w:val="22"/>
+              </w:rPr>
+            </w:pPr>
+            <w:bookmarkStart w:id="18" w:name="_heading=h.n9vcp86uj0gz" w:colFirst="0" w:colLast="0"/>
+            <w:bookmarkEnd w:id="18"/>
+            <w:r>
+              <w:rPr>
+                <w:b w:val="0"/>
+                <w:bCs w:val="0"/>
+                <w:sz w:val="22"/>
+                <w:szCs w:val="22"/>
+              </w:rPr>
+              <w:t>NPTEL – The Joy of Computing using Python (SWAYAM):</w:t>
+            </w:r>
+            <w:hyperlink r:id="rId14">
+              <w:r>
+                <w:rPr>
+                  <w:b w:val="0"/>
+                  <w:bCs w:val="0"/>
+                  <w:sz w:val="22"/>
+                  <w:szCs w:val="22"/>
+                </w:rPr>
+                <w:t xml:space="preserve"> </w:t>
+              </w:r>
+            </w:hyperlink>
+          </w:p>
+          <w:bookmarkStart w:id="19" w:name="_heading=h.xqijntflh8xx" w:colFirst="0" w:colLast="0"/>
+          <w:bookmarkEnd w:id="19"/>
+          <w:p>
+            <w:pPr>
+              <w:pStyle w:val="Heading1"/>
+              <w:keepNext w:val="0"/>
+              <w:keepLines w:val="0"/>
+              <w:spacing w:before="0" w:after="120" w:line="276" w:lineRule="auto"/>
+              <w:ind w:left="140" w:right="140"/>
+              <w:rPr>
+                <w:b w:val="0"/>
+                <w:bCs w:val="0"/>
+                <w:sz w:val="22"/>
+                <w:szCs w:val="22"/>
+              </w:rPr>
+            </w:pPr>
+            <w:r>
+              <w:rPr>
+                <w:sz w:val="22"/>
+                <w:szCs w:val="22"/>
+              </w:rPr>
+              <w:fldChar w:fldCharType="begin"/>
+            </w:r>
+            <w:r>
+              <w:rPr>
+                <w:sz w:val="22"/>
+                <w:szCs w:val="22"/>
+              </w:rPr>
+              <w:instrText xml:space="preserve"> HYPERLINK "https://onlinecourses.nptel.ac.in/noc26_cs84/preview" \h </w:instrText>
+            </w:r>
+            <w:r>
+              <w:rPr>
+                <w:sz w:val="22"/>
+                <w:szCs w:val="22"/>
+              </w:rPr>
+              <w:fldChar w:fldCharType="separate"/>
+            </w:r>
+            <w:r>
+              <w:rPr>
+                <w:b w:val="0"/>
+                <w:bCs w:val="0"/>
+                <w:color w:val="1155CC"/>
+                <w:sz w:val="22"/>
+                <w:szCs w:val="22"/>
+                <w:u w:val="single"/>
+              </w:rPr>
+              <w:t>Preview: The Joy of Computing using Python | SWAYAM</w:t>
+            </w:r>
+            <w:r>
+              <w:rPr>
+                <w:b w:val="0"/>
+                <w:bCs w:val="0"/>
+                <w:color w:val="1155CC"/>
+                <w:sz w:val="22"/>
+                <w:szCs w:val="22"/>
+                <w:u w:val="single"/>
+              </w:rPr>
+              <w:fldChar w:fldCharType="end"/>
+            </w:r>
+            <w:r>
+              <w:rPr>
+                <w:b w:val="0"/>
+                <w:bCs w:val="0"/>
+                <w:sz w:val="22"/>
+                <w:szCs w:val="22"/>
+              </w:rPr>
+              <w:t xml:space="preserve"> </w:t>
+            </w:r>
+          </w:p>
+        </w:tc>
+      </w:tr>
+      <w:tr>
+        <w:trPr>
+          <w:trHeight w:val="795"/>
+        </w:trPr>
+        <w:tc>
+          <w:tcPr>
+            <w:tcW w:w="1875" w:type="dxa"/>
+            <w:vMerge w:val="restart"/>
+            <w:tcBorders>
+              <w:top w:val="nil"/>
+              <w:left w:val="single" w:sz="7" w:space="0" w:color="000000"/>
+              <w:bottom w:val="single" w:sz="7" w:space="0" w:color="000000"/>
+              <w:right w:val="single" w:sz="7" w:space="0" w:color="000000"/>
+            </w:tcBorders>
+            <w:shd w:val="clear" w:color="auto" w:fill="auto"/>
+            <w:tcMar>
+              <w:top w:w="0" w:type="dxa"/>
+              <w:left w:w="100" w:type="dxa"/>
+              <w:bottom w:w="0" w:type="dxa"/>
+              <w:right w:w="100" w:type="dxa"/>
+            </w:tcMar>
+          </w:tcPr>
+          <w:p>
+            <w:pPr>
+              <w:pStyle w:val="Heading1"/>
+              <w:keepNext w:val="0"/>
+              <w:keepLines w:val="0"/>
+              <w:spacing w:before="0" w:after="120" w:line="276" w:lineRule="auto"/>
+              <w:ind w:left="140" w:right="140"/>
+              <w:rPr>
+                <w:b w:val="0"/>
+                <w:bCs w:val="0"/>
+                <w:sz w:val="22"/>
+                <w:szCs w:val="22"/>
+              </w:rPr>
+            </w:pPr>
+            <w:bookmarkStart w:id="17" w:name="_heading=h.n5cz737sjj8t" w:colFirst="0" w:colLast="0"/>
+            <w:bookmarkEnd w:id="17"/>
+            <w:r>
+              <w:rPr>
+                <w:rFonts w:ascii="Tahoma" w:hAnsi="Tahoma"/>
+                <w:sz w:val="22"/>
+              </w:rPr>
+              <w:t>II- Control Structures, Functions, and Collections</w:t>
+            </w:r>
+          </w:p>
+        </w:tc>
+        <w:tc>
+          <w:tcPr>
+            <w:tcW w:w="1320" w:type="dxa"/>
+            <w:tcBorders>
+              <w:top w:val="nil"/>
+              <w:left w:val="nil"/>
+              <w:bottom w:val="single" w:sz="7" w:space="0" w:color="000000"/>
+              <w:right w:val="single" w:sz="7" w:space="0" w:color="000000"/>
+            </w:tcBorders>
+            <w:shd w:val="clear" w:color="auto" w:fill="auto"/>
+            <w:tcMar>
+              <w:top w:w="0" w:type="dxa"/>
+              <w:left w:w="100" w:type="dxa"/>
+              <w:bottom w:w="0" w:type="dxa"/>
+              <w:right w:w="100" w:type="dxa"/>
+            </w:tcMar>
+          </w:tcPr>
+          <w:p>
+            <w:pPr>
+              <w:spacing w:line="360" w:lineRule="auto"/>
+              <w:ind w:left="140" w:right="140"/>
+              <w:jc w:val="both"/>
+              <w:rPr>
+                <w:rFonts w:ascii="Tahoma" w:eastAsia="Tahoma" w:hAnsi="Tahoma" w:cs="Tahoma"/>
+                <w:sz w:val="22"/>
+                <w:szCs w:val="22"/>
+              </w:rPr>
+            </w:pPr>
+            <w:r>
+              <w:rPr>
+                <w:rFonts w:ascii="Tahoma" w:hAnsi="Tahoma"/>
+                <w:sz w:val="22"/>
+              </w:rPr>
+              <w:t>K2.6</w:t>
+            </w:r>
+          </w:p>
+        </w:tc>
+        <w:tc>
+          <w:tcPr>
+            <w:tcW w:w="2550" w:type="dxa"/>
+            <w:tcBorders>
+              <w:top w:val="nil"/>
+              <w:left w:val="nil"/>
+              <w:bottom w:val="single" w:sz="7" w:space="0" w:color="000000"/>
+              <w:right w:val="single" w:sz="7" w:space="0" w:color="000000"/>
+            </w:tcBorders>
+            <w:shd w:val="clear" w:color="auto" w:fill="auto"/>
+            <w:tcMar>
+              <w:top w:w="0" w:type="dxa"/>
+              <w:left w:w="100" w:type="dxa"/>
+              <w:bottom w:w="0" w:type="dxa"/>
+              <w:right w:w="100" w:type="dxa"/>
+            </w:tcMar>
+          </w:tcPr>
+          <w:p>
+            <w:pPr>
+              <w:shd w:val="clear" w:color="auto" w:fill="FFFFFF"/>
+              <w:spacing w:line="360" w:lineRule="auto"/>
+              <w:jc w:val="both"/>
+              <w:rPr>
+                <w:rFonts w:ascii="Tahoma" w:eastAsia="Tahoma" w:hAnsi="Tahoma" w:cs="Tahoma"/>
+                <w:sz w:val="22"/>
+                <w:szCs w:val="22"/>
+              </w:rPr>
+            </w:pPr>
+            <w:r>
+              <w:rPr>
+                <w:rFonts w:ascii="Tahoma" w:hAnsi="Tahoma"/>
+                <w:sz w:val="22"/>
+              </w:rPr>
+              <w:t>Basic modules and imports using selected standard-library modules.</w:t>
+            </w:r>
+          </w:p>
+        </w:tc>
+        <w:tc>
+          <w:tcPr>
+            <w:tcW w:w="1905" w:type="dxa"/>
+            <w:tcBorders>
+              <w:top w:val="nil"/>
+              <w:left w:val="nil"/>
+              <w:bottom w:val="single" w:sz="7" w:space="0" w:color="000000"/>
+              <w:right w:val="single" w:sz="7" w:space="0" w:color="000000"/>
+            </w:tcBorders>
+            <w:shd w:val="clear" w:color="auto" w:fill="auto"/>
+            <w:tcMar>
+              <w:top w:w="0" w:type="dxa"/>
+              <w:left w:w="100" w:type="dxa"/>
+              <w:bottom w:w="0" w:type="dxa"/>
+              <w:right w:w="100" w:type="dxa"/>
+            </w:tcMar>
+          </w:tcPr>
+          <w:p>
+            <w:pPr>
+              <w:ind w:left="140" w:right="140"/>
+              <w:jc w:val="both"/>
+              <w:rPr>
+                <w:rFonts w:ascii="Tahoma" w:eastAsia="Tahoma" w:hAnsi="Tahoma" w:cs="Tahoma"/>
+                <w:sz w:val="22"/>
+                <w:szCs w:val="22"/>
+              </w:rPr>
+            </w:pPr>
+            <w:r>
+              <w:rPr>
+                <w:rFonts w:ascii="Tahoma" w:hAnsi="Tahoma"/>
+                <w:sz w:val="22"/>
+              </w:rPr>
+              <w:t>B1, Ch. 16: Modules and Packages</w:t>
+              <w:br/>
+              <w:br/>
+              <w:t>B3, Ch. 5: Functions and Modules</w:t>
+            </w:r>
+          </w:p>
+        </w:tc>
+        <w:tc>
+          <w:tcPr>
+            <w:tcW w:w="1605" w:type="dxa"/>
+            <w:tcBorders>
+              <w:top w:val="nil"/>
+              <w:left w:val="nil"/>
+              <w:bottom w:val="single" w:sz="7" w:space="0" w:color="000000"/>
+              <w:right w:val="single" w:sz="7" w:space="0" w:color="000000"/>
+            </w:tcBorders>
+            <w:shd w:val="clear" w:color="auto" w:fill="auto"/>
+            <w:tcMar>
+              <w:top w:w="0" w:type="dxa"/>
+              <w:left w:w="100" w:type="dxa"/>
+              <w:bottom w:w="0" w:type="dxa"/>
+              <w:right w:w="100" w:type="dxa"/>
+            </w:tcMar>
+          </w:tcPr>
+          <w:p>
+            <w:pPr>
+              <w:pStyle w:val="Heading1"/>
+              <w:keepNext w:val="0"/>
+              <w:keepLines w:val="0"/>
+              <w:spacing w:before="0" w:after="120" w:line="276" w:lineRule="auto"/>
+              <w:ind w:left="140" w:right="140"/>
+              <w:jc w:val="both"/>
+              <w:rPr>
+                <w:b w:val="0"/>
+                <w:bCs w:val="0"/>
+                <w:sz w:val="22"/>
+                <w:szCs w:val="22"/>
+              </w:rPr>
+            </w:pPr>
+            <w:bookmarkStart w:id="18" w:name="_heading=h.n9vcp86uj0gz" w:colFirst="0" w:colLast="0"/>
+            <w:bookmarkEnd w:id="18"/>
+            <w:r>
+              <w:rPr>
+                <w:b w:val="0"/>
+                <w:bCs w:val="0"/>
+                <w:sz w:val="22"/>
+                <w:szCs w:val="22"/>
+              </w:rPr>
+              <w:t>NPTEL – The Joy of Computing using Python (SWAYAM):</w:t>
+            </w:r>
+            <w:hyperlink r:id="rId14">
+              <w:r>
+                <w:rPr>
+                  <w:b w:val="0"/>
+                  <w:bCs w:val="0"/>
+                  <w:sz w:val="22"/>
+                  <w:szCs w:val="22"/>
+                </w:rPr>
+                <w:t xml:space="preserve"> </w:t>
+              </w:r>
+            </w:hyperlink>
+          </w:p>
+          <w:bookmarkStart w:id="19" w:name="_heading=h.xqijntflh8xx" w:colFirst="0" w:colLast="0"/>
+          <w:bookmarkEnd w:id="19"/>
+          <w:p>
+            <w:pPr>
+              <w:pStyle w:val="Heading1"/>
+              <w:keepNext w:val="0"/>
+              <w:keepLines w:val="0"/>
+              <w:spacing w:before="0" w:after="120" w:line="276" w:lineRule="auto"/>
+              <w:ind w:left="140" w:right="140"/>
+              <w:rPr>
+                <w:b w:val="0"/>
+                <w:bCs w:val="0"/>
+                <w:sz w:val="22"/>
+                <w:szCs w:val="22"/>
+              </w:rPr>
+            </w:pPr>
+            <w:r>
+              <w:rPr>
+                <w:sz w:val="22"/>
+                <w:szCs w:val="22"/>
+              </w:rPr>
+              <w:fldChar w:fldCharType="begin"/>
+            </w:r>
+            <w:r>
+              <w:rPr>
+                <w:sz w:val="22"/>
+                <w:szCs w:val="22"/>
+              </w:rPr>
+              <w:instrText xml:space="preserve"> HYPERLINK "https://onlinecourses.nptel.ac.in/noc26_cs84/preview" \h </w:instrText>
+            </w:r>
+            <w:r>
+              <w:rPr>
+                <w:sz w:val="22"/>
+                <w:szCs w:val="22"/>
+              </w:rPr>
+              <w:fldChar w:fldCharType="separate"/>
+            </w:r>
+            <w:r>
+              <w:rPr>
+                <w:b w:val="0"/>
+                <w:bCs w:val="0"/>
+                <w:color w:val="1155CC"/>
+                <w:sz w:val="22"/>
+                <w:szCs w:val="22"/>
+                <w:u w:val="single"/>
+              </w:rPr>
+              <w:t>Preview: The Joy of Computing using Python | SWAYAM</w:t>
+            </w:r>
+            <w:r>
+              <w:rPr>
+                <w:b w:val="0"/>
+                <w:bCs w:val="0"/>
+                <w:color w:val="1155CC"/>
+                <w:sz w:val="22"/>
+                <w:szCs w:val="22"/>
+                <w:u w:val="single"/>
+              </w:rPr>
+              <w:fldChar w:fldCharType="end"/>
+            </w:r>
             <w:r>
               <w:rPr>
                 <w:b w:val="0"/>
@@ -13478,12 +15251,10 @@
             <w:bookmarkEnd w:id="28"/>
             <w:r>
               <w:rPr>
-                <w:b w:val="0"/>
-                <w:bCs w:val="0"/>
-                <w:sz w:val="22"/>
-                <w:szCs w:val="22"/>
-              </w:rPr>
-              <w:t>III- String Manipulation and Data Structures</w:t>
+                <w:rFonts w:ascii="Tahoma" w:hAnsi="Tahoma"/>
+                <w:sz w:val="22"/>
+              </w:rPr>
+              <w:t>III- Object-Oriented Programming in Python</w:t>
             </w:r>
           </w:p>
         </w:tc>
@@ -13517,11 +15288,10 @@
             </w:pPr>
             <w:r>
               <w:rPr>
-                <w:rFonts w:ascii="Tahoma" w:eastAsia="Tahoma" w:hAnsi="Tahoma" w:cs="Tahoma"/>
-                <w:sz w:val="22"/>
-                <w:szCs w:val="22"/>
-              </w:rPr>
-              <w:t>K1</w:t>
+                <w:rFonts w:ascii="Tahoma" w:hAnsi="Tahoma"/>
+                <w:sz w:val="22"/>
+              </w:rPr>
+              <w:t>K3.1</w:t>
             </w:r>
           </w:p>
         </w:tc>
@@ -13555,11 +15325,10 @@
             </w:pPr>
             <w:r>
               <w:rPr>
-                <w:rFonts w:ascii="Tahoma" w:eastAsia="Tahoma" w:hAnsi="Tahoma" w:cs="Tahoma"/>
-                <w:sz w:val="22"/>
-                <w:szCs w:val="22"/>
-              </w:rPr>
-              <w:t>String indexing and slicing</w:t>
+                <w:rFonts w:ascii="Tahoma" w:hAnsi="Tahoma"/>
+                <w:sz w:val="22"/>
+              </w:rPr>
+              <w:t>Need for object-oriented programming and comparison with procedural programming.</w:t>
             </w:r>
           </w:p>
         </w:tc>
@@ -13592,70 +15361,10 @@
             </w:pPr>
             <w:r>
               <w:rPr>
-                <w:rFonts w:ascii="Tahoma" w:eastAsia="Tahoma" w:hAnsi="Tahoma" w:cs="Tahoma"/>
-                <w:sz w:val="22"/>
-                <w:szCs w:val="22"/>
-              </w:rPr>
-              <w:t>Let Us Python (Kanetkar &amp; Kanetkar), Ch. 4: Strings and Regular Expressions</w:t>
-            </w:r>
-          </w:p>
-          <w:p>
-            <w:pPr>
-              <w:spacing w:line="276" w:lineRule="auto"/>
-              <w:ind w:left="140" w:right="140"/>
-              <w:jc w:val="both"/>
-              <w:rPr>
-                <w:rFonts w:ascii="Tahoma" w:eastAsia="Tahoma" w:hAnsi="Tahoma" w:cs="Tahoma"/>
-                <w:sz w:val="22"/>
-                <w:szCs w:val="22"/>
-              </w:rPr>
-            </w:pPr>
-            <w:r>
-              <w:rPr>
-                <w:rFonts w:ascii="Tahoma" w:eastAsia="Tahoma" w:hAnsi="Tahoma" w:cs="Tahoma"/>
-                <w:sz w:val="22"/>
-                <w:szCs w:val="22"/>
-              </w:rPr>
-              <w:t>Unit- 3.</w:t>
-            </w:r>
-          </w:p>
-          <w:p>
-            <w:pPr>
-              <w:ind w:left="140" w:right="140"/>
-              <w:jc w:val="both"/>
-              <w:rPr>
-                <w:rFonts w:ascii="Tahoma" w:eastAsia="Tahoma" w:hAnsi="Tahoma" w:cs="Tahoma"/>
-                <w:sz w:val="22"/>
-                <w:szCs w:val="22"/>
-              </w:rPr>
-            </w:pPr>
-            <w:r>
-              <w:rPr>
-                <w:rFonts w:ascii="Tahoma" w:eastAsia="Tahoma" w:hAnsi="Tahoma" w:cs="Tahoma"/>
-                <w:sz w:val="22"/>
-                <w:szCs w:val="22"/>
-              </w:rPr>
-              <w:t>Python Programming Using Problem Solving Approach (Thareja), Ch. 6: Python Strings Revisited</w:t>
-            </w:r>
-          </w:p>
-          <w:p>
-            <w:pPr>
-              <w:spacing w:line="276" w:lineRule="auto"/>
-              <w:ind w:left="140" w:right="140"/>
-              <w:jc w:val="both"/>
-              <w:rPr>
-                <w:rFonts w:ascii="Tahoma" w:eastAsia="Tahoma" w:hAnsi="Tahoma" w:cs="Tahoma"/>
-                <w:sz w:val="22"/>
-                <w:szCs w:val="22"/>
-              </w:rPr>
-            </w:pPr>
-            <w:r>
-              <w:rPr>
-                <w:rFonts w:ascii="Tahoma" w:eastAsia="Tahoma" w:hAnsi="Tahoma" w:cs="Tahoma"/>
-                <w:sz w:val="22"/>
-                <w:szCs w:val="22"/>
-              </w:rPr>
-              <w:t>Unit- 3.</w:t>
+                <w:rFonts w:ascii="Tahoma" w:hAnsi="Tahoma"/>
+                <w:sz w:val="22"/>
+              </w:rPr>
+              <w:t>B3, Ch. 2: Introduction to Object-Oriented Programming (OOP)</w:t>
             </w:r>
           </w:p>
         </w:tc>
@@ -13744,12 +15453,12 @@
       </w:tr>
       <w:tr>
         <w:trPr>
-          <w:trHeight w:val="1350"/>
+          <w:trHeight w:val="1275"/>
         </w:trPr>
         <w:tc>
           <w:tcPr>
             <w:tcW w:w="1815" w:type="dxa"/>
-            <w:vMerge/>
+            <w:vMerge w:val="restart"/>
             <w:tcBorders>
               <w:top w:val="nil"/>
               <w:left w:val="single" w:sz="7" w:space="0" w:color="000000"/>
@@ -13766,23 +15475,27 @@
           </w:tcPr>
           <w:p>
             <w:pPr>
-              <w:widowControl w:val="0"/>
-              <w:pBdr>
-                <w:top w:val="nil"/>
-                <w:left w:val="nil"/>
-                <w:bottom w:val="nil"/>
-                <w:right w:val="nil"/>
-                <w:between w:val="nil"/>
-              </w:pBdr>
-              <w:spacing w:line="276" w:lineRule="auto"/>
-              <w:rPr>
-                <w:rFonts w:ascii="Tahoma" w:eastAsia="Tahoma" w:hAnsi="Tahoma" w:cs="Tahoma"/>
-                <w:color w:val="1155CC"/>
-                <w:sz w:val="22"/>
-                <w:szCs w:val="22"/>
-                <w:u w:val="single"/>
-              </w:rPr>
-            </w:pPr>
+              <w:pStyle w:val="Heading1"/>
+              <w:keepNext w:val="0"/>
+              <w:keepLines w:val="0"/>
+              <w:spacing w:before="0" w:after="120" w:line="276" w:lineRule="auto"/>
+              <w:ind w:left="140" w:right="140"/>
+              <w:rPr>
+                <w:b w:val="0"/>
+                <w:bCs w:val="0"/>
+                <w:sz w:val="22"/>
+                <w:szCs w:val="22"/>
+              </w:rPr>
+            </w:pPr>
+            <w:bookmarkStart w:id="28" w:name="_heading=h.yjusn7a7cb3l" w:colFirst="0" w:colLast="0"/>
+            <w:bookmarkEnd w:id="28"/>
+            <w:r>
+              <w:rPr>
+                <w:rFonts w:ascii="Tahoma" w:hAnsi="Tahoma"/>
+                <w:sz w:val="22"/>
+              </w:rPr>
+              <w:t>III- Object-Oriented Programming in Python</w:t>
+            </w:r>
           </w:p>
         </w:tc>
         <w:tc>
@@ -13815,11 +15528,10 @@
             </w:pPr>
             <w:r>
               <w:rPr>
-                <w:rFonts w:ascii="Tahoma" w:eastAsia="Tahoma" w:hAnsi="Tahoma" w:cs="Tahoma"/>
-                <w:sz w:val="22"/>
-                <w:szCs w:val="22"/>
-              </w:rPr>
-              <w:t>K2</w:t>
+                <w:rFonts w:ascii="Tahoma" w:hAnsi="Tahoma"/>
+                <w:sz w:val="22"/>
+              </w:rPr>
+              <w:t>K3.2</w:t>
             </w:r>
           </w:p>
         </w:tc>
@@ -13853,11 +15565,10 @@
             </w:pPr>
             <w:r>
               <w:rPr>
-                <w:rFonts w:ascii="Tahoma" w:eastAsia="Tahoma" w:hAnsi="Tahoma" w:cs="Tahoma"/>
-                <w:sz w:val="22"/>
-                <w:szCs w:val="22"/>
-              </w:rPr>
-              <w:t>Editing and deleting strings; built-in string functions and operations</w:t>
+                <w:rFonts w:ascii="Tahoma" w:hAnsi="Tahoma"/>
+                <w:sz w:val="22"/>
+              </w:rPr>
+              <w:t>Classes, objects, attributes, methods, constructors, and the self parameter.</w:t>
             </w:r>
           </w:p>
         </w:tc>
@@ -13890,79 +15601,13 @@
             </w:pPr>
             <w:r>
               <w:rPr>
-                <w:rFonts w:ascii="Tahoma" w:eastAsia="Tahoma" w:hAnsi="Tahoma" w:cs="Tahoma"/>
-                <w:sz w:val="22"/>
-                <w:szCs w:val="22"/>
-              </w:rPr>
-              <w:t>Let Us Python (Kanetkar &amp; Kanetkar), Ch. 4: Strings and Regular Expressions</w:t>
-            </w:r>
-          </w:p>
-          <w:p>
-            <w:pPr>
-              <w:spacing w:line="276" w:lineRule="auto"/>
-              <w:ind w:left="140" w:right="140"/>
-              <w:jc w:val="both"/>
-              <w:rPr>
-                <w:rFonts w:ascii="Tahoma" w:eastAsia="Tahoma" w:hAnsi="Tahoma" w:cs="Tahoma"/>
-                <w:sz w:val="22"/>
-                <w:szCs w:val="22"/>
-              </w:rPr>
-            </w:pPr>
-            <w:r>
-              <w:rPr>
-                <w:rFonts w:ascii="Tahoma" w:eastAsia="Tahoma" w:hAnsi="Tahoma" w:cs="Tahoma"/>
-                <w:sz w:val="22"/>
-                <w:szCs w:val="22"/>
-              </w:rPr>
-              <w:t>Unit- 3.</w:t>
-            </w:r>
-          </w:p>
-          <w:p>
-            <w:pPr>
-              <w:ind w:left="140" w:right="140"/>
-              <w:jc w:val="both"/>
-              <w:rPr>
-                <w:rFonts w:ascii="Tahoma" w:eastAsia="Tahoma" w:hAnsi="Tahoma" w:cs="Tahoma"/>
-                <w:sz w:val="22"/>
-                <w:szCs w:val="22"/>
-              </w:rPr>
-            </w:pPr>
-            <w:r>
-              <w:rPr>
-                <w:rFonts w:ascii="Tahoma" w:eastAsia="Tahoma" w:hAnsi="Tahoma" w:cs="Tahoma"/>
-                <w:sz w:val="22"/>
-                <w:szCs w:val="22"/>
-              </w:rPr>
-              <w:t xml:space="preserve">Python Programming Using Problem Solving Approach (Thareja), Ch. 6: Python </w:t>
-            </w:r>
-            <w:r>
-              <w:rPr>
-                <w:rFonts w:ascii="Tahoma" w:eastAsia="Tahoma" w:hAnsi="Tahoma" w:cs="Tahoma"/>
-                <w:sz w:val="22"/>
-                <w:szCs w:val="22"/>
-              </w:rPr>
-              <w:lastRenderedPageBreak/>
-              <w:t>Strings Revisited</w:t>
-            </w:r>
-          </w:p>
-          <w:p>
-            <w:pPr>
-              <w:spacing w:line="276" w:lineRule="auto"/>
-              <w:ind w:left="140" w:right="140"/>
-              <w:jc w:val="both"/>
-              <w:rPr>
-                <w:rFonts w:ascii="Tahoma" w:eastAsia="Tahoma" w:hAnsi="Tahoma" w:cs="Tahoma"/>
-                <w:sz w:val="22"/>
-                <w:szCs w:val="22"/>
-              </w:rPr>
-            </w:pPr>
-            <w:r>
-              <w:rPr>
-                <w:rFonts w:ascii="Tahoma" w:eastAsia="Tahoma" w:hAnsi="Tahoma" w:cs="Tahoma"/>
-                <w:sz w:val="22"/>
-                <w:szCs w:val="22"/>
-              </w:rPr>
-              <w:t>Unit- 3.</w:t>
+                <w:rFonts w:ascii="Tahoma" w:hAnsi="Tahoma"/>
+                <w:sz w:val="22"/>
+              </w:rPr>
+              <w:t>B1, Ch. 18: Classes and Objects</w:t>
+              <w:br/>
+              <w:br/>
+              <w:t>B3, Ch. 9: Classes and Objects</w:t>
             </w:r>
           </w:p>
         </w:tc>
@@ -13985,39 +15630,48 @@
           </w:tcPr>
           <w:p>
             <w:pPr>
+              <w:pStyle w:val="Heading1"/>
+              <w:keepNext w:val="0"/>
+              <w:keepLines w:val="0"/>
+              <w:spacing w:before="0" w:after="120" w:line="276" w:lineRule="auto"/>
               <w:ind w:left="140" w:right="140"/>
               <w:jc w:val="both"/>
               <w:rPr>
-                <w:rFonts w:ascii="Tahoma" w:eastAsia="Tahoma" w:hAnsi="Tahoma" w:cs="Tahoma"/>
+                <w:b w:val="0"/>
+                <w:bCs w:val="0"/>
                 <w:color w:val="1155CC"/>
                 <w:sz w:val="22"/>
                 <w:szCs w:val="22"/>
                 <w:u w:val="single"/>
               </w:rPr>
             </w:pPr>
-            <w:r>
-              <w:rPr>
-                <w:rFonts w:ascii="Tahoma" w:eastAsia="Tahoma" w:hAnsi="Tahoma" w:cs="Tahoma"/>
-                <w:sz w:val="22"/>
-                <w:szCs w:val="22"/>
-              </w:rPr>
-              <w:lastRenderedPageBreak/>
+            <w:bookmarkStart w:id="29" w:name="_heading=h.41vdacl61mw5" w:colFirst="0" w:colLast="0"/>
+            <w:bookmarkEnd w:id="29"/>
+            <w:r>
+              <w:rPr>
+                <w:b w:val="0"/>
+                <w:bCs w:val="0"/>
+                <w:sz w:val="22"/>
+                <w:szCs w:val="22"/>
+              </w:rPr>
               <w:t>NPTEL – The Joy of Computing using Python (SWAYAM):</w:t>
             </w:r>
-            <w:hyperlink r:id="rId21">
+            <w:hyperlink r:id="rId19">
               <w:r>
                 <w:rPr>
-                  <w:rFonts w:ascii="Tahoma" w:eastAsia="Tahoma" w:hAnsi="Tahoma" w:cs="Tahoma"/>
+                  <w:b w:val="0"/>
+                  <w:bCs w:val="0"/>
                   <w:sz w:val="22"/>
                   <w:szCs w:val="22"/>
                 </w:rPr>
                 <w:t xml:space="preserve"> </w:t>
               </w:r>
             </w:hyperlink>
-            <w:hyperlink r:id="rId22">
+            <w:hyperlink r:id="rId20">
               <w:r>
                 <w:rPr>
-                  <w:rFonts w:ascii="Tahoma" w:eastAsia="Tahoma" w:hAnsi="Tahoma" w:cs="Tahoma"/>
+                  <w:b w:val="0"/>
+                  <w:bCs w:val="0"/>
                   <w:color w:val="1155CC"/>
                   <w:sz w:val="22"/>
                   <w:szCs w:val="22"/>
@@ -14028,7 +15682,8 @@
             </w:hyperlink>
             <w:r>
               <w:rPr>
-                <w:rFonts w:ascii="Tahoma" w:eastAsia="Tahoma" w:hAnsi="Tahoma" w:cs="Tahoma"/>
+                <w:b w:val="0"/>
+                <w:bCs w:val="0"/>
                 <w:color w:val="1155CC"/>
                 <w:sz w:val="22"/>
                 <w:szCs w:val="22"/>
@@ -14041,12 +15696,12 @@
       </w:tr>
       <w:tr>
         <w:trPr>
-          <w:trHeight w:val="1350"/>
+          <w:trHeight w:val="1275"/>
         </w:trPr>
         <w:tc>
           <w:tcPr>
             <w:tcW w:w="1815" w:type="dxa"/>
-            <w:vMerge/>
+            <w:vMerge w:val="restart"/>
             <w:tcBorders>
               <w:top w:val="nil"/>
               <w:left w:val="single" w:sz="7" w:space="0" w:color="000000"/>
@@ -14063,25 +15718,27 @@
           </w:tcPr>
           <w:p>
             <w:pPr>
-              <w:widowControl w:val="0"/>
-              <w:pBdr>
-                <w:top w:val="nil"/>
-                <w:left w:val="nil"/>
-                <w:bottom w:val="nil"/>
-                <w:right w:val="nil"/>
-                <w:between w:val="nil"/>
-              </w:pBdr>
-              <w:spacing w:line="276" w:lineRule="auto"/>
-              <w:rPr>
-                <w:rFonts w:ascii="Tahoma" w:eastAsia="Tahoma" w:hAnsi="Tahoma" w:cs="Tahoma"/>
-                <w:b/>
-                <w:bCs/>
-                <w:color w:val="1155CC"/>
-                <w:sz w:val="22"/>
-                <w:szCs w:val="22"/>
-                <w:u w:val="single"/>
-              </w:rPr>
-            </w:pPr>
+              <w:pStyle w:val="Heading1"/>
+              <w:keepNext w:val="0"/>
+              <w:keepLines w:val="0"/>
+              <w:spacing w:before="0" w:after="120" w:line="276" w:lineRule="auto"/>
+              <w:ind w:left="140" w:right="140"/>
+              <w:rPr>
+                <w:b w:val="0"/>
+                <w:bCs w:val="0"/>
+                <w:sz w:val="22"/>
+                <w:szCs w:val="22"/>
+              </w:rPr>
+            </w:pPr>
+            <w:bookmarkStart w:id="28" w:name="_heading=h.yjusn7a7cb3l" w:colFirst="0" w:colLast="0"/>
+            <w:bookmarkEnd w:id="28"/>
+            <w:r>
+              <w:rPr>
+                <w:rFonts w:ascii="Tahoma" w:hAnsi="Tahoma"/>
+                <w:sz w:val="22"/>
+              </w:rPr>
+              <w:t>III- Object-Oriented Programming in Python</w:t>
+            </w:r>
           </w:p>
         </w:tc>
         <w:tc>
@@ -14103,6 +15760,7 @@
           </w:tcPr>
           <w:p>
             <w:pPr>
+              <w:spacing w:line="360" w:lineRule="auto"/>
               <w:ind w:left="140" w:right="140"/>
               <w:jc w:val="both"/>
               <w:rPr>
@@ -14113,11 +15771,10 @@
             </w:pPr>
             <w:r>
               <w:rPr>
-                <w:rFonts w:ascii="Tahoma" w:eastAsia="Tahoma" w:hAnsi="Tahoma" w:cs="Tahoma"/>
-                <w:sz w:val="22"/>
-                <w:szCs w:val="22"/>
-              </w:rPr>
-              <w:t>K3</w:t>
+                <w:rFonts w:ascii="Tahoma" w:hAnsi="Tahoma"/>
+                <w:sz w:val="22"/>
+              </w:rPr>
+              <w:t>K3.3</w:t>
             </w:r>
           </w:p>
         </w:tc>
@@ -14151,11 +15808,10 @@
             </w:pPr>
             <w:r>
               <w:rPr>
-                <w:rFonts w:ascii="Tahoma" w:eastAsia="Tahoma" w:hAnsi="Tahoma" w:cs="Tahoma"/>
-                <w:sz w:val="22"/>
-                <w:szCs w:val="22"/>
-              </w:rPr>
-              <w:t>Built-in functions and modules</w:t>
+                <w:rFonts w:ascii="Tahoma" w:hAnsi="Tahoma"/>
+                <w:sz w:val="22"/>
+              </w:rPr>
+              <w:t>Instance variables, class variables, and method design.</w:t>
             </w:r>
           </w:p>
         </w:tc>
@@ -14179,19 +15835,19 @@
           <w:p>
             <w:pPr>
               <w:ind w:left="140" w:right="140"/>
-              <w:rPr>
-                <w:rFonts w:ascii="Tahoma" w:eastAsia="Tahoma" w:hAnsi="Tahoma" w:cs="Tahoma"/>
-                <w:sz w:val="22"/>
-                <w:szCs w:val="22"/>
-              </w:rPr>
-            </w:pPr>
-            <w:r>
-              <w:rPr>
-                <w:rFonts w:ascii="Tahoma" w:eastAsia="Tahoma" w:hAnsi="Tahoma" w:cs="Tahoma"/>
-                <w:sz w:val="22"/>
-                <w:szCs w:val="22"/>
-              </w:rPr>
-              <w:t>Let Us Python (Kanetkar &amp; Kanetkar), Ch. 3, 16: Python Basics (built-in functions); Modules and Packages</w:t>
+              <w:jc w:val="both"/>
+              <w:rPr>
+                <w:rFonts w:ascii="Tahoma" w:eastAsia="Tahoma" w:hAnsi="Tahoma" w:cs="Tahoma"/>
+                <w:sz w:val="22"/>
+                <w:szCs w:val="22"/>
+              </w:rPr>
+            </w:pPr>
+            <w:r>
+              <w:rPr>
+                <w:rFonts w:ascii="Tahoma" w:hAnsi="Tahoma"/>
+                <w:sz w:val="22"/>
+              </w:rPr>
+              <w:t>B1, Ch. 19: Intricacies of Classes and Objects</w:t>
             </w:r>
           </w:p>
         </w:tc>
@@ -14214,37 +15870,48 @@
           </w:tcPr>
           <w:p>
             <w:pPr>
+              <w:pStyle w:val="Heading1"/>
+              <w:keepNext w:val="0"/>
+              <w:keepLines w:val="0"/>
+              <w:spacing w:before="0" w:after="120" w:line="276" w:lineRule="auto"/>
               <w:ind w:left="140" w:right="140"/>
-              <w:rPr>
-                <w:rFonts w:ascii="Tahoma" w:eastAsia="Tahoma" w:hAnsi="Tahoma" w:cs="Tahoma"/>
+              <w:jc w:val="both"/>
+              <w:rPr>
+                <w:b w:val="0"/>
+                <w:bCs w:val="0"/>
                 <w:color w:val="1155CC"/>
                 <w:sz w:val="22"/>
                 <w:szCs w:val="22"/>
                 <w:u w:val="single"/>
               </w:rPr>
             </w:pPr>
-            <w:r>
-              <w:rPr>
-                <w:rFonts w:ascii="Tahoma" w:eastAsia="Tahoma" w:hAnsi="Tahoma" w:cs="Tahoma"/>
+            <w:bookmarkStart w:id="29" w:name="_heading=h.41vdacl61mw5" w:colFirst="0" w:colLast="0"/>
+            <w:bookmarkEnd w:id="29"/>
+            <w:r>
+              <w:rPr>
+                <w:b w:val="0"/>
+                <w:bCs w:val="0"/>
                 <w:sz w:val="22"/>
                 <w:szCs w:val="22"/>
               </w:rPr>
               <w:t>NPTEL – The Joy of Computing using Python (SWAYAM):</w:t>
             </w:r>
-            <w:hyperlink r:id="rId23">
+            <w:hyperlink r:id="rId19">
               <w:r>
                 <w:rPr>
-                  <w:rFonts w:ascii="Tahoma" w:eastAsia="Tahoma" w:hAnsi="Tahoma" w:cs="Tahoma"/>
+                  <w:b w:val="0"/>
+                  <w:bCs w:val="0"/>
                   <w:sz w:val="22"/>
                   <w:szCs w:val="22"/>
                 </w:rPr>
                 <w:t xml:space="preserve"> </w:t>
               </w:r>
             </w:hyperlink>
-            <w:hyperlink r:id="rId24">
+            <w:hyperlink r:id="rId20">
               <w:r>
                 <w:rPr>
-                  <w:rFonts w:ascii="Tahoma" w:eastAsia="Tahoma" w:hAnsi="Tahoma" w:cs="Tahoma"/>
+                  <w:b w:val="0"/>
+                  <w:bCs w:val="0"/>
                   <w:color w:val="1155CC"/>
                   <w:sz w:val="22"/>
                   <w:szCs w:val="22"/>
@@ -14255,7 +15922,8 @@
             </w:hyperlink>
             <w:r>
               <w:rPr>
-                <w:rFonts w:ascii="Tahoma" w:eastAsia="Tahoma" w:hAnsi="Tahoma" w:cs="Tahoma"/>
+                <w:b w:val="0"/>
+                <w:bCs w:val="0"/>
                 <w:color w:val="1155CC"/>
                 <w:sz w:val="22"/>
                 <w:szCs w:val="22"/>
@@ -14268,12 +15936,12 @@
       </w:tr>
       <w:tr>
         <w:trPr>
-          <w:trHeight w:val="1350"/>
+          <w:trHeight w:val="1275"/>
         </w:trPr>
         <w:tc>
           <w:tcPr>
             <w:tcW w:w="1815" w:type="dxa"/>
-            <w:vMerge/>
+            <w:vMerge w:val="restart"/>
             <w:tcBorders>
               <w:top w:val="nil"/>
               <w:left w:val="single" w:sz="7" w:space="0" w:color="000000"/>
@@ -14290,25 +15958,27 @@
           </w:tcPr>
           <w:p>
             <w:pPr>
-              <w:widowControl w:val="0"/>
-              <w:pBdr>
-                <w:top w:val="nil"/>
-                <w:left w:val="nil"/>
-                <w:bottom w:val="nil"/>
-                <w:right w:val="nil"/>
-                <w:between w:val="nil"/>
-              </w:pBdr>
-              <w:spacing w:line="276" w:lineRule="auto"/>
-              <w:rPr>
-                <w:rFonts w:ascii="Tahoma" w:eastAsia="Tahoma" w:hAnsi="Tahoma" w:cs="Tahoma"/>
-                <w:b/>
-                <w:bCs/>
-                <w:color w:val="1155CC"/>
-                <w:sz w:val="22"/>
-                <w:szCs w:val="22"/>
-                <w:u w:val="single"/>
-              </w:rPr>
-            </w:pPr>
+              <w:pStyle w:val="Heading1"/>
+              <w:keepNext w:val="0"/>
+              <w:keepLines w:val="0"/>
+              <w:spacing w:before="0" w:after="120" w:line="276" w:lineRule="auto"/>
+              <w:ind w:left="140" w:right="140"/>
+              <w:rPr>
+                <w:b w:val="0"/>
+                <w:bCs w:val="0"/>
+                <w:sz w:val="22"/>
+                <w:szCs w:val="22"/>
+              </w:rPr>
+            </w:pPr>
+            <w:bookmarkStart w:id="28" w:name="_heading=h.yjusn7a7cb3l" w:colFirst="0" w:colLast="0"/>
+            <w:bookmarkEnd w:id="28"/>
+            <w:r>
+              <w:rPr>
+                <w:rFonts w:ascii="Tahoma" w:hAnsi="Tahoma"/>
+                <w:sz w:val="22"/>
+              </w:rPr>
+              <w:t>III- Object-Oriented Programming in Python</w:t>
+            </w:r>
           </w:p>
         </w:tc>
         <w:tc>
@@ -14330,6 +16000,7 @@
           </w:tcPr>
           <w:p>
             <w:pPr>
+              <w:spacing w:line="360" w:lineRule="auto"/>
               <w:ind w:left="140" w:right="140"/>
               <w:jc w:val="both"/>
               <w:rPr>
@@ -14340,11 +16011,10 @@
             </w:pPr>
             <w:r>
               <w:rPr>
-                <w:rFonts w:ascii="Tahoma" w:eastAsia="Tahoma" w:hAnsi="Tahoma" w:cs="Tahoma"/>
-                <w:sz w:val="22"/>
-                <w:szCs w:val="22"/>
-              </w:rPr>
-              <w:t>K4</w:t>
+                <w:rFonts w:ascii="Tahoma" w:hAnsi="Tahoma"/>
+                <w:sz w:val="22"/>
+              </w:rPr>
+              <w:t>K3.4</w:t>
             </w:r>
           </w:p>
         </w:tc>
@@ -14378,11 +16048,10 @@
             </w:pPr>
             <w:r>
               <w:rPr>
-                <w:rFonts w:ascii="Tahoma" w:eastAsia="Tahoma" w:hAnsi="Tahoma" w:cs="Tahoma"/>
-                <w:sz w:val="22"/>
-                <w:szCs w:val="22"/>
-              </w:rPr>
-              <w:t>Lists, tuples, sets, and dictionaries; mutability and variable referencing</w:t>
+                <w:rFonts w:ascii="Tahoma" w:hAnsi="Tahoma"/>
+                <w:sz w:val="22"/>
+              </w:rPr>
+              <w:t>Encapsulation and appropriate data access through methods.</w:t>
             </w:r>
           </w:p>
         </w:tc>
@@ -14415,31 +16084,10 @@
             </w:pPr>
             <w:r>
               <w:rPr>
-                <w:rFonts w:ascii="Tahoma" w:eastAsia="Tahoma" w:hAnsi="Tahoma" w:cs="Tahoma"/>
-                <w:sz w:val="22"/>
-                <w:szCs w:val="22"/>
-              </w:rPr>
-              <w:t>Let Us Python (Kanetkar &amp; Kanetkar), Ch. 8–11: Lists; Tuples; Sets; Dictionaries</w:t>
-            </w:r>
-          </w:p>
-          <w:p>
-            <w:pPr>
-              <w:spacing w:line="276" w:lineRule="auto"/>
-              <w:ind w:left="140" w:right="140"/>
-              <w:jc w:val="both"/>
-              <w:rPr>
-                <w:rFonts w:ascii="Tahoma" w:eastAsia="Tahoma" w:hAnsi="Tahoma" w:cs="Tahoma"/>
-                <w:sz w:val="22"/>
-                <w:szCs w:val="22"/>
-              </w:rPr>
-            </w:pPr>
-            <w:r>
-              <w:rPr>
-                <w:rFonts w:ascii="Tahoma" w:eastAsia="Tahoma" w:hAnsi="Tahoma" w:cs="Tahoma"/>
-                <w:sz w:val="22"/>
-                <w:szCs w:val="22"/>
-              </w:rPr>
-              <w:t>Unit- 3.</w:t>
+                <w:rFonts w:ascii="Tahoma" w:hAnsi="Tahoma"/>
+                <w:sz w:val="22"/>
+              </w:rPr>
+              <w:t>B1, Ch. 19: Intricacies of Classes and Objects</w:t>
             </w:r>
           </w:p>
         </w:tc>
@@ -14462,17 +16110,48 @@
           </w:tcPr>
           <w:p>
             <w:pPr>
+              <w:pStyle w:val="Heading1"/>
+              <w:keepNext w:val="0"/>
+              <w:keepLines w:val="0"/>
+              <w:spacing w:before="0" w:after="120" w:line="276" w:lineRule="auto"/>
               <w:ind w:left="140" w:right="140"/>
-              <w:rPr>
-                <w:rFonts w:ascii="Tahoma" w:eastAsia="Tahoma" w:hAnsi="Tahoma" w:cs="Tahoma"/>
-                <w:sz w:val="22"/>
-                <w:szCs w:val="22"/>
-              </w:rPr>
-            </w:pPr>
-            <w:hyperlink r:id="rId25">
+              <w:jc w:val="both"/>
+              <w:rPr>
+                <w:b w:val="0"/>
+                <w:bCs w:val="0"/>
+                <w:color w:val="1155CC"/>
+                <w:sz w:val="22"/>
+                <w:szCs w:val="22"/>
+                <w:u w:val="single"/>
+              </w:rPr>
+            </w:pPr>
+            <w:bookmarkStart w:id="29" w:name="_heading=h.41vdacl61mw5" w:colFirst="0" w:colLast="0"/>
+            <w:bookmarkEnd w:id="29"/>
+            <w:r>
+              <w:rPr>
+                <w:b w:val="0"/>
+                <w:bCs w:val="0"/>
+                <w:sz w:val="22"/>
+                <w:szCs w:val="22"/>
+              </w:rPr>
+              <w:t>NPTEL – The Joy of Computing using Python (SWAYAM):</w:t>
+            </w:r>
+            <w:hyperlink r:id="rId19">
               <w:r>
                 <w:rPr>
-                  <w:rFonts w:ascii="Tahoma" w:eastAsia="Tahoma" w:hAnsi="Tahoma" w:cs="Tahoma"/>
+                  <w:b w:val="0"/>
+                  <w:bCs w:val="0"/>
+                  <w:sz w:val="22"/>
+                  <w:szCs w:val="22"/>
+                </w:rPr>
+                <w:t xml:space="preserve"> </w:t>
+              </w:r>
+            </w:hyperlink>
+            <w:hyperlink r:id="rId20">
+              <w:r>
+                <w:rPr>
+                  <w:b w:val="0"/>
+                  <w:bCs w:val="0"/>
                   <w:color w:val="1155CC"/>
                   <w:sz w:val="22"/>
                   <w:szCs w:val="22"/>
@@ -14483,9 +16162,498 @@
             </w:hyperlink>
             <w:r>
               <w:rPr>
-                <w:rFonts w:ascii="Tahoma" w:eastAsia="Tahoma" w:hAnsi="Tahoma" w:cs="Tahoma"/>
-                <w:sz w:val="22"/>
-                <w:szCs w:val="22"/>
+                <w:b w:val="0"/>
+                <w:bCs w:val="0"/>
+                <w:color w:val="1155CC"/>
+                <w:sz w:val="22"/>
+                <w:szCs w:val="22"/>
+                <w:u w:val="single"/>
+              </w:rPr>
+              <w:t xml:space="preserve"> </w:t>
+            </w:r>
+          </w:p>
+        </w:tc>
+      </w:tr>
+      <w:tr>
+        <w:trPr>
+          <w:trHeight w:val="1275"/>
+        </w:trPr>
+        <w:tc>
+          <w:tcPr>
+            <w:tcW w:w="1815" w:type="dxa"/>
+            <w:vMerge w:val="restart"/>
+            <w:tcBorders>
+              <w:top w:val="nil"/>
+              <w:left w:val="single" w:sz="7" w:space="0" w:color="000000"/>
+              <w:bottom w:val="single" w:sz="7" w:space="0" w:color="000000"/>
+              <w:right w:val="single" w:sz="7" w:space="0" w:color="000000"/>
+            </w:tcBorders>
+            <w:shd w:val="clear" w:color="auto" w:fill="auto"/>
+            <w:tcMar>
+              <w:top w:w="0" w:type="dxa"/>
+              <w:left w:w="100" w:type="dxa"/>
+              <w:bottom w:w="0" w:type="dxa"/>
+              <w:right w:w="100" w:type="dxa"/>
+            </w:tcMar>
+          </w:tcPr>
+          <w:p>
+            <w:pPr>
+              <w:pStyle w:val="Heading1"/>
+              <w:keepNext w:val="0"/>
+              <w:keepLines w:val="0"/>
+              <w:spacing w:before="0" w:after="120" w:line="276" w:lineRule="auto"/>
+              <w:ind w:left="140" w:right="140"/>
+              <w:rPr>
+                <w:b w:val="0"/>
+                <w:bCs w:val="0"/>
+                <w:sz w:val="22"/>
+                <w:szCs w:val="22"/>
+              </w:rPr>
+            </w:pPr>
+            <w:bookmarkStart w:id="28" w:name="_heading=h.yjusn7a7cb3l" w:colFirst="0" w:colLast="0"/>
+            <w:bookmarkEnd w:id="28"/>
+            <w:r>
+              <w:rPr>
+                <w:rFonts w:ascii="Tahoma" w:hAnsi="Tahoma"/>
+                <w:sz w:val="22"/>
+              </w:rPr>
+              <w:t>III- Object-Oriented Programming in Python</w:t>
+            </w:r>
+          </w:p>
+        </w:tc>
+        <w:tc>
+          <w:tcPr>
+            <w:tcW w:w="1410" w:type="dxa"/>
+            <w:tcBorders>
+              <w:top w:val="nil"/>
+              <w:left w:val="nil"/>
+              <w:bottom w:val="single" w:sz="7" w:space="0" w:color="000000"/>
+              <w:right w:val="single" w:sz="7" w:space="0" w:color="000000"/>
+            </w:tcBorders>
+            <w:shd w:val="clear" w:color="auto" w:fill="auto"/>
+            <w:tcMar>
+              <w:top w:w="0" w:type="dxa"/>
+              <w:left w:w="100" w:type="dxa"/>
+              <w:bottom w:w="0" w:type="dxa"/>
+              <w:right w:w="100" w:type="dxa"/>
+            </w:tcMar>
+          </w:tcPr>
+          <w:p>
+            <w:pPr>
+              <w:spacing w:line="360" w:lineRule="auto"/>
+              <w:ind w:left="140" w:right="140"/>
+              <w:jc w:val="both"/>
+              <w:rPr>
+                <w:rFonts w:ascii="Tahoma" w:eastAsia="Tahoma" w:hAnsi="Tahoma" w:cs="Tahoma"/>
+                <w:sz w:val="22"/>
+                <w:szCs w:val="22"/>
+              </w:rPr>
+            </w:pPr>
+            <w:r>
+              <w:rPr>
+                <w:rFonts w:ascii="Tahoma" w:hAnsi="Tahoma"/>
+                <w:sz w:val="22"/>
+              </w:rPr>
+              <w:t>K3.5</w:t>
+            </w:r>
+          </w:p>
+        </w:tc>
+        <w:tc>
+          <w:tcPr>
+            <w:tcW w:w="2295" w:type="dxa"/>
+            <w:tcBorders>
+              <w:top w:val="nil"/>
+              <w:left w:val="nil"/>
+              <w:bottom w:val="single" w:sz="7" w:space="0" w:color="000000"/>
+              <w:right w:val="single" w:sz="7" w:space="0" w:color="000000"/>
+            </w:tcBorders>
+            <w:shd w:val="clear" w:color="auto" w:fill="auto"/>
+            <w:tcMar>
+              <w:top w:w="0" w:type="dxa"/>
+              <w:left w:w="100" w:type="dxa"/>
+              <w:bottom w:w="0" w:type="dxa"/>
+              <w:right w:w="100" w:type="dxa"/>
+            </w:tcMar>
+          </w:tcPr>
+          <w:p>
+            <w:pPr>
+              <w:shd w:val="clear" w:color="auto" w:fill="FFFFFF"/>
+              <w:spacing w:line="360" w:lineRule="auto"/>
+              <w:jc w:val="both"/>
+              <w:rPr>
+                <w:rFonts w:ascii="Tahoma" w:eastAsia="Tahoma" w:hAnsi="Tahoma" w:cs="Tahoma"/>
+                <w:sz w:val="22"/>
+                <w:szCs w:val="22"/>
+              </w:rPr>
+            </w:pPr>
+            <w:r>
+              <w:rPr>
+                <w:rFonts w:ascii="Tahoma" w:hAnsi="Tahoma"/>
+                <w:sz w:val="22"/>
+              </w:rPr>
+              <w:t>Inheritance and method overriding for simple application requirements.</w:t>
+            </w:r>
+          </w:p>
+        </w:tc>
+        <w:tc>
+          <w:tcPr>
+            <w:tcW w:w="1950" w:type="dxa"/>
+            <w:tcBorders>
+              <w:top w:val="nil"/>
+              <w:left w:val="nil"/>
+              <w:bottom w:val="single" w:sz="7" w:space="0" w:color="000000"/>
+              <w:right w:val="single" w:sz="7" w:space="0" w:color="000000"/>
+            </w:tcBorders>
+            <w:shd w:val="clear" w:color="auto" w:fill="auto"/>
+            <w:tcMar>
+              <w:top w:w="0" w:type="dxa"/>
+              <w:left w:w="100" w:type="dxa"/>
+              <w:bottom w:w="0" w:type="dxa"/>
+              <w:right w:w="100" w:type="dxa"/>
+            </w:tcMar>
+          </w:tcPr>
+          <w:p>
+            <w:pPr>
+              <w:ind w:left="140" w:right="140"/>
+              <w:jc w:val="both"/>
+              <w:rPr>
+                <w:rFonts w:ascii="Tahoma" w:eastAsia="Tahoma" w:hAnsi="Tahoma" w:cs="Tahoma"/>
+                <w:sz w:val="22"/>
+                <w:szCs w:val="22"/>
+              </w:rPr>
+            </w:pPr>
+            <w:r>
+              <w:rPr>
+                <w:rFonts w:ascii="Tahoma" w:hAnsi="Tahoma"/>
+                <w:sz w:val="22"/>
+              </w:rPr>
+              <w:t>B1, Ch. 20: Containership and Inheritance</w:t>
+              <w:br/>
+              <w:br/>
+              <w:t>B3, Ch. 10: Inheritance</w:t>
+            </w:r>
+          </w:p>
+        </w:tc>
+        <w:tc>
+          <w:tcPr>
+            <w:tcW w:w="1785" w:type="dxa"/>
+            <w:tcBorders>
+              <w:top w:val="nil"/>
+              <w:left w:val="nil"/>
+              <w:bottom w:val="single" w:sz="7" w:space="0" w:color="000000"/>
+              <w:right w:val="single" w:sz="7" w:space="0" w:color="000000"/>
+            </w:tcBorders>
+            <w:shd w:val="clear" w:color="auto" w:fill="auto"/>
+            <w:tcMar>
+              <w:top w:w="0" w:type="dxa"/>
+              <w:left w:w="100" w:type="dxa"/>
+              <w:bottom w:w="0" w:type="dxa"/>
+              <w:right w:w="100" w:type="dxa"/>
+            </w:tcMar>
+          </w:tcPr>
+          <w:p>
+            <w:pPr>
+              <w:pStyle w:val="Heading1"/>
+              <w:keepNext w:val="0"/>
+              <w:keepLines w:val="0"/>
+              <w:spacing w:before="0" w:after="120" w:line="276" w:lineRule="auto"/>
+              <w:ind w:left="140" w:right="140"/>
+              <w:jc w:val="both"/>
+              <w:rPr>
+                <w:b w:val="0"/>
+                <w:bCs w:val="0"/>
+                <w:color w:val="1155CC"/>
+                <w:sz w:val="22"/>
+                <w:szCs w:val="22"/>
+                <w:u w:val="single"/>
+              </w:rPr>
+            </w:pPr>
+            <w:bookmarkStart w:id="29" w:name="_heading=h.41vdacl61mw5" w:colFirst="0" w:colLast="0"/>
+            <w:bookmarkEnd w:id="29"/>
+            <w:r>
+              <w:rPr>
+                <w:b w:val="0"/>
+                <w:bCs w:val="0"/>
+                <w:sz w:val="22"/>
+                <w:szCs w:val="22"/>
+              </w:rPr>
+              <w:t>NPTEL – The Joy of Computing using Python (SWAYAM):</w:t>
+            </w:r>
+            <w:hyperlink r:id="rId19">
+              <w:r>
+                <w:rPr>
+                  <w:b w:val="0"/>
+                  <w:bCs w:val="0"/>
+                  <w:sz w:val="22"/>
+                  <w:szCs w:val="22"/>
+                </w:rPr>
+                <w:t xml:space="preserve"> </w:t>
+              </w:r>
+            </w:hyperlink>
+            <w:hyperlink r:id="rId20">
+              <w:r>
+                <w:rPr>
+                  <w:b w:val="0"/>
+                  <w:bCs w:val="0"/>
+                  <w:color w:val="1155CC"/>
+                  <w:sz w:val="22"/>
+                  <w:szCs w:val="22"/>
+                  <w:u w:val="single"/>
+                </w:rPr>
+                <w:t>Preview: The Joy of Computing using Python | SWAYAM</w:t>
+              </w:r>
+            </w:hyperlink>
+            <w:r>
+              <w:rPr>
+                <w:b w:val="0"/>
+                <w:bCs w:val="0"/>
+                <w:color w:val="1155CC"/>
+                <w:sz w:val="22"/>
+                <w:szCs w:val="22"/>
+                <w:u w:val="single"/>
+              </w:rPr>
+              <w:t xml:space="preserve"> </w:t>
+            </w:r>
+          </w:p>
+        </w:tc>
+      </w:tr>
+      <w:tr>
+        <w:trPr>
+          <w:trHeight w:val="1275"/>
+        </w:trPr>
+        <w:tc>
+          <w:tcPr>
+            <w:tcW w:w="1815" w:type="dxa"/>
+            <w:vMerge w:val="restart"/>
+            <w:tcBorders>
+              <w:top w:val="nil"/>
+              <w:left w:val="single" w:sz="7" w:space="0" w:color="000000"/>
+              <w:bottom w:val="single" w:sz="7" w:space="0" w:color="000000"/>
+              <w:right w:val="single" w:sz="7" w:space="0" w:color="000000"/>
+            </w:tcBorders>
+            <w:shd w:val="clear" w:color="auto" w:fill="auto"/>
+            <w:tcMar>
+              <w:top w:w="0" w:type="dxa"/>
+              <w:left w:w="100" w:type="dxa"/>
+              <w:bottom w:w="0" w:type="dxa"/>
+              <w:right w:w="100" w:type="dxa"/>
+            </w:tcMar>
+          </w:tcPr>
+          <w:p>
+            <w:pPr>
+              <w:pStyle w:val="Heading1"/>
+              <w:keepNext w:val="0"/>
+              <w:keepLines w:val="0"/>
+              <w:spacing w:before="0" w:after="120" w:line="276" w:lineRule="auto"/>
+              <w:ind w:left="140" w:right="140"/>
+              <w:rPr>
+                <w:b w:val="0"/>
+                <w:bCs w:val="0"/>
+                <w:sz w:val="22"/>
+                <w:szCs w:val="22"/>
+              </w:rPr>
+            </w:pPr>
+            <w:bookmarkStart w:id="28" w:name="_heading=h.yjusn7a7cb3l" w:colFirst="0" w:colLast="0"/>
+            <w:bookmarkEnd w:id="28"/>
+            <w:r>
+              <w:rPr>
+                <w:rFonts w:ascii="Tahoma" w:hAnsi="Tahoma"/>
+                <w:sz w:val="22"/>
+              </w:rPr>
+              <w:t>III- Object-Oriented Programming in Python</w:t>
+            </w:r>
+          </w:p>
+        </w:tc>
+        <w:tc>
+          <w:tcPr>
+            <w:tcW w:w="1410" w:type="dxa"/>
+            <w:tcBorders>
+              <w:top w:val="nil"/>
+              <w:left w:val="nil"/>
+              <w:bottom w:val="single" w:sz="7" w:space="0" w:color="000000"/>
+              <w:right w:val="single" w:sz="7" w:space="0" w:color="000000"/>
+            </w:tcBorders>
+            <w:shd w:val="clear" w:color="auto" w:fill="auto"/>
+            <w:tcMar>
+              <w:top w:w="0" w:type="dxa"/>
+              <w:left w:w="100" w:type="dxa"/>
+              <w:bottom w:w="0" w:type="dxa"/>
+              <w:right w:w="100" w:type="dxa"/>
+            </w:tcMar>
+          </w:tcPr>
+          <w:p>
+            <w:pPr>
+              <w:spacing w:line="360" w:lineRule="auto"/>
+              <w:ind w:left="140" w:right="140"/>
+              <w:jc w:val="both"/>
+              <w:rPr>
+                <w:rFonts w:ascii="Tahoma" w:eastAsia="Tahoma" w:hAnsi="Tahoma" w:cs="Tahoma"/>
+                <w:sz w:val="22"/>
+                <w:szCs w:val="22"/>
+              </w:rPr>
+            </w:pPr>
+            <w:r>
+              <w:rPr>
+                <w:rFonts w:ascii="Tahoma" w:hAnsi="Tahoma"/>
+                <w:sz w:val="22"/>
+              </w:rPr>
+              <w:t>K3.6</w:t>
+            </w:r>
+          </w:p>
+        </w:tc>
+        <w:tc>
+          <w:tcPr>
+            <w:tcW w:w="2295" w:type="dxa"/>
+            <w:tcBorders>
+              <w:top w:val="nil"/>
+              <w:left w:val="nil"/>
+              <w:bottom w:val="single" w:sz="7" w:space="0" w:color="000000"/>
+              <w:right w:val="single" w:sz="7" w:space="0" w:color="000000"/>
+            </w:tcBorders>
+            <w:shd w:val="clear" w:color="auto" w:fill="auto"/>
+            <w:tcMar>
+              <w:top w:w="0" w:type="dxa"/>
+              <w:left w:w="100" w:type="dxa"/>
+              <w:bottom w:w="0" w:type="dxa"/>
+              <w:right w:w="100" w:type="dxa"/>
+            </w:tcMar>
+          </w:tcPr>
+          <w:p>
+            <w:pPr>
+              <w:shd w:val="clear" w:color="auto" w:fill="FFFFFF"/>
+              <w:spacing w:line="360" w:lineRule="auto"/>
+              <w:jc w:val="both"/>
+              <w:rPr>
+                <w:rFonts w:ascii="Tahoma" w:eastAsia="Tahoma" w:hAnsi="Tahoma" w:cs="Tahoma"/>
+                <w:sz w:val="22"/>
+                <w:szCs w:val="22"/>
+              </w:rPr>
+            </w:pPr>
+            <w:r>
+              <w:rPr>
+                <w:rFonts w:ascii="Tahoma" w:hAnsi="Tahoma"/>
+                <w:sz w:val="22"/>
+              </w:rPr>
+              <w:t>Object-oriented design of small real-world entities and workflows.</w:t>
+            </w:r>
+          </w:p>
+        </w:tc>
+        <w:tc>
+          <w:tcPr>
+            <w:tcW w:w="1950" w:type="dxa"/>
+            <w:tcBorders>
+              <w:top w:val="nil"/>
+              <w:left w:val="nil"/>
+              <w:bottom w:val="single" w:sz="7" w:space="0" w:color="000000"/>
+              <w:right w:val="single" w:sz="7" w:space="0" w:color="000000"/>
+            </w:tcBorders>
+            <w:shd w:val="clear" w:color="auto" w:fill="auto"/>
+            <w:tcMar>
+              <w:top w:w="0" w:type="dxa"/>
+              <w:left w:w="100" w:type="dxa"/>
+              <w:bottom w:w="0" w:type="dxa"/>
+              <w:right w:w="100" w:type="dxa"/>
+            </w:tcMar>
+          </w:tcPr>
+          <w:p>
+            <w:pPr>
+              <w:ind w:left="140" w:right="140"/>
+              <w:jc w:val="both"/>
+              <w:rPr>
+                <w:rFonts w:ascii="Tahoma" w:eastAsia="Tahoma" w:hAnsi="Tahoma" w:cs="Tahoma"/>
+                <w:sz w:val="22"/>
+                <w:szCs w:val="22"/>
+              </w:rPr>
+            </w:pPr>
+            <w:r>
+              <w:rPr>
+                <w:rFonts w:ascii="Tahoma" w:hAnsi="Tahoma"/>
+                <w:sz w:val="22"/>
+              </w:rPr>
+              <w:t>B1, Ch. 20: Containership and Inheritance</w:t>
+              <w:br/>
+              <w:br/>
+              <w:t>B3, Ch. 10: Inheritance</w:t>
+            </w:r>
+          </w:p>
+        </w:tc>
+        <w:tc>
+          <w:tcPr>
+            <w:tcW w:w="1785" w:type="dxa"/>
+            <w:tcBorders>
+              <w:top w:val="nil"/>
+              <w:left w:val="nil"/>
+              <w:bottom w:val="single" w:sz="7" w:space="0" w:color="000000"/>
+              <w:right w:val="single" w:sz="7" w:space="0" w:color="000000"/>
+            </w:tcBorders>
+            <w:shd w:val="clear" w:color="auto" w:fill="auto"/>
+            <w:tcMar>
+              <w:top w:w="0" w:type="dxa"/>
+              <w:left w:w="100" w:type="dxa"/>
+              <w:bottom w:w="0" w:type="dxa"/>
+              <w:right w:w="100" w:type="dxa"/>
+            </w:tcMar>
+          </w:tcPr>
+          <w:p>
+            <w:pPr>
+              <w:pStyle w:val="Heading1"/>
+              <w:keepNext w:val="0"/>
+              <w:keepLines w:val="0"/>
+              <w:spacing w:before="0" w:after="120" w:line="276" w:lineRule="auto"/>
+              <w:ind w:left="140" w:right="140"/>
+              <w:jc w:val="both"/>
+              <w:rPr>
+                <w:b w:val="0"/>
+                <w:bCs w:val="0"/>
+                <w:color w:val="1155CC"/>
+                <w:sz w:val="22"/>
+                <w:szCs w:val="22"/>
+                <w:u w:val="single"/>
+              </w:rPr>
+            </w:pPr>
+            <w:bookmarkStart w:id="29" w:name="_heading=h.41vdacl61mw5" w:colFirst="0" w:colLast="0"/>
+            <w:bookmarkEnd w:id="29"/>
+            <w:r>
+              <w:rPr>
+                <w:b w:val="0"/>
+                <w:bCs w:val="0"/>
+                <w:sz w:val="22"/>
+                <w:szCs w:val="22"/>
+              </w:rPr>
+              <w:t>NPTEL – The Joy of Computing using Python (SWAYAM):</w:t>
+            </w:r>
+            <w:hyperlink r:id="rId19">
+              <w:r>
+                <w:rPr>
+                  <w:b w:val="0"/>
+                  <w:bCs w:val="0"/>
+                  <w:sz w:val="22"/>
+                  <w:szCs w:val="22"/>
+                </w:rPr>
+                <w:t xml:space="preserve"> </w:t>
+              </w:r>
+            </w:hyperlink>
+            <w:hyperlink r:id="rId20">
+              <w:r>
+                <w:rPr>
+                  <w:b w:val="0"/>
+                  <w:bCs w:val="0"/>
+                  <w:color w:val="1155CC"/>
+                  <w:sz w:val="22"/>
+                  <w:szCs w:val="22"/>
+                  <w:u w:val="single"/>
+                </w:rPr>
+                <w:t>Preview: The Joy of Computing using Python | SWAYAM</w:t>
+              </w:r>
+            </w:hyperlink>
+            <w:r>
+              <w:rPr>
+                <w:b w:val="0"/>
+                <w:bCs w:val="0"/>
+                <w:color w:val="1155CC"/>
+                <w:sz w:val="22"/>
+                <w:szCs w:val="22"/>
+                <w:u w:val="single"/>
               </w:rPr>
               <w:t xml:space="preserve"> </w:t>
             </w:r>
@@ -14851,12 +17019,10 @@
             <w:bookmarkEnd w:id="35"/>
             <w:r>
               <w:rPr>
-                <w:b w:val="0"/>
-                <w:bCs w:val="0"/>
-                <w:sz w:val="22"/>
-                <w:szCs w:val="22"/>
-              </w:rPr>
-              <w:t>IV- Functions and Object-Oriented Programming (OOP)</w:t>
+                <w:rFonts w:ascii="Tahoma" w:hAnsi="Tahoma"/>
+                <w:sz w:val="22"/>
+              </w:rPr>
+              <w:t>IV- File Handling, Exception Handling, and Program Quality</w:t>
             </w:r>
           </w:p>
         </w:tc>
@@ -14890,11 +17056,10 @@
             </w:pPr>
             <w:r>
               <w:rPr>
-                <w:rFonts w:ascii="Tahoma" w:eastAsia="Tahoma" w:hAnsi="Tahoma" w:cs="Tahoma"/>
-                <w:sz w:val="22"/>
-                <w:szCs w:val="22"/>
-              </w:rPr>
-              <w:t>K1</w:t>
+                <w:rFonts w:ascii="Tahoma" w:hAnsi="Tahoma"/>
+                <w:sz w:val="22"/>
+              </w:rPr>
+              <w:t>K4.1</w:t>
             </w:r>
           </w:p>
         </w:tc>
@@ -14928,23 +17093,11 @@
             </w:pPr>
             <w:r>
               <w:rPr>
-                <w:rFonts w:ascii="Tahoma" w:eastAsia="Tahoma" w:hAnsi="Tahoma" w:cs="Tahoma"/>
-                <w:sz w:val="22"/>
-                <w:szCs w:val="22"/>
-              </w:rPr>
-              <w:t>Defining functions, arguments, and return values; recursion; lambda functions; map, filter, and reduce</w:t>
-            </w:r>
-          </w:p>
-          <w:p>
-            <w:pPr>
-              <w:ind w:left="140" w:right="140"/>
-              <w:jc w:val="both"/>
-              <w:rPr>
-                <w:rFonts w:ascii="Tahoma" w:eastAsia="Tahoma" w:hAnsi="Tahoma" w:cs="Tahoma"/>
-                <w:sz w:val="22"/>
-                <w:szCs w:val="22"/>
-              </w:rPr>
-            </w:pPr>
+                <w:rFonts w:ascii="Tahoma" w:hAnsi="Tahoma"/>
+                <w:sz w:val="22"/>
+              </w:rPr>
+              <w:t>File concepts, file paths, modes, and context management using with.</w:t>
+            </w:r>
           </w:p>
         </w:tc>
         <w:tc>
@@ -14976,72 +17129,13 @@
             </w:pPr>
             <w:r>
               <w:rPr>
-                <w:rFonts w:ascii="Tahoma" w:eastAsia="Tahoma" w:hAnsi="Tahoma" w:cs="Tahoma"/>
-                <w:sz w:val="22"/>
-                <w:szCs w:val="22"/>
-              </w:rPr>
-              <w:t>Let Us Python (Kanetkar &amp; Kanetkar), Ch. 13–15: Functions; Recursion; Functional Programming</w:t>
-            </w:r>
-          </w:p>
-          <w:p>
-            <w:pPr>
-              <w:spacing w:line="276" w:lineRule="auto"/>
-              <w:ind w:left="140" w:right="140"/>
-              <w:jc w:val="both"/>
-              <w:rPr>
-                <w:rFonts w:ascii="Tahoma" w:eastAsia="Tahoma" w:hAnsi="Tahoma" w:cs="Tahoma"/>
-                <w:sz w:val="22"/>
-                <w:szCs w:val="22"/>
-              </w:rPr>
-            </w:pPr>
-            <w:r>
-              <w:rPr>
-                <w:rFonts w:ascii="Tahoma" w:eastAsia="Tahoma" w:hAnsi="Tahoma" w:cs="Tahoma"/>
-                <w:sz w:val="22"/>
-                <w:szCs w:val="22"/>
-              </w:rPr>
-              <w:t>Unit- 4.</w:t>
-            </w:r>
-          </w:p>
-          <w:p>
-            <w:pPr>
-              <w:ind w:left="140" w:right="140"/>
-              <w:jc w:val="both"/>
-              <w:rPr>
-                <w:rFonts w:ascii="Tahoma" w:eastAsia="Tahoma" w:hAnsi="Tahoma" w:cs="Tahoma"/>
-                <w:sz w:val="22"/>
-                <w:szCs w:val="22"/>
-              </w:rPr>
-            </w:pPr>
-          </w:p>
-          <w:p>
-            <w:pPr>
-              <w:ind w:right="140"/>
-              <w:jc w:val="both"/>
-              <w:rPr>
-                <w:rFonts w:ascii="Tahoma" w:eastAsia="Tahoma" w:hAnsi="Tahoma" w:cs="Tahoma"/>
-                <w:sz w:val="22"/>
-                <w:szCs w:val="22"/>
-              </w:rPr>
-            </w:pPr>
-          </w:p>
-          <w:p>
-            <w:pPr>
-              <w:ind w:left="140" w:right="140"/>
-              <w:jc w:val="both"/>
-              <w:rPr>
-                <w:rFonts w:ascii="Tahoma" w:eastAsia="Tahoma" w:hAnsi="Tahoma" w:cs="Tahoma"/>
-                <w:sz w:val="22"/>
-                <w:szCs w:val="22"/>
-              </w:rPr>
-            </w:pPr>
-            <w:r>
-              <w:rPr>
-                <w:rFonts w:ascii="Tahoma" w:eastAsia="Tahoma" w:hAnsi="Tahoma" w:cs="Tahoma"/>
-                <w:sz w:val="22"/>
-                <w:szCs w:val="22"/>
-              </w:rPr>
-              <w:t xml:space="preserve"> </w:t>
+                <w:rFonts w:ascii="Tahoma" w:hAnsi="Tahoma"/>
+                <w:sz w:val="22"/>
+              </w:rPr>
+              <w:t>B1, Ch. 23: File Input/Output</w:t>
+              <w:br/>
+              <w:br/>
+              <w:t>B3, Ch. 7: File Handling</w:t>
             </w:r>
           </w:p>
         </w:tc>
@@ -15130,12 +17224,12 @@
       </w:tr>
       <w:tr>
         <w:trPr>
-          <w:trHeight w:val="1275"/>
+          <w:trHeight w:val="1290"/>
         </w:trPr>
         <w:tc>
           <w:tcPr>
             <w:tcW w:w="1785" w:type="dxa"/>
-            <w:vMerge/>
+            <w:vMerge w:val="restart"/>
             <w:tcBorders>
               <w:top w:val="nil"/>
               <w:left w:val="single" w:sz="7" w:space="0" w:color="000000"/>
@@ -15152,23 +17246,27 @@
           </w:tcPr>
           <w:p>
             <w:pPr>
-              <w:widowControl w:val="0"/>
-              <w:pBdr>
-                <w:top w:val="nil"/>
-                <w:left w:val="nil"/>
-                <w:bottom w:val="nil"/>
-                <w:right w:val="nil"/>
-                <w:between w:val="nil"/>
-              </w:pBdr>
-              <w:spacing w:line="276" w:lineRule="auto"/>
-              <w:rPr>
-                <w:rFonts w:ascii="Tahoma" w:eastAsia="Tahoma" w:hAnsi="Tahoma" w:cs="Tahoma"/>
-                <w:color w:val="1155CC"/>
-                <w:sz w:val="22"/>
-                <w:szCs w:val="22"/>
-                <w:u w:val="single"/>
-              </w:rPr>
-            </w:pPr>
+              <w:pStyle w:val="Heading1"/>
+              <w:keepNext w:val="0"/>
+              <w:keepLines w:val="0"/>
+              <w:spacing w:before="0" w:after="120" w:line="276" w:lineRule="auto"/>
+              <w:ind w:left="140" w:right="140"/>
+              <w:rPr>
+                <w:b w:val="0"/>
+                <w:bCs w:val="0"/>
+                <w:sz w:val="22"/>
+                <w:szCs w:val="22"/>
+              </w:rPr>
+            </w:pPr>
+            <w:bookmarkStart w:id="35" w:name="_heading=h.l7unw5a7p1ey" w:colFirst="0" w:colLast="0"/>
+            <w:bookmarkEnd w:id="35"/>
+            <w:r>
+              <w:rPr>
+                <w:rFonts w:ascii="Tahoma" w:hAnsi="Tahoma"/>
+                <w:sz w:val="22"/>
+              </w:rPr>
+              <w:t>IV- File Handling, Exception Handling, and Program Quality</w:t>
+            </w:r>
           </w:p>
         </w:tc>
         <w:tc>
@@ -15201,11 +17299,10 @@
             </w:pPr>
             <w:r>
               <w:rPr>
-                <w:rFonts w:ascii="Tahoma" w:eastAsia="Tahoma" w:hAnsi="Tahoma" w:cs="Tahoma"/>
-                <w:sz w:val="22"/>
-                <w:szCs w:val="22"/>
-              </w:rPr>
-              <w:t>K2</w:t>
+                <w:rFonts w:ascii="Tahoma" w:hAnsi="Tahoma"/>
+                <w:sz w:val="22"/>
+              </w:rPr>
+              <w:t>K4.2</w:t>
             </w:r>
           </w:p>
         </w:tc>
@@ -15239,11 +17336,10 @@
             </w:pPr>
             <w:r>
               <w:rPr>
-                <w:rFonts w:ascii="Tahoma" w:eastAsia="Tahoma" w:hAnsi="Tahoma" w:cs="Tahoma"/>
-                <w:sz w:val="22"/>
-                <w:szCs w:val="22"/>
-              </w:rPr>
-              <w:t>Object-oriented programming concepts: classes and objects</w:t>
+                <w:rFonts w:ascii="Tahoma" w:hAnsi="Tahoma"/>
+                <w:sz w:val="22"/>
+              </w:rPr>
+              <w:t>Reading, writing, appending, and processing text-file data.</w:t>
             </w:r>
           </w:p>
         </w:tc>
@@ -15276,62 +17372,13 @@
             </w:pPr>
             <w:r>
               <w:rPr>
-                <w:rFonts w:ascii="Tahoma" w:eastAsia="Tahoma" w:hAnsi="Tahoma" w:cs="Tahoma"/>
-                <w:sz w:val="22"/>
-                <w:szCs w:val="22"/>
-              </w:rPr>
-              <w:t>Let Us Python (Kanetkar &amp; Kanetkar), Ch. 18: Classes and Objects</w:t>
-            </w:r>
-          </w:p>
-          <w:p>
-            <w:pPr>
-              <w:spacing w:line="276" w:lineRule="auto"/>
-              <w:ind w:left="140" w:right="140"/>
-              <w:jc w:val="both"/>
-              <w:rPr>
-                <w:rFonts w:ascii="Tahoma" w:eastAsia="Tahoma" w:hAnsi="Tahoma" w:cs="Tahoma"/>
-                <w:sz w:val="22"/>
-                <w:szCs w:val="22"/>
-              </w:rPr>
-            </w:pPr>
-            <w:r>
-              <w:rPr>
-                <w:rFonts w:ascii="Tahoma" w:eastAsia="Tahoma" w:hAnsi="Tahoma" w:cs="Tahoma"/>
-                <w:sz w:val="22"/>
-                <w:szCs w:val="22"/>
-              </w:rPr>
-              <w:t>Unit- 4.</w:t>
-            </w:r>
-          </w:p>
-          <w:p>
-            <w:pPr>
-              <w:ind w:left="140" w:right="140"/>
-              <w:jc w:val="both"/>
-              <w:rPr>
-                <w:rFonts w:ascii="Tahoma" w:eastAsia="Tahoma" w:hAnsi="Tahoma" w:cs="Tahoma"/>
-                <w:sz w:val="22"/>
-                <w:szCs w:val="22"/>
-              </w:rPr>
-            </w:pPr>
-          </w:p>
-          <w:p>
-            <w:pPr>
-              <w:ind w:left="140" w:right="140"/>
-              <w:jc w:val="both"/>
-              <w:rPr>
-                <w:rFonts w:ascii="Tahoma" w:eastAsia="Tahoma" w:hAnsi="Tahoma" w:cs="Tahoma"/>
-                <w:sz w:val="22"/>
-                <w:szCs w:val="22"/>
-              </w:rPr>
-            </w:pPr>
-            <w:r>
-              <w:rPr>
-                <w:rFonts w:ascii="Tahoma" w:eastAsia="Tahoma" w:hAnsi="Tahoma" w:cs="Tahoma"/>
-                <w:sz w:val="22"/>
-                <w:szCs w:val="22"/>
-              </w:rPr>
-              <w:lastRenderedPageBreak/>
-              <w:t xml:space="preserve"> </w:t>
+                <w:rFonts w:ascii="Tahoma" w:hAnsi="Tahoma"/>
+                <w:sz w:val="22"/>
+              </w:rPr>
+              <w:t>B1, Ch. 23: File Input/Output</w:t>
+              <w:br/>
+              <w:br/>
+              <w:t>B3, Ch. 7: File Handling</w:t>
             </w:r>
           </w:p>
         </w:tc>
@@ -15359,6 +17406,7 @@
               <w:keepLines w:val="0"/>
               <w:spacing w:before="0" w:after="120" w:line="276" w:lineRule="auto"/>
               <w:ind w:left="140" w:right="140"/>
+              <w:jc w:val="both"/>
               <w:rPr>
                 <w:b w:val="0"/>
                 <w:bCs w:val="0"/>
@@ -15368,8 +17416,8 @@
                 <w:u w:val="single"/>
               </w:rPr>
             </w:pPr>
-            <w:bookmarkStart w:id="37" w:name="_heading=h.559n5ojye0sy" w:colFirst="0" w:colLast="0"/>
-            <w:bookmarkEnd w:id="37"/>
+            <w:bookmarkStart w:id="36" w:name="_heading=h.p7eir8lwj41h" w:colFirst="0" w:colLast="0"/>
+            <w:bookmarkEnd w:id="36"/>
             <w:r>
               <w:rPr>
                 <w:b w:val="0"/>
@@ -15377,10 +17425,9 @@
                 <w:sz w:val="22"/>
                 <w:szCs w:val="22"/>
               </w:rPr>
-              <w:lastRenderedPageBreak/>
               <w:t>NPTEL – The Joy of Computing using Python (SWAYAM):</w:t>
             </w:r>
-            <w:hyperlink r:id="rId28">
+            <w:hyperlink r:id="rId26">
               <w:r>
                 <w:rPr>
                   <w:b w:val="0"/>
@@ -15391,7 +17438,7 @@
                 <w:t xml:space="preserve"> </w:t>
               </w:r>
             </w:hyperlink>
-            <w:hyperlink r:id="rId29">
+            <w:hyperlink r:id="rId27">
               <w:r>
                 <w:rPr>
                   <w:b w:val="0"/>
@@ -15401,19 +17448,7 @@
                   <w:szCs w:val="22"/>
                   <w:u w:val="single"/>
                 </w:rPr>
-                <w:t xml:space="preserve">Preview: The </w:t>
-              </w:r>
-              <w:r>
-                <w:rPr>
-                  <w:b w:val="0"/>
-                  <w:bCs w:val="0"/>
-                  <w:color w:val="1155CC"/>
-                  <w:sz w:val="22"/>
-                  <w:szCs w:val="22"/>
-                  <w:u w:val="single"/>
-                </w:rPr>
-                <w:lastRenderedPageBreak/>
-                <w:t>Joy of Computing using Python | SWAYAM</w:t>
+                <w:t>Preview: The Joy of Computing using Python | SWAYAM</w:t>
               </w:r>
             </w:hyperlink>
             <w:r>
@@ -15426,217 +17461,6 @@
                 <w:u w:val="single"/>
               </w:rPr>
               <w:t xml:space="preserve"> </w:t>
-            </w:r>
-          </w:p>
-        </w:tc>
-      </w:tr>
-      <w:tr>
-        <w:trPr>
-          <w:trHeight w:val="525"/>
-        </w:trPr>
-        <w:tc>
-          <w:tcPr>
-            <w:tcW w:w="1785" w:type="dxa"/>
-            <w:tcBorders>
-              <w:top w:val="single" w:sz="7" w:space="0" w:color="000000"/>
-              <w:left w:val="single" w:sz="7" w:space="0" w:color="000000"/>
-              <w:bottom w:val="single" w:sz="7" w:space="0" w:color="000000"/>
-              <w:right w:val="single" w:sz="7" w:space="0" w:color="000000"/>
-            </w:tcBorders>
-            <w:shd w:val="clear" w:color="auto" w:fill="E7E6E6"/>
-            <w:tcMar>
-              <w:top w:w="0" w:type="dxa"/>
-              <w:left w:w="100" w:type="dxa"/>
-              <w:bottom w:w="0" w:type="dxa"/>
-              <w:right w:w="100" w:type="dxa"/>
-            </w:tcMar>
-          </w:tcPr>
-          <w:p>
-            <w:pPr>
-              <w:pStyle w:val="Heading1"/>
-              <w:keepNext w:val="0"/>
-              <w:keepLines w:val="0"/>
-              <w:spacing w:before="0" w:after="120" w:line="276" w:lineRule="auto"/>
-              <w:ind w:left="140" w:right="140"/>
-              <w:jc w:val="center"/>
-              <w:rPr>
-                <w:sz w:val="22"/>
-                <w:szCs w:val="22"/>
-              </w:rPr>
-            </w:pPr>
-            <w:bookmarkStart w:id="38" w:name="_heading=h.4vlangksy1hy_dup40" w:colFirst="0" w:colLast="0"/>
-            <w:bookmarkEnd w:id="38"/>
-            <w:r>
-              <w:rPr>
-                <w:sz w:val="22"/>
-                <w:szCs w:val="22"/>
-              </w:rPr>
-              <w:lastRenderedPageBreak/>
-              <w:t>Unit and Unit Name</w:t>
-            </w:r>
-          </w:p>
-        </w:tc>
-        <w:tc>
-          <w:tcPr>
-            <w:tcW w:w="1410" w:type="dxa"/>
-            <w:tcBorders>
-              <w:top w:val="single" w:sz="7" w:space="0" w:color="000000"/>
-              <w:left w:val="nil"/>
-              <w:bottom w:val="single" w:sz="7" w:space="0" w:color="000000"/>
-              <w:right w:val="single" w:sz="7" w:space="0" w:color="000000"/>
-            </w:tcBorders>
-            <w:shd w:val="clear" w:color="auto" w:fill="E7E6E6"/>
-            <w:tcMar>
-              <w:top w:w="0" w:type="dxa"/>
-              <w:left w:w="100" w:type="dxa"/>
-              <w:bottom w:w="0" w:type="dxa"/>
-              <w:right w:w="100" w:type="dxa"/>
-            </w:tcMar>
-          </w:tcPr>
-          <w:p>
-            <w:pPr>
-              <w:pStyle w:val="Heading1"/>
-              <w:keepNext w:val="0"/>
-              <w:keepLines w:val="0"/>
-              <w:spacing w:before="0" w:after="120" w:line="276" w:lineRule="auto"/>
-              <w:ind w:left="140" w:right="140"/>
-              <w:jc w:val="center"/>
-              <w:rPr>
-                <w:sz w:val="22"/>
-                <w:szCs w:val="22"/>
-              </w:rPr>
-            </w:pPr>
-            <w:bookmarkStart w:id="39" w:name="_heading=h.rxhvn719tws8_dup41" w:colFirst="0" w:colLast="0"/>
-            <w:bookmarkEnd w:id="39"/>
-            <w:r>
-              <w:rPr>
-                <w:sz w:val="22"/>
-                <w:szCs w:val="22"/>
-              </w:rPr>
-              <w:t>Contents</w:t>
-            </w:r>
-          </w:p>
-        </w:tc>
-        <w:tc>
-          <w:tcPr>
-            <w:tcW w:w="2325" w:type="dxa"/>
-            <w:tcBorders>
-              <w:top w:val="single" w:sz="7" w:space="0" w:color="000000"/>
-              <w:left w:val="nil"/>
-              <w:bottom w:val="single" w:sz="7" w:space="0" w:color="000000"/>
-              <w:right w:val="single" w:sz="7" w:space="0" w:color="000000"/>
-            </w:tcBorders>
-            <w:shd w:val="clear" w:color="auto" w:fill="E7E6E6"/>
-            <w:tcMar>
-              <w:top w:w="0" w:type="dxa"/>
-              <w:left w:w="100" w:type="dxa"/>
-              <w:bottom w:w="0" w:type="dxa"/>
-              <w:right w:w="100" w:type="dxa"/>
-            </w:tcMar>
-          </w:tcPr>
-          <w:p>
-            <w:pPr>
-              <w:pStyle w:val="Heading1"/>
-              <w:keepNext w:val="0"/>
-              <w:keepLines w:val="0"/>
-              <w:spacing w:before="0" w:after="120" w:line="276" w:lineRule="auto"/>
-              <w:ind w:left="140" w:right="140"/>
-              <w:jc w:val="center"/>
-              <w:rPr>
-                <w:sz w:val="22"/>
-                <w:szCs w:val="22"/>
-              </w:rPr>
-            </w:pPr>
-            <w:bookmarkStart w:id="40" w:name="_heading=h.jqfdbxymk3za_dup42" w:colFirst="0" w:colLast="0"/>
-            <w:bookmarkEnd w:id="40"/>
-            <w:r>
-              <w:rPr>
-                <w:sz w:val="22"/>
-                <w:szCs w:val="22"/>
-              </w:rPr>
-              <w:t>Topic name</w:t>
-            </w:r>
-          </w:p>
-        </w:tc>
-        <w:tc>
-          <w:tcPr>
-            <w:tcW w:w="1950" w:type="dxa"/>
-            <w:tcBorders>
-              <w:top w:val="single" w:sz="7" w:space="0" w:color="000000"/>
-              <w:left w:val="nil"/>
-              <w:bottom w:val="single" w:sz="7" w:space="0" w:color="000000"/>
-              <w:right w:val="single" w:sz="7" w:space="0" w:color="000000"/>
-            </w:tcBorders>
-            <w:shd w:val="clear" w:color="auto" w:fill="E7E6E6"/>
-            <w:tcMar>
-              <w:top w:w="0" w:type="dxa"/>
-              <w:left w:w="100" w:type="dxa"/>
-              <w:bottom w:w="0" w:type="dxa"/>
-              <w:right w:w="100" w:type="dxa"/>
-            </w:tcMar>
-          </w:tcPr>
-          <w:p>
-            <w:pPr>
-              <w:pStyle w:val="Heading1"/>
-              <w:keepNext w:val="0"/>
-              <w:keepLines w:val="0"/>
-              <w:spacing w:before="0" w:after="120" w:line="276" w:lineRule="auto"/>
-              <w:ind w:left="140" w:right="140"/>
-              <w:jc w:val="center"/>
-              <w:rPr>
-                <w:sz w:val="22"/>
-                <w:szCs w:val="22"/>
-              </w:rPr>
-            </w:pPr>
-            <w:bookmarkStart w:id="41" w:name="_heading=h.d9vt94cbj495_dup43" w:colFirst="0" w:colLast="0"/>
-            <w:bookmarkEnd w:id="41"/>
-            <w:r>
-              <w:rPr>
-                <w:sz w:val="22"/>
-                <w:szCs w:val="22"/>
-              </w:rPr>
-              <w:t>Primary Resource(s)</w:t>
-            </w:r>
-          </w:p>
-        </w:tc>
-        <w:tc>
-          <w:tcPr>
-            <w:tcW w:w="1860" w:type="dxa"/>
-            <w:tcBorders>
-              <w:top w:val="single" w:sz="7" w:space="0" w:color="000000"/>
-              <w:left w:val="nil"/>
-              <w:bottom w:val="single" w:sz="7" w:space="0" w:color="000000"/>
-              <w:right w:val="single" w:sz="7" w:space="0" w:color="000000"/>
-            </w:tcBorders>
-            <w:shd w:val="clear" w:color="auto" w:fill="E7E6E6"/>
-            <w:tcMar>
-              <w:top w:w="0" w:type="dxa"/>
-              <w:left w:w="100" w:type="dxa"/>
-              <w:bottom w:w="0" w:type="dxa"/>
-              <w:right w:w="100" w:type="dxa"/>
-            </w:tcMar>
-          </w:tcPr>
-          <w:p>
-            <w:pPr>
-              <w:pStyle w:val="Heading1"/>
-              <w:keepNext w:val="0"/>
-              <w:keepLines w:val="0"/>
-              <w:spacing w:before="0" w:after="120" w:line="276" w:lineRule="auto"/>
-              <w:ind w:left="140" w:right="140"/>
-              <w:jc w:val="center"/>
-              <w:rPr>
-                <w:sz w:val="22"/>
-                <w:szCs w:val="22"/>
-              </w:rPr>
-            </w:pPr>
-            <w:bookmarkStart w:id="42" w:name="_heading=h.fwqzvl8fwz25_dup44" w:colFirst="0" w:colLast="0"/>
-            <w:bookmarkEnd w:id="42"/>
-            <w:r>
-              <w:rPr>
-                <w:sz w:val="22"/>
-                <w:szCs w:val="22"/>
-              </w:rPr>
-              <w:t>Additional Resources</w:t>
             </w:r>
           </w:p>
         </w:tc>
@@ -15677,16 +17501,14 @@
                 <w:szCs w:val="22"/>
               </w:rPr>
             </w:pPr>
-            <w:bookmarkStart w:id="43" w:name="_heading=h.l7unw5a7p1ey_dup45" w:colFirst="0" w:colLast="0"/>
-            <w:bookmarkEnd w:id="43"/>
-            <w:r>
-              <w:rPr>
-                <w:b w:val="0"/>
-                <w:bCs w:val="0"/>
-                <w:sz w:val="22"/>
-                <w:szCs w:val="22"/>
-              </w:rPr>
-              <w:t>V- File Handling, Exception Handling, and Modules</w:t>
+            <w:bookmarkStart w:id="35" w:name="_heading=h.l7unw5a7p1ey" w:colFirst="0" w:colLast="0"/>
+            <w:bookmarkEnd w:id="35"/>
+            <w:r>
+              <w:rPr>
+                <w:rFonts w:ascii="Tahoma" w:hAnsi="Tahoma"/>
+                <w:sz w:val="22"/>
+              </w:rPr>
+              <w:t>IV- File Handling, Exception Handling, and Program Quality</w:t>
             </w:r>
           </w:p>
         </w:tc>
@@ -15720,11 +17542,10 @@
             </w:pPr>
             <w:r>
               <w:rPr>
-                <w:rFonts w:ascii="Tahoma" w:eastAsia="Tahoma" w:hAnsi="Tahoma" w:cs="Tahoma"/>
-                <w:sz w:val="22"/>
-                <w:szCs w:val="22"/>
-              </w:rPr>
-              <w:t>K1</w:t>
+                <w:rFonts w:ascii="Tahoma" w:hAnsi="Tahoma"/>
+                <w:sz w:val="22"/>
+              </w:rPr>
+              <w:t>K4.3</w:t>
             </w:r>
           </w:p>
         </w:tc>
@@ -15758,23 +17579,11 @@
             </w:pPr>
             <w:r>
               <w:rPr>
-                <w:rFonts w:ascii="Tahoma" w:eastAsia="Tahoma" w:hAnsi="Tahoma" w:cs="Tahoma"/>
-                <w:sz w:val="22"/>
-                <w:szCs w:val="22"/>
-              </w:rPr>
-              <w:t>File handling: opening, reading, writing, and appending to text files using the with statement</w:t>
-            </w:r>
-          </w:p>
-          <w:p>
-            <w:pPr>
-              <w:ind w:left="140" w:right="140"/>
-              <w:jc w:val="both"/>
-              <w:rPr>
-                <w:rFonts w:ascii="Tahoma" w:eastAsia="Tahoma" w:hAnsi="Tahoma" w:cs="Tahoma"/>
-                <w:sz w:val="22"/>
-                <w:szCs w:val="22"/>
-              </w:rPr>
-            </w:pPr>
+                <w:rFonts w:ascii="Tahoma" w:hAnsi="Tahoma"/>
+                <w:sz w:val="22"/>
+              </w:rPr>
+              <w:t>Exception handling using try, except, else, finally, and selected built-in exceptions.</w:t>
+            </w:r>
           </w:p>
         </w:tc>
         <w:tc>
@@ -15806,35 +17615,166 @@
             </w:pPr>
             <w:r>
               <w:rPr>
-                <w:rFonts w:ascii="Tahoma" w:eastAsia="Tahoma" w:hAnsi="Tahoma" w:cs="Tahoma"/>
-                <w:sz w:val="22"/>
-                <w:szCs w:val="22"/>
-              </w:rPr>
-              <w:t>Let Us Python (Kanetkar &amp; Kanetkar), Ch. 23: File Input/Output</w:t>
-            </w:r>
-          </w:p>
-          <w:p>
-            <w:pPr>
-              <w:spacing w:line="276" w:lineRule="auto"/>
+                <w:rFonts w:ascii="Tahoma" w:hAnsi="Tahoma"/>
+                <w:sz w:val="22"/>
+              </w:rPr>
+              <w:t>B1, Ch. 22: Exception Handling</w:t>
+              <w:br/>
+              <w:br/>
+              <w:t>B3, Ch. 12: Errors and Exception Handling</w:t>
+            </w:r>
+          </w:p>
+        </w:tc>
+        <w:tc>
+          <w:tcPr>
+            <w:tcW w:w="1860" w:type="dxa"/>
+            <w:tcBorders>
+              <w:top w:val="nil"/>
+              <w:left w:val="nil"/>
+              <w:bottom w:val="single" w:sz="7" w:space="0" w:color="000000"/>
+              <w:right w:val="single" w:sz="7" w:space="0" w:color="000000"/>
+            </w:tcBorders>
+            <w:shd w:val="clear" w:color="auto" w:fill="auto"/>
+            <w:tcMar>
+              <w:top w:w="0" w:type="dxa"/>
+              <w:left w:w="100" w:type="dxa"/>
+              <w:bottom w:w="0" w:type="dxa"/>
+              <w:right w:w="100" w:type="dxa"/>
+            </w:tcMar>
+          </w:tcPr>
+          <w:p>
+            <w:pPr>
+              <w:pStyle w:val="Heading1"/>
+              <w:keepNext w:val="0"/>
+              <w:keepLines w:val="0"/>
+              <w:spacing w:before="0" w:after="120" w:line="276" w:lineRule="auto"/>
               <w:ind w:left="140" w:right="140"/>
               <w:jc w:val="both"/>
               <w:rPr>
-                <w:rFonts w:ascii="Tahoma" w:eastAsia="Tahoma" w:hAnsi="Tahoma" w:cs="Tahoma"/>
-                <w:sz w:val="22"/>
-                <w:szCs w:val="22"/>
-              </w:rPr>
-            </w:pPr>
-            <w:r>
-              <w:rPr>
-                <w:rFonts w:ascii="Tahoma" w:eastAsia="Tahoma" w:hAnsi="Tahoma" w:cs="Tahoma"/>
-                <w:sz w:val="22"/>
-                <w:szCs w:val="22"/>
-              </w:rPr>
-              <w:t>Unit- 5.</w:t>
-            </w:r>
-          </w:p>
-          <w:p>
-            <w:pPr>
+                <w:b w:val="0"/>
+                <w:bCs w:val="0"/>
+                <w:color w:val="1155CC"/>
+                <w:sz w:val="22"/>
+                <w:szCs w:val="22"/>
+                <w:u w:val="single"/>
+              </w:rPr>
+            </w:pPr>
+            <w:bookmarkStart w:id="36" w:name="_heading=h.p7eir8lwj41h" w:colFirst="0" w:colLast="0"/>
+            <w:bookmarkEnd w:id="36"/>
+            <w:r>
+              <w:rPr>
+                <w:b w:val="0"/>
+                <w:bCs w:val="0"/>
+                <w:sz w:val="22"/>
+                <w:szCs w:val="22"/>
+              </w:rPr>
+              <w:t>NPTEL – The Joy of Computing using Python (SWAYAM):</w:t>
+            </w:r>
+            <w:hyperlink r:id="rId26">
+              <w:r>
+                <w:rPr>
+                  <w:b w:val="0"/>
+                  <w:bCs w:val="0"/>
+                  <w:sz w:val="22"/>
+                  <w:szCs w:val="22"/>
+                </w:rPr>
+                <w:t xml:space="preserve"> </w:t>
+              </w:r>
+            </w:hyperlink>
+            <w:hyperlink r:id="rId27">
+              <w:r>
+                <w:rPr>
+                  <w:b w:val="0"/>
+                  <w:bCs w:val="0"/>
+                  <w:color w:val="1155CC"/>
+                  <w:sz w:val="22"/>
+                  <w:szCs w:val="22"/>
+                  <w:u w:val="single"/>
+                </w:rPr>
+                <w:t>Preview: The Joy of Computing using Python | SWAYAM</w:t>
+              </w:r>
+            </w:hyperlink>
+            <w:r>
+              <w:rPr>
+                <w:b w:val="0"/>
+                <w:bCs w:val="0"/>
+                <w:color w:val="1155CC"/>
+                <w:sz w:val="22"/>
+                <w:szCs w:val="22"/>
+                <w:u w:val="single"/>
+              </w:rPr>
+              <w:t xml:space="preserve"> </w:t>
+            </w:r>
+          </w:p>
+        </w:tc>
+      </w:tr>
+      <w:tr>
+        <w:trPr>
+          <w:trHeight w:val="1290"/>
+        </w:trPr>
+        <w:tc>
+          <w:tcPr>
+            <w:tcW w:w="1785" w:type="dxa"/>
+            <w:vMerge w:val="restart"/>
+            <w:tcBorders>
+              <w:top w:val="nil"/>
+              <w:left w:val="single" w:sz="7" w:space="0" w:color="000000"/>
+              <w:bottom w:val="single" w:sz="7" w:space="0" w:color="000000"/>
+              <w:right w:val="single" w:sz="7" w:space="0" w:color="000000"/>
+            </w:tcBorders>
+            <w:shd w:val="clear" w:color="auto" w:fill="auto"/>
+            <w:tcMar>
+              <w:top w:w="0" w:type="dxa"/>
+              <w:left w:w="100" w:type="dxa"/>
+              <w:bottom w:w="0" w:type="dxa"/>
+              <w:right w:w="100" w:type="dxa"/>
+            </w:tcMar>
+          </w:tcPr>
+          <w:p>
+            <w:pPr>
+              <w:pStyle w:val="Heading1"/>
+              <w:keepNext w:val="0"/>
+              <w:keepLines w:val="0"/>
+              <w:spacing w:before="0" w:after="120" w:line="276" w:lineRule="auto"/>
+              <w:ind w:left="140" w:right="140"/>
+              <w:rPr>
+                <w:b w:val="0"/>
+                <w:bCs w:val="0"/>
+                <w:sz w:val="22"/>
+                <w:szCs w:val="22"/>
+              </w:rPr>
+            </w:pPr>
+            <w:bookmarkStart w:id="35" w:name="_heading=h.l7unw5a7p1ey" w:colFirst="0" w:colLast="0"/>
+            <w:bookmarkEnd w:id="35"/>
+            <w:r>
+              <w:rPr>
+                <w:rFonts w:ascii="Tahoma" w:hAnsi="Tahoma"/>
+                <w:sz w:val="22"/>
+              </w:rPr>
+              <w:t>IV- File Handling, Exception Handling, and Program Quality</w:t>
+            </w:r>
+          </w:p>
+        </w:tc>
+        <w:tc>
+          <w:tcPr>
+            <w:tcW w:w="1410" w:type="dxa"/>
+            <w:tcBorders>
+              <w:top w:val="nil"/>
+              <w:left w:val="nil"/>
+              <w:bottom w:val="single" w:sz="7" w:space="0" w:color="000000"/>
+              <w:right w:val="single" w:sz="7" w:space="0" w:color="000000"/>
+            </w:tcBorders>
+            <w:shd w:val="clear" w:color="auto" w:fill="auto"/>
+            <w:tcMar>
+              <w:top w:w="0" w:type="dxa"/>
+              <w:left w:w="100" w:type="dxa"/>
+              <w:bottom w:w="0" w:type="dxa"/>
+              <w:right w:w="100" w:type="dxa"/>
+            </w:tcMar>
+          </w:tcPr>
+          <w:p>
+            <w:pPr>
+              <w:spacing w:line="360" w:lineRule="auto"/>
               <w:ind w:left="140" w:right="140"/>
               <w:jc w:val="both"/>
               <w:rPr>
@@ -15845,16 +17785,34 @@
             </w:pPr>
             <w:r>
               <w:rPr>
-                <w:rFonts w:ascii="Tahoma" w:eastAsia="Tahoma" w:hAnsi="Tahoma" w:cs="Tahoma"/>
-                <w:sz w:val="22"/>
-                <w:szCs w:val="22"/>
-              </w:rPr>
-              <w:t>Python Programming Using Problem Solving Approach (Thareja), Ch. 7: File Handling</w:t>
-            </w:r>
-          </w:p>
-          <w:p>
-            <w:pPr>
-              <w:ind w:right="140"/>
+                <w:rFonts w:ascii="Tahoma" w:hAnsi="Tahoma"/>
+                <w:sz w:val="22"/>
+              </w:rPr>
+              <w:t>K4.4</w:t>
+            </w:r>
+          </w:p>
+        </w:tc>
+        <w:tc>
+          <w:tcPr>
+            <w:tcW w:w="2325" w:type="dxa"/>
+            <w:tcBorders>
+              <w:top w:val="nil"/>
+              <w:left w:val="nil"/>
+              <w:bottom w:val="single" w:sz="7" w:space="0" w:color="000000"/>
+              <w:right w:val="single" w:sz="7" w:space="0" w:color="000000"/>
+            </w:tcBorders>
+            <w:shd w:val="clear" w:color="auto" w:fill="auto"/>
+            <w:tcMar>
+              <w:top w:w="0" w:type="dxa"/>
+              <w:left w:w="100" w:type="dxa"/>
+              <w:bottom w:w="0" w:type="dxa"/>
+              <w:right w:w="100" w:type="dxa"/>
+            </w:tcMar>
+          </w:tcPr>
+          <w:p>
+            <w:pPr>
+              <w:shd w:val="clear" w:color="auto" w:fill="FFFFFF"/>
+              <w:spacing w:line="360" w:lineRule="auto"/>
               <w:jc w:val="both"/>
               <w:rPr>
                 <w:rFonts w:ascii="Tahoma" w:eastAsia="Tahoma" w:hAnsi="Tahoma" w:cs="Tahoma"/>
@@ -15862,7 +17820,32 @@
                 <w:szCs w:val="22"/>
               </w:rPr>
             </w:pPr>
-          </w:p>
+            <w:r>
+              <w:rPr>
+                <w:rFonts w:ascii="Tahoma" w:hAnsi="Tahoma"/>
+                <w:sz w:val="22"/>
+              </w:rPr>
+              <w:t>Input validation and error-tolerant program execution.</w:t>
+            </w:r>
+          </w:p>
+        </w:tc>
+        <w:tc>
+          <w:tcPr>
+            <w:tcW w:w="1950" w:type="dxa"/>
+            <w:tcBorders>
+              <w:top w:val="nil"/>
+              <w:left w:val="nil"/>
+              <w:bottom w:val="single" w:sz="7" w:space="0" w:color="000000"/>
+              <w:right w:val="single" w:sz="7" w:space="0" w:color="000000"/>
+            </w:tcBorders>
+            <w:shd w:val="clear" w:color="auto" w:fill="auto"/>
+            <w:tcMar>
+              <w:top w:w="0" w:type="dxa"/>
+              <w:left w:w="100" w:type="dxa"/>
+              <w:bottom w:w="0" w:type="dxa"/>
+              <w:right w:w="100" w:type="dxa"/>
+            </w:tcMar>
+          </w:tcPr>
           <w:p>
             <w:pPr>
               <w:ind w:left="140" w:right="140"/>
@@ -15875,11 +17858,973 @@
             </w:pPr>
             <w:r>
               <w:rPr>
-                <w:rFonts w:ascii="Tahoma" w:eastAsia="Tahoma" w:hAnsi="Tahoma" w:cs="Tahoma"/>
-                <w:sz w:val="22"/>
-                <w:szCs w:val="22"/>
+                <w:rFonts w:ascii="Tahoma" w:hAnsi="Tahoma"/>
+                <w:sz w:val="22"/>
+              </w:rPr>
+              <w:t>B1, Ch. 22: Exception Handling</w:t>
+              <w:br/>
+              <w:br/>
+              <w:t>B3, Ch. 12: Errors and Exception Handling</w:t>
+            </w:r>
+          </w:p>
+        </w:tc>
+        <w:tc>
+          <w:tcPr>
+            <w:tcW w:w="1860" w:type="dxa"/>
+            <w:tcBorders>
+              <w:top w:val="nil"/>
+              <w:left w:val="nil"/>
+              <w:bottom w:val="single" w:sz="7" w:space="0" w:color="000000"/>
+              <w:right w:val="single" w:sz="7" w:space="0" w:color="000000"/>
+            </w:tcBorders>
+            <w:shd w:val="clear" w:color="auto" w:fill="auto"/>
+            <w:tcMar>
+              <w:top w:w="0" w:type="dxa"/>
+              <w:left w:w="100" w:type="dxa"/>
+              <w:bottom w:w="0" w:type="dxa"/>
+              <w:right w:w="100" w:type="dxa"/>
+            </w:tcMar>
+          </w:tcPr>
+          <w:p>
+            <w:pPr>
+              <w:pStyle w:val="Heading1"/>
+              <w:keepNext w:val="0"/>
+              <w:keepLines w:val="0"/>
+              <w:spacing w:before="0" w:after="120" w:line="276" w:lineRule="auto"/>
+              <w:ind w:left="140" w:right="140"/>
+              <w:jc w:val="both"/>
+              <w:rPr>
+                <w:b w:val="0"/>
+                <w:bCs w:val="0"/>
+                <w:color w:val="1155CC"/>
+                <w:sz w:val="22"/>
+                <w:szCs w:val="22"/>
+                <w:u w:val="single"/>
+              </w:rPr>
+            </w:pPr>
+            <w:bookmarkStart w:id="36" w:name="_heading=h.p7eir8lwj41h" w:colFirst="0" w:colLast="0"/>
+            <w:bookmarkEnd w:id="36"/>
+            <w:r>
+              <w:rPr>
+                <w:b w:val="0"/>
+                <w:bCs w:val="0"/>
+                <w:sz w:val="22"/>
+                <w:szCs w:val="22"/>
+              </w:rPr>
+              <w:t>NPTEL – The Joy of Computing using Python (SWAYAM):</w:t>
+            </w:r>
+            <w:hyperlink r:id="rId26">
+              <w:r>
+                <w:rPr>
+                  <w:b w:val="0"/>
+                  <w:bCs w:val="0"/>
+                  <w:sz w:val="22"/>
+                  <w:szCs w:val="22"/>
+                </w:rPr>
+                <w:t xml:space="preserve"> </w:t>
+              </w:r>
+            </w:hyperlink>
+            <w:hyperlink r:id="rId27">
+              <w:r>
+                <w:rPr>
+                  <w:b w:val="0"/>
+                  <w:bCs w:val="0"/>
+                  <w:color w:val="1155CC"/>
+                  <w:sz w:val="22"/>
+                  <w:szCs w:val="22"/>
+                  <w:u w:val="single"/>
+                </w:rPr>
+                <w:t>Preview: The Joy of Computing using Python | SWAYAM</w:t>
+              </w:r>
+            </w:hyperlink>
+            <w:r>
+              <w:rPr>
+                <w:b w:val="0"/>
+                <w:bCs w:val="0"/>
+                <w:color w:val="1155CC"/>
+                <w:sz w:val="22"/>
+                <w:szCs w:val="22"/>
+                <w:u w:val="single"/>
               </w:rPr>
               <w:t xml:space="preserve"> </w:t>
+            </w:r>
+          </w:p>
+        </w:tc>
+      </w:tr>
+      <w:tr>
+        <w:trPr>
+          <w:trHeight w:val="1290"/>
+        </w:trPr>
+        <w:tc>
+          <w:tcPr>
+            <w:tcW w:w="1785" w:type="dxa"/>
+            <w:vMerge w:val="restart"/>
+            <w:tcBorders>
+              <w:top w:val="nil"/>
+              <w:left w:val="single" w:sz="7" w:space="0" w:color="000000"/>
+              <w:bottom w:val="single" w:sz="7" w:space="0" w:color="000000"/>
+              <w:right w:val="single" w:sz="7" w:space="0" w:color="000000"/>
+            </w:tcBorders>
+            <w:shd w:val="clear" w:color="auto" w:fill="auto"/>
+            <w:tcMar>
+              <w:top w:w="0" w:type="dxa"/>
+              <w:left w:w="100" w:type="dxa"/>
+              <w:bottom w:w="0" w:type="dxa"/>
+              <w:right w:w="100" w:type="dxa"/>
+            </w:tcMar>
+          </w:tcPr>
+          <w:p>
+            <w:pPr>
+              <w:pStyle w:val="Heading1"/>
+              <w:keepNext w:val="0"/>
+              <w:keepLines w:val="0"/>
+              <w:spacing w:before="0" w:after="120" w:line="276" w:lineRule="auto"/>
+              <w:ind w:left="140" w:right="140"/>
+              <w:rPr>
+                <w:b w:val="0"/>
+                <w:bCs w:val="0"/>
+                <w:sz w:val="22"/>
+                <w:szCs w:val="22"/>
+              </w:rPr>
+            </w:pPr>
+            <w:bookmarkStart w:id="35" w:name="_heading=h.l7unw5a7p1ey" w:colFirst="0" w:colLast="0"/>
+            <w:bookmarkEnd w:id="35"/>
+            <w:r>
+              <w:rPr>
+                <w:rFonts w:ascii="Tahoma" w:hAnsi="Tahoma"/>
+                <w:sz w:val="22"/>
+              </w:rPr>
+              <w:t>IV- File Handling, Exception Handling, and Program Quality</w:t>
+            </w:r>
+          </w:p>
+        </w:tc>
+        <w:tc>
+          <w:tcPr>
+            <w:tcW w:w="1410" w:type="dxa"/>
+            <w:tcBorders>
+              <w:top w:val="nil"/>
+              <w:left w:val="nil"/>
+              <w:bottom w:val="single" w:sz="7" w:space="0" w:color="000000"/>
+              <w:right w:val="single" w:sz="7" w:space="0" w:color="000000"/>
+            </w:tcBorders>
+            <w:shd w:val="clear" w:color="auto" w:fill="auto"/>
+            <w:tcMar>
+              <w:top w:w="0" w:type="dxa"/>
+              <w:left w:w="100" w:type="dxa"/>
+              <w:bottom w:w="0" w:type="dxa"/>
+              <w:right w:w="100" w:type="dxa"/>
+            </w:tcMar>
+          </w:tcPr>
+          <w:p>
+            <w:pPr>
+              <w:spacing w:line="360" w:lineRule="auto"/>
+              <w:ind w:left="140" w:right="140"/>
+              <w:jc w:val="both"/>
+              <w:rPr>
+                <w:rFonts w:ascii="Tahoma" w:eastAsia="Tahoma" w:hAnsi="Tahoma" w:cs="Tahoma"/>
+                <w:sz w:val="22"/>
+                <w:szCs w:val="22"/>
+              </w:rPr>
+            </w:pPr>
+            <w:r>
+              <w:rPr>
+                <w:rFonts w:ascii="Tahoma" w:hAnsi="Tahoma"/>
+                <w:sz w:val="22"/>
+              </w:rPr>
+              <w:t>K4.5</w:t>
+            </w:r>
+          </w:p>
+        </w:tc>
+        <w:tc>
+          <w:tcPr>
+            <w:tcW w:w="2325" w:type="dxa"/>
+            <w:tcBorders>
+              <w:top w:val="nil"/>
+              <w:left w:val="nil"/>
+              <w:bottom w:val="single" w:sz="7" w:space="0" w:color="000000"/>
+              <w:right w:val="single" w:sz="7" w:space="0" w:color="000000"/>
+            </w:tcBorders>
+            <w:shd w:val="clear" w:color="auto" w:fill="auto"/>
+            <w:tcMar>
+              <w:top w:w="0" w:type="dxa"/>
+              <w:left w:w="100" w:type="dxa"/>
+              <w:bottom w:w="0" w:type="dxa"/>
+              <w:right w:w="100" w:type="dxa"/>
+            </w:tcMar>
+          </w:tcPr>
+          <w:p>
+            <w:pPr>
+              <w:shd w:val="clear" w:color="auto" w:fill="FFFFFF"/>
+              <w:spacing w:line="360" w:lineRule="auto"/>
+              <w:jc w:val="both"/>
+              <w:rPr>
+                <w:rFonts w:ascii="Tahoma" w:eastAsia="Tahoma" w:hAnsi="Tahoma" w:cs="Tahoma"/>
+                <w:sz w:val="22"/>
+                <w:szCs w:val="22"/>
+              </w:rPr>
+            </w:pPr>
+            <w:r>
+              <w:rPr>
+                <w:rFonts w:ascii="Tahoma" w:hAnsi="Tahoma"/>
+                <w:sz w:val="22"/>
+              </w:rPr>
+              <w:t>Test cases, expected outputs, logical errors, runtime errors, and debugging workflow.</w:t>
+            </w:r>
+          </w:p>
+        </w:tc>
+        <w:tc>
+          <w:tcPr>
+            <w:tcW w:w="1950" w:type="dxa"/>
+            <w:tcBorders>
+              <w:top w:val="nil"/>
+              <w:left w:val="nil"/>
+              <w:bottom w:val="single" w:sz="7" w:space="0" w:color="000000"/>
+              <w:right w:val="single" w:sz="7" w:space="0" w:color="000000"/>
+            </w:tcBorders>
+            <w:shd w:val="clear" w:color="auto" w:fill="auto"/>
+            <w:tcMar>
+              <w:top w:w="0" w:type="dxa"/>
+              <w:left w:w="100" w:type="dxa"/>
+              <w:bottom w:w="0" w:type="dxa"/>
+              <w:right w:w="100" w:type="dxa"/>
+            </w:tcMar>
+          </w:tcPr>
+          <w:p>
+            <w:pPr>
+              <w:ind w:left="140" w:right="140"/>
+              <w:jc w:val="both"/>
+              <w:rPr>
+                <w:rFonts w:ascii="Tahoma" w:eastAsia="Tahoma" w:hAnsi="Tahoma" w:cs="Tahoma"/>
+                <w:sz w:val="22"/>
+                <w:szCs w:val="22"/>
+              </w:rPr>
+            </w:pPr>
+            <w:r>
+              <w:rPr>
+                <w:rFonts w:ascii="Tahoma" w:hAnsi="Tahoma"/>
+                <w:sz w:val="22"/>
+              </w:rPr>
+              <w:t>B3, Ch. 1: Types of Errors; Testing and Debugging Approaches</w:t>
+              <w:br/>
+              <w:br/>
+              <w:t>B1, Appendix B–C: Debugging in Python; Chasing the Bugs</w:t>
+            </w:r>
+          </w:p>
+        </w:tc>
+        <w:tc>
+          <w:tcPr>
+            <w:tcW w:w="1860" w:type="dxa"/>
+            <w:tcBorders>
+              <w:top w:val="nil"/>
+              <w:left w:val="nil"/>
+              <w:bottom w:val="single" w:sz="7" w:space="0" w:color="000000"/>
+              <w:right w:val="single" w:sz="7" w:space="0" w:color="000000"/>
+            </w:tcBorders>
+            <w:shd w:val="clear" w:color="auto" w:fill="auto"/>
+            <w:tcMar>
+              <w:top w:w="0" w:type="dxa"/>
+              <w:left w:w="100" w:type="dxa"/>
+              <w:bottom w:w="0" w:type="dxa"/>
+              <w:right w:w="100" w:type="dxa"/>
+            </w:tcMar>
+          </w:tcPr>
+          <w:p>
+            <w:pPr>
+              <w:pStyle w:val="Heading1"/>
+              <w:keepNext w:val="0"/>
+              <w:keepLines w:val="0"/>
+              <w:spacing w:before="0" w:after="120" w:line="276" w:lineRule="auto"/>
+              <w:ind w:left="140" w:right="140"/>
+              <w:jc w:val="both"/>
+              <w:rPr>
+                <w:b w:val="0"/>
+                <w:bCs w:val="0"/>
+                <w:color w:val="1155CC"/>
+                <w:sz w:val="22"/>
+                <w:szCs w:val="22"/>
+                <w:u w:val="single"/>
+              </w:rPr>
+            </w:pPr>
+            <w:bookmarkStart w:id="36" w:name="_heading=h.p7eir8lwj41h" w:colFirst="0" w:colLast="0"/>
+            <w:bookmarkEnd w:id="36"/>
+            <w:r>
+              <w:rPr>
+                <w:b w:val="0"/>
+                <w:bCs w:val="0"/>
+                <w:sz w:val="22"/>
+                <w:szCs w:val="22"/>
+              </w:rPr>
+              <w:t>NPTEL – The Joy of Computing using Python (SWAYAM):</w:t>
+            </w:r>
+            <w:hyperlink r:id="rId26">
+              <w:r>
+                <w:rPr>
+                  <w:b w:val="0"/>
+                  <w:bCs w:val="0"/>
+                  <w:sz w:val="22"/>
+                  <w:szCs w:val="22"/>
+                </w:rPr>
+                <w:t xml:space="preserve"> </w:t>
+              </w:r>
+            </w:hyperlink>
+            <w:hyperlink r:id="rId27">
+              <w:r>
+                <w:rPr>
+                  <w:b w:val="0"/>
+                  <w:bCs w:val="0"/>
+                  <w:color w:val="1155CC"/>
+                  <w:sz w:val="22"/>
+                  <w:szCs w:val="22"/>
+                  <w:u w:val="single"/>
+                </w:rPr>
+                <w:t>Preview: The Joy of Computing using Python | SWAYAM</w:t>
+              </w:r>
+            </w:hyperlink>
+            <w:r>
+              <w:rPr>
+                <w:b w:val="0"/>
+                <w:bCs w:val="0"/>
+                <w:color w:val="1155CC"/>
+                <w:sz w:val="22"/>
+                <w:szCs w:val="22"/>
+                <w:u w:val="single"/>
+              </w:rPr>
+              <w:t xml:space="preserve"> </w:t>
+            </w:r>
+          </w:p>
+        </w:tc>
+      </w:tr>
+      <w:tr>
+        <w:trPr>
+          <w:trHeight w:val="1290"/>
+        </w:trPr>
+        <w:tc>
+          <w:tcPr>
+            <w:tcW w:w="1785" w:type="dxa"/>
+            <w:vMerge w:val="restart"/>
+            <w:tcBorders>
+              <w:top w:val="nil"/>
+              <w:left w:val="single" w:sz="7" w:space="0" w:color="000000"/>
+              <w:bottom w:val="single" w:sz="7" w:space="0" w:color="000000"/>
+              <w:right w:val="single" w:sz="7" w:space="0" w:color="000000"/>
+            </w:tcBorders>
+            <w:shd w:val="clear" w:color="auto" w:fill="auto"/>
+            <w:tcMar>
+              <w:top w:w="0" w:type="dxa"/>
+              <w:left w:w="100" w:type="dxa"/>
+              <w:bottom w:w="0" w:type="dxa"/>
+              <w:right w:w="100" w:type="dxa"/>
+            </w:tcMar>
+          </w:tcPr>
+          <w:p>
+            <w:pPr>
+              <w:pStyle w:val="Heading1"/>
+              <w:keepNext w:val="0"/>
+              <w:keepLines w:val="0"/>
+              <w:spacing w:before="0" w:after="120" w:line="276" w:lineRule="auto"/>
+              <w:ind w:left="140" w:right="140"/>
+              <w:rPr>
+                <w:b w:val="0"/>
+                <w:bCs w:val="0"/>
+                <w:sz w:val="22"/>
+                <w:szCs w:val="22"/>
+              </w:rPr>
+            </w:pPr>
+            <w:bookmarkStart w:id="35" w:name="_heading=h.l7unw5a7p1ey" w:colFirst="0" w:colLast="0"/>
+            <w:bookmarkEnd w:id="35"/>
+            <w:r>
+              <w:rPr>
+                <w:rFonts w:ascii="Tahoma" w:hAnsi="Tahoma"/>
+                <w:sz w:val="22"/>
+              </w:rPr>
+              <w:t>IV- File Handling, Exception Handling, and Program Quality</w:t>
+            </w:r>
+          </w:p>
+        </w:tc>
+        <w:tc>
+          <w:tcPr>
+            <w:tcW w:w="1410" w:type="dxa"/>
+            <w:tcBorders>
+              <w:top w:val="nil"/>
+              <w:left w:val="nil"/>
+              <w:bottom w:val="single" w:sz="7" w:space="0" w:color="000000"/>
+              <w:right w:val="single" w:sz="7" w:space="0" w:color="000000"/>
+            </w:tcBorders>
+            <w:shd w:val="clear" w:color="auto" w:fill="auto"/>
+            <w:tcMar>
+              <w:top w:w="0" w:type="dxa"/>
+              <w:left w:w="100" w:type="dxa"/>
+              <w:bottom w:w="0" w:type="dxa"/>
+              <w:right w:w="100" w:type="dxa"/>
+            </w:tcMar>
+          </w:tcPr>
+          <w:p>
+            <w:pPr>
+              <w:spacing w:line="360" w:lineRule="auto"/>
+              <w:ind w:left="140" w:right="140"/>
+              <w:jc w:val="both"/>
+              <w:rPr>
+                <w:rFonts w:ascii="Tahoma" w:eastAsia="Tahoma" w:hAnsi="Tahoma" w:cs="Tahoma"/>
+                <w:sz w:val="22"/>
+                <w:szCs w:val="22"/>
+              </w:rPr>
+            </w:pPr>
+            <w:r>
+              <w:rPr>
+                <w:rFonts w:ascii="Tahoma" w:hAnsi="Tahoma"/>
+                <w:sz w:val="22"/>
+              </w:rPr>
+              <w:t>K4.6</w:t>
+            </w:r>
+          </w:p>
+        </w:tc>
+        <w:tc>
+          <w:tcPr>
+            <w:tcW w:w="2325" w:type="dxa"/>
+            <w:tcBorders>
+              <w:top w:val="nil"/>
+              <w:left w:val="nil"/>
+              <w:bottom w:val="single" w:sz="7" w:space="0" w:color="000000"/>
+              <w:right w:val="single" w:sz="7" w:space="0" w:color="000000"/>
+            </w:tcBorders>
+            <w:shd w:val="clear" w:color="auto" w:fill="auto"/>
+            <w:tcMar>
+              <w:top w:w="0" w:type="dxa"/>
+              <w:left w:w="100" w:type="dxa"/>
+              <w:bottom w:w="0" w:type="dxa"/>
+              <w:right w:w="100" w:type="dxa"/>
+            </w:tcMar>
+          </w:tcPr>
+          <w:p>
+            <w:pPr>
+              <w:shd w:val="clear" w:color="auto" w:fill="FFFFFF"/>
+              <w:spacing w:line="360" w:lineRule="auto"/>
+              <w:jc w:val="both"/>
+              <w:rPr>
+                <w:rFonts w:ascii="Tahoma" w:eastAsia="Tahoma" w:hAnsi="Tahoma" w:cs="Tahoma"/>
+                <w:sz w:val="22"/>
+                <w:szCs w:val="22"/>
+              </w:rPr>
+            </w:pPr>
+            <w:r>
+              <w:rPr>
+                <w:rFonts w:ascii="Tahoma" w:hAnsi="Tahoma"/>
+                <w:sz w:val="22"/>
+              </w:rPr>
+              <w:t>PEP 8 coding practices, docstrings, code review, and introductory GitHub version control.</w:t>
+            </w:r>
+          </w:p>
+        </w:tc>
+        <w:tc>
+          <w:tcPr>
+            <w:tcW w:w="1950" w:type="dxa"/>
+            <w:tcBorders>
+              <w:top w:val="nil"/>
+              <w:left w:val="nil"/>
+              <w:bottom w:val="single" w:sz="7" w:space="0" w:color="000000"/>
+              <w:right w:val="single" w:sz="7" w:space="0" w:color="000000"/>
+            </w:tcBorders>
+            <w:shd w:val="clear" w:color="auto" w:fill="auto"/>
+            <w:tcMar>
+              <w:top w:w="0" w:type="dxa"/>
+              <w:left w:w="100" w:type="dxa"/>
+              <w:bottom w:w="0" w:type="dxa"/>
+              <w:right w:w="100" w:type="dxa"/>
+            </w:tcMar>
+          </w:tcPr>
+          <w:p>
+            <w:pPr>
+              <w:ind w:left="140" w:right="140"/>
+              <w:jc w:val="both"/>
+              <w:rPr>
+                <w:rFonts w:ascii="Tahoma" w:eastAsia="Tahoma" w:hAnsi="Tahoma" w:cs="Tahoma"/>
+                <w:sz w:val="22"/>
+                <w:szCs w:val="22"/>
+              </w:rPr>
+            </w:pPr>
+            <w:r>
+              <w:rPr>
+                <w:rFonts w:ascii="Tahoma" w:hAnsi="Tahoma"/>
+                <w:sz w:val="22"/>
+              </w:rPr>
+              <w:t>Not covered in B1–B4; refer to the PEP 8 Style Guide and GitHub documentation under Additional Resources</w:t>
+            </w:r>
+          </w:p>
+        </w:tc>
+        <w:tc>
+          <w:tcPr>
+            <w:tcW w:w="1860" w:type="dxa"/>
+            <w:tcBorders>
+              <w:top w:val="nil"/>
+              <w:left w:val="nil"/>
+              <w:bottom w:val="single" w:sz="7" w:space="0" w:color="000000"/>
+              <w:right w:val="single" w:sz="7" w:space="0" w:color="000000"/>
+            </w:tcBorders>
+            <w:shd w:val="clear" w:color="auto" w:fill="auto"/>
+            <w:tcMar>
+              <w:top w:w="0" w:type="dxa"/>
+              <w:left w:w="100" w:type="dxa"/>
+              <w:bottom w:w="0" w:type="dxa"/>
+              <w:right w:w="100" w:type="dxa"/>
+            </w:tcMar>
+          </w:tcPr>
+          <w:p>
+            <w:pPr>
+              <w:pStyle w:val="Heading1"/>
+              <w:keepNext w:val="0"/>
+              <w:keepLines w:val="0"/>
+              <w:spacing w:before="0" w:after="120" w:line="276" w:lineRule="auto"/>
+              <w:ind w:left="140" w:right="140"/>
+              <w:jc w:val="both"/>
+              <w:rPr>
+                <w:b w:val="0"/>
+                <w:bCs w:val="0"/>
+                <w:color w:val="1155CC"/>
+                <w:sz w:val="22"/>
+                <w:szCs w:val="22"/>
+                <w:u w:val="single"/>
+              </w:rPr>
+            </w:pPr>
+            <w:bookmarkStart w:id="36" w:name="_heading=h.p7eir8lwj41h" w:colFirst="0" w:colLast="0"/>
+            <w:bookmarkEnd w:id="36"/>
+            <w:r>
+              <w:rPr>
+                <w:b w:val="0"/>
+                <w:bCs w:val="0"/>
+                <w:sz w:val="22"/>
+                <w:szCs w:val="22"/>
+              </w:rPr>
+              <w:t>NPTEL – The Joy of Computing using Python (SWAYAM):</w:t>
+            </w:r>
+            <w:hyperlink r:id="rId26">
+              <w:r>
+                <w:rPr>
+                  <w:b w:val="0"/>
+                  <w:bCs w:val="0"/>
+                  <w:sz w:val="22"/>
+                  <w:szCs w:val="22"/>
+                </w:rPr>
+                <w:t xml:space="preserve"> </w:t>
+              </w:r>
+            </w:hyperlink>
+            <w:hyperlink r:id="rId27">
+              <w:r>
+                <w:rPr>
+                  <w:b w:val="0"/>
+                  <w:bCs w:val="0"/>
+                  <w:color w:val="1155CC"/>
+                  <w:sz w:val="22"/>
+                  <w:szCs w:val="22"/>
+                  <w:u w:val="single"/>
+                </w:rPr>
+                <w:t>Preview: The Joy of Computing using Python | SWAYAM</w:t>
+              </w:r>
+            </w:hyperlink>
+            <w:r>
+              <w:rPr>
+                <w:b w:val="0"/>
+                <w:bCs w:val="0"/>
+                <w:color w:val="1155CC"/>
+                <w:sz w:val="22"/>
+                <w:szCs w:val="22"/>
+                <w:u w:val="single"/>
+              </w:rPr>
+              <w:t xml:space="preserve"> </w:t>
+            </w:r>
+          </w:p>
+          <w:p>
+            <w:r>
+              <w:rPr>
+                <w:rFonts w:ascii="Tahoma" w:hAnsi="Tahoma"/>
+                <w:sz w:val="22"/>
+              </w:rPr>
+            </w:r>
+          </w:p>
+          <w:p>
+            <w:r>
+              <w:rPr>
+                <w:rFonts w:ascii="Tahoma" w:hAnsi="Tahoma"/>
+                <w:sz w:val="22"/>
+              </w:rPr>
+              <w:t>PEP 8 – Style Guide for Python Code: https://peps.python.org/pep-0008/</w:t>
+            </w:r>
+          </w:p>
+          <w:p>
+            <w:r>
+              <w:rPr>
+                <w:rFonts w:ascii="Tahoma" w:hAnsi="Tahoma"/>
+                <w:sz w:val="22"/>
+              </w:rPr>
+              <w:t>GitHub Docs – Getting started: https://docs.github.com/en/get-started</w:t>
+            </w:r>
+          </w:p>
+        </w:tc>
+      </w:tr>
+      <w:tr>
+        <w:trPr>
+          <w:trHeight w:val="525"/>
+        </w:trPr>
+        <w:tc>
+          <w:tcPr>
+            <w:tcW w:w="1785" w:type="dxa"/>
+            <w:tcBorders>
+              <w:top w:val="single" w:sz="7" w:space="0" w:color="000000"/>
+              <w:left w:val="single" w:sz="7" w:space="0" w:color="000000"/>
+              <w:bottom w:val="single" w:sz="7" w:space="0" w:color="000000"/>
+              <w:right w:val="single" w:sz="7" w:space="0" w:color="000000"/>
+            </w:tcBorders>
+            <w:shd w:val="clear" w:color="auto" w:fill="E7E6E6"/>
+            <w:tcMar>
+              <w:top w:w="0" w:type="dxa"/>
+              <w:left w:w="100" w:type="dxa"/>
+              <w:bottom w:w="0" w:type="dxa"/>
+              <w:right w:w="100" w:type="dxa"/>
+            </w:tcMar>
+          </w:tcPr>
+          <w:p>
+            <w:pPr>
+              <w:pStyle w:val="Heading1"/>
+              <w:keepNext w:val="0"/>
+              <w:keepLines w:val="0"/>
+              <w:spacing w:before="0" w:after="120" w:line="276" w:lineRule="auto"/>
+              <w:ind w:left="140" w:right="140"/>
+              <w:jc w:val="center"/>
+              <w:rPr>
+                <w:sz w:val="22"/>
+                <w:szCs w:val="22"/>
+              </w:rPr>
+            </w:pPr>
+            <w:bookmarkStart w:id="38" w:name="_heading=h.4vlangksy1hy_dup40" w:colFirst="0" w:colLast="0"/>
+            <w:bookmarkEnd w:id="38"/>
+            <w:r>
+              <w:rPr>
+                <w:sz w:val="22"/>
+                <w:szCs w:val="22"/>
+              </w:rPr>
+              <w:lastRenderedPageBreak/>
+              <w:t>Unit and Unit Name</w:t>
+            </w:r>
+          </w:p>
+        </w:tc>
+        <w:tc>
+          <w:tcPr>
+            <w:tcW w:w="1410" w:type="dxa"/>
+            <w:tcBorders>
+              <w:top w:val="single" w:sz="7" w:space="0" w:color="000000"/>
+              <w:left w:val="nil"/>
+              <w:bottom w:val="single" w:sz="7" w:space="0" w:color="000000"/>
+              <w:right w:val="single" w:sz="7" w:space="0" w:color="000000"/>
+            </w:tcBorders>
+            <w:shd w:val="clear" w:color="auto" w:fill="E7E6E6"/>
+            <w:tcMar>
+              <w:top w:w="0" w:type="dxa"/>
+              <w:left w:w="100" w:type="dxa"/>
+              <w:bottom w:w="0" w:type="dxa"/>
+              <w:right w:w="100" w:type="dxa"/>
+            </w:tcMar>
+          </w:tcPr>
+          <w:p>
+            <w:pPr>
+              <w:pStyle w:val="Heading1"/>
+              <w:keepNext w:val="0"/>
+              <w:keepLines w:val="0"/>
+              <w:spacing w:before="0" w:after="120" w:line="276" w:lineRule="auto"/>
+              <w:ind w:left="140" w:right="140"/>
+              <w:jc w:val="center"/>
+              <w:rPr>
+                <w:sz w:val="22"/>
+                <w:szCs w:val="22"/>
+              </w:rPr>
+            </w:pPr>
+            <w:bookmarkStart w:id="39" w:name="_heading=h.rxhvn719tws8_dup41" w:colFirst="0" w:colLast="0"/>
+            <w:bookmarkEnd w:id="39"/>
+            <w:r>
+              <w:rPr>
+                <w:sz w:val="22"/>
+                <w:szCs w:val="22"/>
+              </w:rPr>
+              <w:t>Contents</w:t>
+            </w:r>
+          </w:p>
+        </w:tc>
+        <w:tc>
+          <w:tcPr>
+            <w:tcW w:w="2325" w:type="dxa"/>
+            <w:tcBorders>
+              <w:top w:val="single" w:sz="7" w:space="0" w:color="000000"/>
+              <w:left w:val="nil"/>
+              <w:bottom w:val="single" w:sz="7" w:space="0" w:color="000000"/>
+              <w:right w:val="single" w:sz="7" w:space="0" w:color="000000"/>
+            </w:tcBorders>
+            <w:shd w:val="clear" w:color="auto" w:fill="E7E6E6"/>
+            <w:tcMar>
+              <w:top w:w="0" w:type="dxa"/>
+              <w:left w:w="100" w:type="dxa"/>
+              <w:bottom w:w="0" w:type="dxa"/>
+              <w:right w:w="100" w:type="dxa"/>
+            </w:tcMar>
+          </w:tcPr>
+          <w:p>
+            <w:pPr>
+              <w:pStyle w:val="Heading1"/>
+              <w:keepNext w:val="0"/>
+              <w:keepLines w:val="0"/>
+              <w:spacing w:before="0" w:after="120" w:line="276" w:lineRule="auto"/>
+              <w:ind w:left="140" w:right="140"/>
+              <w:jc w:val="center"/>
+              <w:rPr>
+                <w:sz w:val="22"/>
+                <w:szCs w:val="22"/>
+              </w:rPr>
+            </w:pPr>
+            <w:bookmarkStart w:id="40" w:name="_heading=h.jqfdbxymk3za_dup42" w:colFirst="0" w:colLast="0"/>
+            <w:bookmarkEnd w:id="40"/>
+            <w:r>
+              <w:rPr>
+                <w:sz w:val="22"/>
+                <w:szCs w:val="22"/>
+              </w:rPr>
+              <w:t>Topic name</w:t>
+            </w:r>
+          </w:p>
+        </w:tc>
+        <w:tc>
+          <w:tcPr>
+            <w:tcW w:w="1950" w:type="dxa"/>
+            <w:tcBorders>
+              <w:top w:val="single" w:sz="7" w:space="0" w:color="000000"/>
+              <w:left w:val="nil"/>
+              <w:bottom w:val="single" w:sz="7" w:space="0" w:color="000000"/>
+              <w:right w:val="single" w:sz="7" w:space="0" w:color="000000"/>
+            </w:tcBorders>
+            <w:shd w:val="clear" w:color="auto" w:fill="E7E6E6"/>
+            <w:tcMar>
+              <w:top w:w="0" w:type="dxa"/>
+              <w:left w:w="100" w:type="dxa"/>
+              <w:bottom w:w="0" w:type="dxa"/>
+              <w:right w:w="100" w:type="dxa"/>
+            </w:tcMar>
+          </w:tcPr>
+          <w:p>
+            <w:pPr>
+              <w:pStyle w:val="Heading1"/>
+              <w:keepNext w:val="0"/>
+              <w:keepLines w:val="0"/>
+              <w:spacing w:before="0" w:after="120" w:line="276" w:lineRule="auto"/>
+              <w:ind w:left="140" w:right="140"/>
+              <w:jc w:val="center"/>
+              <w:rPr>
+                <w:sz w:val="22"/>
+                <w:szCs w:val="22"/>
+              </w:rPr>
+            </w:pPr>
+            <w:bookmarkStart w:id="41" w:name="_heading=h.d9vt94cbj495_dup43" w:colFirst="0" w:colLast="0"/>
+            <w:bookmarkEnd w:id="41"/>
+            <w:r>
+              <w:rPr>
+                <w:sz w:val="22"/>
+                <w:szCs w:val="22"/>
+              </w:rPr>
+              <w:t>Primary Resource(s)</w:t>
+            </w:r>
+          </w:p>
+        </w:tc>
+        <w:tc>
+          <w:tcPr>
+            <w:tcW w:w="1860" w:type="dxa"/>
+            <w:tcBorders>
+              <w:top w:val="single" w:sz="7" w:space="0" w:color="000000"/>
+              <w:left w:val="nil"/>
+              <w:bottom w:val="single" w:sz="7" w:space="0" w:color="000000"/>
+              <w:right w:val="single" w:sz="7" w:space="0" w:color="000000"/>
+            </w:tcBorders>
+            <w:shd w:val="clear" w:color="auto" w:fill="E7E6E6"/>
+            <w:tcMar>
+              <w:top w:w="0" w:type="dxa"/>
+              <w:left w:w="100" w:type="dxa"/>
+              <w:bottom w:w="0" w:type="dxa"/>
+              <w:right w:w="100" w:type="dxa"/>
+            </w:tcMar>
+          </w:tcPr>
+          <w:p>
+            <w:pPr>
+              <w:pStyle w:val="Heading1"/>
+              <w:keepNext w:val="0"/>
+              <w:keepLines w:val="0"/>
+              <w:spacing w:before="0" w:after="120" w:line="276" w:lineRule="auto"/>
+              <w:ind w:left="140" w:right="140"/>
+              <w:jc w:val="center"/>
+              <w:rPr>
+                <w:sz w:val="22"/>
+                <w:szCs w:val="22"/>
+              </w:rPr>
+            </w:pPr>
+            <w:bookmarkStart w:id="42" w:name="_heading=h.fwqzvl8fwz25_dup44" w:colFirst="0" w:colLast="0"/>
+            <w:bookmarkEnd w:id="42"/>
+            <w:r>
+              <w:rPr>
+                <w:sz w:val="22"/>
+                <w:szCs w:val="22"/>
+              </w:rPr>
+              <w:t>Additional Resources</w:t>
+            </w:r>
+          </w:p>
+        </w:tc>
+      </w:tr>
+      <w:tr>
+        <w:trPr>
+          <w:trHeight w:val="1290"/>
+        </w:trPr>
+        <w:tc>
+          <w:tcPr>
+            <w:tcW w:w="1785" w:type="dxa"/>
+            <w:vMerge w:val="restart"/>
+            <w:tcBorders>
+              <w:top w:val="nil"/>
+              <w:left w:val="single" w:sz="7" w:space="0" w:color="000000"/>
+              <w:bottom w:val="single" w:sz="7" w:space="0" w:color="000000"/>
+              <w:right w:val="single" w:sz="7" w:space="0" w:color="000000"/>
+            </w:tcBorders>
+            <w:shd w:val="clear" w:color="auto" w:fill="auto"/>
+            <w:tcMar>
+              <w:top w:w="0" w:type="dxa"/>
+              <w:left w:w="100" w:type="dxa"/>
+              <w:bottom w:w="0" w:type="dxa"/>
+              <w:right w:w="100" w:type="dxa"/>
+            </w:tcMar>
+          </w:tcPr>
+          <w:p>
+            <w:pPr>
+              <w:pStyle w:val="Heading1"/>
+              <w:keepNext w:val="0"/>
+              <w:keepLines w:val="0"/>
+              <w:spacing w:before="0" w:after="120" w:line="276" w:lineRule="auto"/>
+              <w:ind w:left="140" w:right="140"/>
+              <w:rPr>
+                <w:b w:val="0"/>
+                <w:bCs w:val="0"/>
+                <w:sz w:val="22"/>
+                <w:szCs w:val="22"/>
+              </w:rPr>
+            </w:pPr>
+            <w:bookmarkStart w:id="43" w:name="_heading=h.l7unw5a7p1ey_dup45" w:colFirst="0" w:colLast="0"/>
+            <w:bookmarkEnd w:id="43"/>
+            <w:r>
+              <w:rPr>
+                <w:rFonts w:ascii="Tahoma" w:hAnsi="Tahoma"/>
+                <w:sz w:val="22"/>
+              </w:rPr>
+              <w:t>V- File Handling, Exception Handling, and Modules</w:t>
+            </w:r>
+          </w:p>
+        </w:tc>
+        <w:tc>
+          <w:tcPr>
+            <w:tcW w:w="1410" w:type="dxa"/>
+            <w:tcBorders>
+              <w:top w:val="nil"/>
+              <w:left w:val="nil"/>
+              <w:bottom w:val="single" w:sz="7" w:space="0" w:color="000000"/>
+              <w:right w:val="single" w:sz="7" w:space="0" w:color="000000"/>
+            </w:tcBorders>
+            <w:shd w:val="clear" w:color="auto" w:fill="auto"/>
+            <w:tcMar>
+              <w:top w:w="0" w:type="dxa"/>
+              <w:left w:w="100" w:type="dxa"/>
+              <w:bottom w:w="0" w:type="dxa"/>
+              <w:right w:w="100" w:type="dxa"/>
+            </w:tcMar>
+          </w:tcPr>
+          <w:p>
+            <w:pPr>
+              <w:spacing w:line="360" w:lineRule="auto"/>
+              <w:ind w:left="140" w:right="140"/>
+              <w:jc w:val="both"/>
+              <w:rPr>
+                <w:rFonts w:ascii="Tahoma" w:eastAsia="Tahoma" w:hAnsi="Tahoma" w:cs="Tahoma"/>
+                <w:sz w:val="22"/>
+                <w:szCs w:val="22"/>
+              </w:rPr>
+            </w:pPr>
+            <w:r>
+              <w:rPr>
+                <w:rFonts w:ascii="Tahoma" w:hAnsi="Tahoma"/>
+                <w:sz w:val="22"/>
+              </w:rPr>
+              <w:t>K5.1</w:t>
+            </w:r>
+          </w:p>
+        </w:tc>
+        <w:tc>
+          <w:tcPr>
+            <w:tcW w:w="2325" w:type="dxa"/>
+            <w:tcBorders>
+              <w:top w:val="nil"/>
+              <w:left w:val="nil"/>
+              <w:bottom w:val="single" w:sz="7" w:space="0" w:color="000000"/>
+              <w:right w:val="single" w:sz="7" w:space="0" w:color="000000"/>
+            </w:tcBorders>
+            <w:shd w:val="clear" w:color="auto" w:fill="auto"/>
+            <w:tcMar>
+              <w:top w:w="0" w:type="dxa"/>
+              <w:left w:w="100" w:type="dxa"/>
+              <w:bottom w:w="0" w:type="dxa"/>
+              <w:right w:w="100" w:type="dxa"/>
+            </w:tcMar>
+          </w:tcPr>
+          <w:p>
+            <w:pPr>
+              <w:shd w:val="clear" w:color="auto" w:fill="FFFFFF"/>
+              <w:spacing w:line="360" w:lineRule="auto"/>
+              <w:jc w:val="both"/>
+              <w:rPr>
+                <w:rFonts w:ascii="Tahoma" w:eastAsia="Tahoma" w:hAnsi="Tahoma" w:cs="Tahoma"/>
+                <w:sz w:val="22"/>
+                <w:szCs w:val="22"/>
+              </w:rPr>
+            </w:pPr>
+            <w:r>
+              <w:rPr>
+                <w:rFonts w:ascii="Tahoma" w:hAnsi="Tahoma"/>
+                <w:sz w:val="22"/>
+              </w:rPr>
+              <w:t>Introduction to NumPy arrays, array creation, indexing, slicing, and basic numerical operations.</w:t>
+            </w:r>
+          </w:p>
+        </w:tc>
+        <w:tc>
+          <w:tcPr>
+            <w:tcW w:w="1950" w:type="dxa"/>
+            <w:tcBorders>
+              <w:top w:val="nil"/>
+              <w:left w:val="nil"/>
+              <w:bottom w:val="single" w:sz="7" w:space="0" w:color="000000"/>
+              <w:right w:val="single" w:sz="7" w:space="0" w:color="000000"/>
+            </w:tcBorders>
+            <w:shd w:val="clear" w:color="auto" w:fill="auto"/>
+            <w:tcMar>
+              <w:top w:w="0" w:type="dxa"/>
+              <w:left w:w="100" w:type="dxa"/>
+              <w:bottom w:w="0" w:type="dxa"/>
+              <w:right w:w="100" w:type="dxa"/>
+            </w:tcMar>
+          </w:tcPr>
+          <w:p>
+            <w:pPr>
+              <w:ind w:left="140" w:right="140"/>
+              <w:jc w:val="both"/>
+              <w:rPr>
+                <w:rFonts w:ascii="Tahoma" w:eastAsia="Tahoma" w:hAnsi="Tahoma" w:cs="Tahoma"/>
+                <w:sz w:val="22"/>
+                <w:szCs w:val="22"/>
+              </w:rPr>
+            </w:pPr>
+            <w:r>
+              <w:rPr>
+                <w:rFonts w:ascii="Tahoma" w:hAnsi="Tahoma"/>
+                <w:sz w:val="22"/>
+              </w:rPr>
+              <w:t>B1, Ch. 27: Numpy Library</w:t>
             </w:r>
           </w:p>
         </w:tc>
@@ -15968,12 +18913,12 @@
       </w:tr>
       <w:tr>
         <w:trPr>
-          <w:trHeight w:val="1275"/>
+          <w:trHeight w:val="1290"/>
         </w:trPr>
         <w:tc>
           <w:tcPr>
             <w:tcW w:w="1785" w:type="dxa"/>
-            <w:vMerge/>
+            <w:vMerge w:val="restart"/>
             <w:tcBorders>
               <w:top w:val="nil"/>
               <w:left w:val="single" w:sz="7" w:space="0" w:color="000000"/>
@@ -15990,23 +18935,27 @@
           </w:tcPr>
           <w:p>
             <w:pPr>
-              <w:widowControl w:val="0"/>
-              <w:pBdr>
-                <w:top w:val="nil"/>
-                <w:left w:val="nil"/>
-                <w:bottom w:val="nil"/>
-                <w:right w:val="nil"/>
-                <w:between w:val="nil"/>
-              </w:pBdr>
-              <w:spacing w:line="276" w:lineRule="auto"/>
-              <w:rPr>
-                <w:rFonts w:ascii="Tahoma" w:eastAsia="Tahoma" w:hAnsi="Tahoma" w:cs="Tahoma"/>
-                <w:color w:val="1155CC"/>
-                <w:sz w:val="22"/>
-                <w:szCs w:val="22"/>
-                <w:u w:val="single"/>
-              </w:rPr>
-            </w:pPr>
+              <w:pStyle w:val="Heading1"/>
+              <w:keepNext w:val="0"/>
+              <w:keepLines w:val="0"/>
+              <w:spacing w:before="0" w:after="120" w:line="276" w:lineRule="auto"/>
+              <w:ind w:left="140" w:right="140"/>
+              <w:rPr>
+                <w:b w:val="0"/>
+                <w:bCs w:val="0"/>
+                <w:sz w:val="22"/>
+                <w:szCs w:val="22"/>
+              </w:rPr>
+            </w:pPr>
+            <w:bookmarkStart w:id="43" w:name="_heading=h.l7unw5a7p1ey_dup45" w:colFirst="0" w:colLast="0"/>
+            <w:bookmarkEnd w:id="43"/>
+            <w:r>
+              <w:rPr>
+                <w:rFonts w:ascii="Tahoma" w:hAnsi="Tahoma"/>
+                <w:sz w:val="22"/>
+              </w:rPr>
+              <w:t>V- File Handling, Exception Handling, and Modules</w:t>
+            </w:r>
           </w:p>
         </w:tc>
         <w:tc>
@@ -16039,11 +18988,10 @@
             </w:pPr>
             <w:r>
               <w:rPr>
-                <w:rFonts w:ascii="Tahoma" w:eastAsia="Tahoma" w:hAnsi="Tahoma" w:cs="Tahoma"/>
-                <w:sz w:val="22"/>
-                <w:szCs w:val="22"/>
-              </w:rPr>
-              <w:t>K2</w:t>
+                <w:rFonts w:ascii="Tahoma" w:hAnsi="Tahoma"/>
+                <w:sz w:val="22"/>
+              </w:rPr>
+              <w:t>K5.2</w:t>
             </w:r>
           </w:p>
         </w:tc>
@@ -16077,11 +19025,10 @@
             </w:pPr>
             <w:r>
               <w:rPr>
-                <w:rFonts w:ascii="Tahoma" w:eastAsia="Tahoma" w:hAnsi="Tahoma" w:cs="Tahoma"/>
-                <w:sz w:val="22"/>
-                <w:szCs w:val="22"/>
-              </w:rPr>
-              <w:t>Exception handling: try-except-finally, common built-in and custom exceptions; overview of Python modules (math, random, datetime) and the import statement</w:t>
+                <w:rFonts w:ascii="Tahoma" w:hAnsi="Tahoma"/>
+                <w:sz w:val="22"/>
+              </w:rPr>
+              <w:t>Introduction to Pandas Series and DataFrames for simple tabular-data processing.</w:t>
             </w:r>
           </w:p>
         </w:tc>
@@ -16114,69 +19061,10 @@
             </w:pPr>
             <w:r>
               <w:rPr>
-                <w:rFonts w:ascii="Tahoma" w:eastAsia="Tahoma" w:hAnsi="Tahoma" w:cs="Tahoma"/>
-                <w:sz w:val="22"/>
-                <w:szCs w:val="22"/>
-              </w:rPr>
-              <w:t>Let Us Python (Kanetkar &amp; Kanetkar), Ch. 22, 16: Exception Handling; Modules and Packages</w:t>
-            </w:r>
-          </w:p>
-          <w:p>
-            <w:pPr>
-              <w:spacing w:line="276" w:lineRule="auto"/>
-              <w:ind w:left="140" w:right="140"/>
-              <w:jc w:val="both"/>
-              <w:rPr>
-                <w:rFonts w:ascii="Tahoma" w:eastAsia="Tahoma" w:hAnsi="Tahoma" w:cs="Tahoma"/>
-                <w:sz w:val="22"/>
-                <w:szCs w:val="22"/>
-              </w:rPr>
-            </w:pPr>
-            <w:r>
-              <w:rPr>
-                <w:rFonts w:ascii="Tahoma" w:eastAsia="Tahoma" w:hAnsi="Tahoma" w:cs="Tahoma"/>
-                <w:sz w:val="22"/>
-                <w:szCs w:val="22"/>
-              </w:rPr>
-              <w:t>Unit- 5.</w:t>
-            </w:r>
-          </w:p>
-          <w:p>
-            <w:pPr>
-              <w:ind w:left="140" w:right="140"/>
-              <w:jc w:val="both"/>
-              <w:rPr>
-                <w:rFonts w:ascii="Tahoma" w:eastAsia="Tahoma" w:hAnsi="Tahoma" w:cs="Tahoma"/>
-                <w:sz w:val="22"/>
-                <w:szCs w:val="22"/>
-              </w:rPr>
-            </w:pPr>
-            <w:r>
-              <w:rPr>
-                <w:rFonts w:ascii="Tahoma" w:eastAsia="Tahoma" w:hAnsi="Tahoma" w:cs="Tahoma"/>
-                <w:sz w:val="22"/>
-                <w:szCs w:val="22"/>
-              </w:rPr>
-              <w:t>Learning Python (Lutz), Ch. 33–36: Exception Basics – Designing with Exceptions</w:t>
-            </w:r>
-          </w:p>
-          <w:p>
-            <w:pPr>
-              <w:ind w:left="140" w:right="140"/>
-              <w:jc w:val="both"/>
-              <w:rPr>
-                <w:rFonts w:ascii="Tahoma" w:eastAsia="Tahoma" w:hAnsi="Tahoma" w:cs="Tahoma"/>
-                <w:sz w:val="22"/>
-                <w:szCs w:val="22"/>
-              </w:rPr>
-            </w:pPr>
-            <w:r>
-              <w:rPr>
-                <w:rFonts w:ascii="Tahoma" w:eastAsia="Tahoma" w:hAnsi="Tahoma" w:cs="Tahoma"/>
-                <w:sz w:val="22"/>
-                <w:szCs w:val="22"/>
-              </w:rPr>
-              <w:t xml:space="preserve"> </w:t>
+                <w:rFonts w:ascii="Tahoma" w:hAnsi="Tahoma"/>
+                <w:sz w:val="22"/>
+              </w:rPr>
+              <w:t>Not covered in B1–B4; refer to the official Pandas documentation under Additional Resources</w:t>
             </w:r>
           </w:p>
         </w:tc>
@@ -16204,6 +19092,7 @@
               <w:keepLines w:val="0"/>
               <w:spacing w:before="0" w:after="120" w:line="276" w:lineRule="auto"/>
               <w:ind w:left="140" w:right="140"/>
+              <w:jc w:val="both"/>
               <w:rPr>
                 <w:b w:val="0"/>
                 <w:bCs w:val="0"/>
@@ -16213,8 +19102,8 @@
                 <w:u w:val="single"/>
               </w:rPr>
             </w:pPr>
-            <w:bookmarkStart w:id="45" w:name="_heading=h.559n5ojye0sy_dup47" w:colFirst="0" w:colLast="0"/>
-            <w:bookmarkEnd w:id="45"/>
+            <w:bookmarkStart w:id="44" w:name="_heading=h.p7eir8lwj41h_dup46" w:colFirst="0" w:colLast="0"/>
+            <w:bookmarkEnd w:id="44"/>
             <w:r>
               <w:rPr>
                 <w:b w:val="0"/>
@@ -16224,7 +19113,7 @@
               </w:rPr>
               <w:t>NPTEL – The Joy of Computing using Python (SWAYAM):</w:t>
             </w:r>
-            <w:hyperlink r:id="rId32">
+            <w:hyperlink r:id="rId30">
               <w:r>
                 <w:rPr>
                   <w:b w:val="0"/>
@@ -16235,7 +19124,764 @@
                 <w:t xml:space="preserve"> </w:t>
               </w:r>
             </w:hyperlink>
-            <w:hyperlink r:id="rId33">
+            <w:hyperlink r:id="rId31">
+              <w:r>
+                <w:rPr>
+                  <w:b w:val="0"/>
+                  <w:bCs w:val="0"/>
+                  <w:color w:val="1155CC"/>
+                  <w:sz w:val="22"/>
+                  <w:szCs w:val="22"/>
+                  <w:u w:val="single"/>
+                </w:rPr>
+                <w:t>Preview: The Joy of Computing using Python | SWAYAM</w:t>
+              </w:r>
+            </w:hyperlink>
+            <w:r>
+              <w:rPr>
+                <w:b w:val="0"/>
+                <w:bCs w:val="0"/>
+                <w:color w:val="1155CC"/>
+                <w:sz w:val="22"/>
+                <w:szCs w:val="22"/>
+                <w:u w:val="single"/>
+              </w:rPr>
+              <w:t xml:space="preserve"> </w:t>
+            </w:r>
+          </w:p>
+          <w:p>
+            <w:r>
+              <w:rPr>
+                <w:rFonts w:ascii="Tahoma" w:hAnsi="Tahoma"/>
+                <w:sz w:val="22"/>
+              </w:rPr>
+            </w:r>
+          </w:p>
+          <w:p>
+            <w:r>
+              <w:rPr>
+                <w:rFonts w:ascii="Tahoma" w:hAnsi="Tahoma"/>
+                <w:sz w:val="22"/>
+              </w:rPr>
+              <w:t>Pandas Documentation – Getting started: https://pandas.pydata.org/docs/getting_started/index.html</w:t>
+            </w:r>
+          </w:p>
+        </w:tc>
+      </w:tr>
+      <w:tr>
+        <w:trPr>
+          <w:trHeight w:val="1290"/>
+        </w:trPr>
+        <w:tc>
+          <w:tcPr>
+            <w:tcW w:w="1785" w:type="dxa"/>
+            <w:vMerge w:val="restart"/>
+            <w:tcBorders>
+              <w:top w:val="nil"/>
+              <w:left w:val="single" w:sz="7" w:space="0" w:color="000000"/>
+              <w:bottom w:val="single" w:sz="7" w:space="0" w:color="000000"/>
+              <w:right w:val="single" w:sz="7" w:space="0" w:color="000000"/>
+            </w:tcBorders>
+            <w:shd w:val="clear" w:color="auto" w:fill="auto"/>
+            <w:tcMar>
+              <w:top w:w="0" w:type="dxa"/>
+              <w:left w:w="100" w:type="dxa"/>
+              <w:bottom w:w="0" w:type="dxa"/>
+              <w:right w:w="100" w:type="dxa"/>
+            </w:tcMar>
+          </w:tcPr>
+          <w:p>
+            <w:pPr>
+              <w:pStyle w:val="Heading1"/>
+              <w:keepNext w:val="0"/>
+              <w:keepLines w:val="0"/>
+              <w:spacing w:before="0" w:after="120" w:line="276" w:lineRule="auto"/>
+              <w:ind w:left="140" w:right="140"/>
+              <w:rPr>
+                <w:b w:val="0"/>
+                <w:bCs w:val="0"/>
+                <w:sz w:val="22"/>
+                <w:szCs w:val="22"/>
+              </w:rPr>
+            </w:pPr>
+            <w:bookmarkStart w:id="43" w:name="_heading=h.l7unw5a7p1ey_dup45" w:colFirst="0" w:colLast="0"/>
+            <w:bookmarkEnd w:id="43"/>
+            <w:r>
+              <w:rPr>
+                <w:rFonts w:ascii="Tahoma" w:hAnsi="Tahoma"/>
+                <w:sz w:val="22"/>
+              </w:rPr>
+              <w:t>V- File Handling, Exception Handling, and Modules</w:t>
+            </w:r>
+          </w:p>
+        </w:tc>
+        <w:tc>
+          <w:tcPr>
+            <w:tcW w:w="1410" w:type="dxa"/>
+            <w:tcBorders>
+              <w:top w:val="nil"/>
+              <w:left w:val="nil"/>
+              <w:bottom w:val="single" w:sz="7" w:space="0" w:color="000000"/>
+              <w:right w:val="single" w:sz="7" w:space="0" w:color="000000"/>
+            </w:tcBorders>
+            <w:shd w:val="clear" w:color="auto" w:fill="auto"/>
+            <w:tcMar>
+              <w:top w:w="0" w:type="dxa"/>
+              <w:left w:w="100" w:type="dxa"/>
+              <w:bottom w:w="0" w:type="dxa"/>
+              <w:right w:w="100" w:type="dxa"/>
+            </w:tcMar>
+          </w:tcPr>
+          <w:p>
+            <w:pPr>
+              <w:spacing w:line="360" w:lineRule="auto"/>
+              <w:ind w:left="140" w:right="140"/>
+              <w:jc w:val="both"/>
+              <w:rPr>
+                <w:rFonts w:ascii="Tahoma" w:eastAsia="Tahoma" w:hAnsi="Tahoma" w:cs="Tahoma"/>
+                <w:sz w:val="22"/>
+                <w:szCs w:val="22"/>
+              </w:rPr>
+            </w:pPr>
+            <w:r>
+              <w:rPr>
+                <w:rFonts w:ascii="Tahoma" w:hAnsi="Tahoma"/>
+                <w:sz w:val="22"/>
+              </w:rPr>
+              <w:t>K5.3</w:t>
+            </w:r>
+          </w:p>
+        </w:tc>
+        <w:tc>
+          <w:tcPr>
+            <w:tcW w:w="2325" w:type="dxa"/>
+            <w:tcBorders>
+              <w:top w:val="nil"/>
+              <w:left w:val="nil"/>
+              <w:bottom w:val="single" w:sz="7" w:space="0" w:color="000000"/>
+              <w:right w:val="single" w:sz="7" w:space="0" w:color="000000"/>
+            </w:tcBorders>
+            <w:shd w:val="clear" w:color="auto" w:fill="auto"/>
+            <w:tcMar>
+              <w:top w:w="0" w:type="dxa"/>
+              <w:left w:w="100" w:type="dxa"/>
+              <w:bottom w:w="0" w:type="dxa"/>
+              <w:right w:w="100" w:type="dxa"/>
+            </w:tcMar>
+          </w:tcPr>
+          <w:p>
+            <w:pPr>
+              <w:shd w:val="clear" w:color="auto" w:fill="FFFFFF"/>
+              <w:spacing w:line="360" w:lineRule="auto"/>
+              <w:jc w:val="both"/>
+              <w:rPr>
+                <w:rFonts w:ascii="Tahoma" w:eastAsia="Tahoma" w:hAnsi="Tahoma" w:cs="Tahoma"/>
+                <w:sz w:val="22"/>
+                <w:szCs w:val="22"/>
+              </w:rPr>
+            </w:pPr>
+            <w:r>
+              <w:rPr>
+                <w:rFonts w:ascii="Tahoma" w:hAnsi="Tahoma"/>
+                <w:sz w:val="22"/>
+              </w:rPr>
+              <w:t>Reading, inspecting, filtering, and summarising simple CSV data sets.</w:t>
+            </w:r>
+          </w:p>
+        </w:tc>
+        <w:tc>
+          <w:tcPr>
+            <w:tcW w:w="1950" w:type="dxa"/>
+            <w:tcBorders>
+              <w:top w:val="nil"/>
+              <w:left w:val="nil"/>
+              <w:bottom w:val="single" w:sz="7" w:space="0" w:color="000000"/>
+              <w:right w:val="single" w:sz="7" w:space="0" w:color="000000"/>
+            </w:tcBorders>
+            <w:shd w:val="clear" w:color="auto" w:fill="auto"/>
+            <w:tcMar>
+              <w:top w:w="0" w:type="dxa"/>
+              <w:left w:w="100" w:type="dxa"/>
+              <w:bottom w:w="0" w:type="dxa"/>
+              <w:right w:w="100" w:type="dxa"/>
+            </w:tcMar>
+          </w:tcPr>
+          <w:p>
+            <w:pPr>
+              <w:ind w:left="140" w:right="140"/>
+              <w:jc w:val="both"/>
+              <w:rPr>
+                <w:rFonts w:ascii="Tahoma" w:eastAsia="Tahoma" w:hAnsi="Tahoma" w:cs="Tahoma"/>
+                <w:sz w:val="22"/>
+                <w:szCs w:val="22"/>
+              </w:rPr>
+            </w:pPr>
+            <w:r>
+              <w:rPr>
+                <w:rFonts w:ascii="Tahoma" w:hAnsi="Tahoma"/>
+                <w:sz w:val="22"/>
+              </w:rPr>
+              <w:t>Not covered in B1–B4; refer to the official Pandas documentation under Additional Resources</w:t>
+            </w:r>
+          </w:p>
+        </w:tc>
+        <w:tc>
+          <w:tcPr>
+            <w:tcW w:w="1860" w:type="dxa"/>
+            <w:tcBorders>
+              <w:top w:val="nil"/>
+              <w:left w:val="nil"/>
+              <w:bottom w:val="single" w:sz="7" w:space="0" w:color="000000"/>
+              <w:right w:val="single" w:sz="7" w:space="0" w:color="000000"/>
+            </w:tcBorders>
+            <w:shd w:val="clear" w:color="auto" w:fill="auto"/>
+            <w:tcMar>
+              <w:top w:w="0" w:type="dxa"/>
+              <w:left w:w="100" w:type="dxa"/>
+              <w:bottom w:w="0" w:type="dxa"/>
+              <w:right w:w="100" w:type="dxa"/>
+            </w:tcMar>
+          </w:tcPr>
+          <w:p>
+            <w:pPr>
+              <w:pStyle w:val="Heading1"/>
+              <w:keepNext w:val="0"/>
+              <w:keepLines w:val="0"/>
+              <w:spacing w:before="0" w:after="120" w:line="276" w:lineRule="auto"/>
+              <w:ind w:left="140" w:right="140"/>
+              <w:jc w:val="both"/>
+              <w:rPr>
+                <w:b w:val="0"/>
+                <w:bCs w:val="0"/>
+                <w:color w:val="1155CC"/>
+                <w:sz w:val="22"/>
+                <w:szCs w:val="22"/>
+                <w:u w:val="single"/>
+              </w:rPr>
+            </w:pPr>
+            <w:bookmarkStart w:id="44" w:name="_heading=h.p7eir8lwj41h_dup46" w:colFirst="0" w:colLast="0"/>
+            <w:bookmarkEnd w:id="44"/>
+            <w:r>
+              <w:rPr>
+                <w:b w:val="0"/>
+                <w:bCs w:val="0"/>
+                <w:sz w:val="22"/>
+                <w:szCs w:val="22"/>
+              </w:rPr>
+              <w:t>NPTEL – The Joy of Computing using Python (SWAYAM):</w:t>
+            </w:r>
+            <w:hyperlink r:id="rId30">
+              <w:r>
+                <w:rPr>
+                  <w:b w:val="0"/>
+                  <w:bCs w:val="0"/>
+                  <w:sz w:val="22"/>
+                  <w:szCs w:val="22"/>
+                </w:rPr>
+                <w:t xml:space="preserve"> </w:t>
+              </w:r>
+            </w:hyperlink>
+            <w:hyperlink r:id="rId31">
+              <w:r>
+                <w:rPr>
+                  <w:b w:val="0"/>
+                  <w:bCs w:val="0"/>
+                  <w:color w:val="1155CC"/>
+                  <w:sz w:val="22"/>
+                  <w:szCs w:val="22"/>
+                  <w:u w:val="single"/>
+                </w:rPr>
+                <w:t>Preview: The Joy of Computing using Python | SWAYAM</w:t>
+              </w:r>
+            </w:hyperlink>
+            <w:r>
+              <w:rPr>
+                <w:b w:val="0"/>
+                <w:bCs w:val="0"/>
+                <w:color w:val="1155CC"/>
+                <w:sz w:val="22"/>
+                <w:szCs w:val="22"/>
+                <w:u w:val="single"/>
+              </w:rPr>
+              <w:t xml:space="preserve"> </w:t>
+            </w:r>
+          </w:p>
+          <w:p>
+            <w:r>
+              <w:rPr>
+                <w:rFonts w:ascii="Tahoma" w:hAnsi="Tahoma"/>
+                <w:sz w:val="22"/>
+              </w:rPr>
+            </w:r>
+          </w:p>
+          <w:p>
+            <w:r>
+              <w:rPr>
+                <w:rFonts w:ascii="Tahoma" w:hAnsi="Tahoma"/>
+                <w:sz w:val="22"/>
+              </w:rPr>
+              <w:t>Pandas Documentation – IO tools (CSV): https://pandas.pydata.org/docs/user_guide/io.html</w:t>
+            </w:r>
+          </w:p>
+        </w:tc>
+      </w:tr>
+      <w:tr>
+        <w:trPr>
+          <w:trHeight w:val="1290"/>
+        </w:trPr>
+        <w:tc>
+          <w:tcPr>
+            <w:tcW w:w="1785" w:type="dxa"/>
+            <w:vMerge w:val="restart"/>
+            <w:tcBorders>
+              <w:top w:val="nil"/>
+              <w:left w:val="single" w:sz="7" w:space="0" w:color="000000"/>
+              <w:bottom w:val="single" w:sz="7" w:space="0" w:color="000000"/>
+              <w:right w:val="single" w:sz="7" w:space="0" w:color="000000"/>
+            </w:tcBorders>
+            <w:shd w:val="clear" w:color="auto" w:fill="auto"/>
+            <w:tcMar>
+              <w:top w:w="0" w:type="dxa"/>
+              <w:left w:w="100" w:type="dxa"/>
+              <w:bottom w:w="0" w:type="dxa"/>
+              <w:right w:w="100" w:type="dxa"/>
+            </w:tcMar>
+          </w:tcPr>
+          <w:p>
+            <w:pPr>
+              <w:pStyle w:val="Heading1"/>
+              <w:keepNext w:val="0"/>
+              <w:keepLines w:val="0"/>
+              <w:spacing w:before="0" w:after="120" w:line="276" w:lineRule="auto"/>
+              <w:ind w:left="140" w:right="140"/>
+              <w:rPr>
+                <w:b w:val="0"/>
+                <w:bCs w:val="0"/>
+                <w:sz w:val="22"/>
+                <w:szCs w:val="22"/>
+              </w:rPr>
+            </w:pPr>
+            <w:bookmarkStart w:id="43" w:name="_heading=h.l7unw5a7p1ey_dup45" w:colFirst="0" w:colLast="0"/>
+            <w:bookmarkEnd w:id="43"/>
+            <w:r>
+              <w:rPr>
+                <w:rFonts w:ascii="Tahoma" w:hAnsi="Tahoma"/>
+                <w:sz w:val="22"/>
+              </w:rPr>
+              <w:t>V- File Handling, Exception Handling, and Modules</w:t>
+            </w:r>
+          </w:p>
+        </w:tc>
+        <w:tc>
+          <w:tcPr>
+            <w:tcW w:w="1410" w:type="dxa"/>
+            <w:tcBorders>
+              <w:top w:val="nil"/>
+              <w:left w:val="nil"/>
+              <w:bottom w:val="single" w:sz="7" w:space="0" w:color="000000"/>
+              <w:right w:val="single" w:sz="7" w:space="0" w:color="000000"/>
+            </w:tcBorders>
+            <w:shd w:val="clear" w:color="auto" w:fill="auto"/>
+            <w:tcMar>
+              <w:top w:w="0" w:type="dxa"/>
+              <w:left w:w="100" w:type="dxa"/>
+              <w:bottom w:w="0" w:type="dxa"/>
+              <w:right w:w="100" w:type="dxa"/>
+            </w:tcMar>
+          </w:tcPr>
+          <w:p>
+            <w:pPr>
+              <w:spacing w:line="360" w:lineRule="auto"/>
+              <w:ind w:left="140" w:right="140"/>
+              <w:jc w:val="both"/>
+              <w:rPr>
+                <w:rFonts w:ascii="Tahoma" w:eastAsia="Tahoma" w:hAnsi="Tahoma" w:cs="Tahoma"/>
+                <w:sz w:val="22"/>
+                <w:szCs w:val="22"/>
+              </w:rPr>
+            </w:pPr>
+            <w:r>
+              <w:rPr>
+                <w:rFonts w:ascii="Tahoma" w:hAnsi="Tahoma"/>
+                <w:sz w:val="22"/>
+              </w:rPr>
+              <w:t>K5.4</w:t>
+            </w:r>
+          </w:p>
+        </w:tc>
+        <w:tc>
+          <w:tcPr>
+            <w:tcW w:w="2325" w:type="dxa"/>
+            <w:tcBorders>
+              <w:top w:val="nil"/>
+              <w:left w:val="nil"/>
+              <w:bottom w:val="single" w:sz="7" w:space="0" w:color="000000"/>
+              <w:right w:val="single" w:sz="7" w:space="0" w:color="000000"/>
+            </w:tcBorders>
+            <w:shd w:val="clear" w:color="auto" w:fill="auto"/>
+            <w:tcMar>
+              <w:top w:w="0" w:type="dxa"/>
+              <w:left w:w="100" w:type="dxa"/>
+              <w:bottom w:w="0" w:type="dxa"/>
+              <w:right w:w="100" w:type="dxa"/>
+            </w:tcMar>
+          </w:tcPr>
+          <w:p>
+            <w:pPr>
+              <w:shd w:val="clear" w:color="auto" w:fill="FFFFFF"/>
+              <w:spacing w:line="360" w:lineRule="auto"/>
+              <w:jc w:val="both"/>
+              <w:rPr>
+                <w:rFonts w:ascii="Tahoma" w:eastAsia="Tahoma" w:hAnsi="Tahoma" w:cs="Tahoma"/>
+                <w:sz w:val="22"/>
+                <w:szCs w:val="22"/>
+              </w:rPr>
+            </w:pPr>
+            <w:r>
+              <w:rPr>
+                <w:rFonts w:ascii="Tahoma" w:hAnsi="Tahoma"/>
+                <w:sz w:val="22"/>
+              </w:rPr>
+              <w:t>Integration of functions, collections, classes, files, exceptions, and data-processing tools in a mini-project.</w:t>
+            </w:r>
+          </w:p>
+        </w:tc>
+        <w:tc>
+          <w:tcPr>
+            <w:tcW w:w="1950" w:type="dxa"/>
+            <w:tcBorders>
+              <w:top w:val="nil"/>
+              <w:left w:val="nil"/>
+              <w:bottom w:val="single" w:sz="7" w:space="0" w:color="000000"/>
+              <w:right w:val="single" w:sz="7" w:space="0" w:color="000000"/>
+            </w:tcBorders>
+            <w:shd w:val="clear" w:color="auto" w:fill="auto"/>
+            <w:tcMar>
+              <w:top w:w="0" w:type="dxa"/>
+              <w:left w:w="100" w:type="dxa"/>
+              <w:bottom w:w="0" w:type="dxa"/>
+              <w:right w:w="100" w:type="dxa"/>
+            </w:tcMar>
+          </w:tcPr>
+          <w:p>
+            <w:pPr>
+              <w:ind w:left="140" w:right="140"/>
+              <w:jc w:val="both"/>
+              <w:rPr>
+                <w:rFonts w:ascii="Tahoma" w:eastAsia="Tahoma" w:hAnsi="Tahoma" w:cs="Tahoma"/>
+                <w:sz w:val="22"/>
+                <w:szCs w:val="22"/>
+              </w:rPr>
+            </w:pPr>
+            <w:r>
+              <w:rPr>
+                <w:rFonts w:ascii="Tahoma" w:hAnsi="Tahoma"/>
+                <w:sz w:val="22"/>
+              </w:rPr>
+              <w:t>Review of B1, Ch. 8–23 and B3, Ch. 4–9 (Units II–IV content)</w:t>
+            </w:r>
+          </w:p>
+        </w:tc>
+        <w:tc>
+          <w:tcPr>
+            <w:tcW w:w="1860" w:type="dxa"/>
+            <w:tcBorders>
+              <w:top w:val="nil"/>
+              <w:left w:val="nil"/>
+              <w:bottom w:val="single" w:sz="7" w:space="0" w:color="000000"/>
+              <w:right w:val="single" w:sz="7" w:space="0" w:color="000000"/>
+            </w:tcBorders>
+            <w:shd w:val="clear" w:color="auto" w:fill="auto"/>
+            <w:tcMar>
+              <w:top w:w="0" w:type="dxa"/>
+              <w:left w:w="100" w:type="dxa"/>
+              <w:bottom w:w="0" w:type="dxa"/>
+              <w:right w:w="100" w:type="dxa"/>
+            </w:tcMar>
+          </w:tcPr>
+          <w:p>
+            <w:pPr>
+              <w:pStyle w:val="Heading1"/>
+              <w:keepNext w:val="0"/>
+              <w:keepLines w:val="0"/>
+              <w:spacing w:before="0" w:after="120" w:line="276" w:lineRule="auto"/>
+              <w:ind w:left="140" w:right="140"/>
+              <w:jc w:val="both"/>
+              <w:rPr>
+                <w:b w:val="0"/>
+                <w:bCs w:val="0"/>
+                <w:color w:val="1155CC"/>
+                <w:sz w:val="22"/>
+                <w:szCs w:val="22"/>
+                <w:u w:val="single"/>
+              </w:rPr>
+            </w:pPr>
+            <w:bookmarkStart w:id="44" w:name="_heading=h.p7eir8lwj41h_dup46" w:colFirst="0" w:colLast="0"/>
+            <w:bookmarkEnd w:id="44"/>
+            <w:r>
+              <w:rPr>
+                <w:b w:val="0"/>
+                <w:bCs w:val="0"/>
+                <w:sz w:val="22"/>
+                <w:szCs w:val="22"/>
+              </w:rPr>
+              <w:t>NPTEL – The Joy of Computing using Python (SWAYAM):</w:t>
+            </w:r>
+            <w:hyperlink r:id="rId30">
+              <w:r>
+                <w:rPr>
+                  <w:b w:val="0"/>
+                  <w:bCs w:val="0"/>
+                  <w:sz w:val="22"/>
+                  <w:szCs w:val="22"/>
+                </w:rPr>
+                <w:t xml:space="preserve"> </w:t>
+              </w:r>
+            </w:hyperlink>
+            <w:hyperlink r:id="rId31">
+              <w:r>
+                <w:rPr>
+                  <w:b w:val="0"/>
+                  <w:bCs w:val="0"/>
+                  <w:color w:val="1155CC"/>
+                  <w:sz w:val="22"/>
+                  <w:szCs w:val="22"/>
+                  <w:u w:val="single"/>
+                </w:rPr>
+                <w:t>Preview: The Joy of Computing using Python | SWAYAM</w:t>
+              </w:r>
+            </w:hyperlink>
+            <w:r>
+              <w:rPr>
+                <w:b w:val="0"/>
+                <w:bCs w:val="0"/>
+                <w:color w:val="1155CC"/>
+                <w:sz w:val="22"/>
+                <w:szCs w:val="22"/>
+                <w:u w:val="single"/>
+              </w:rPr>
+              <w:t xml:space="preserve"> </w:t>
+            </w:r>
+          </w:p>
+        </w:tc>
+      </w:tr>
+      <w:tr>
+        <w:trPr>
+          <w:trHeight w:val="1290"/>
+        </w:trPr>
+        <w:tc>
+          <w:tcPr>
+            <w:tcW w:w="1785" w:type="dxa"/>
+            <w:vMerge w:val="restart"/>
+            <w:tcBorders>
+              <w:top w:val="nil"/>
+              <w:left w:val="single" w:sz="7" w:space="0" w:color="000000"/>
+              <w:bottom w:val="single" w:sz="7" w:space="0" w:color="000000"/>
+              <w:right w:val="single" w:sz="7" w:space="0" w:color="000000"/>
+            </w:tcBorders>
+            <w:shd w:val="clear" w:color="auto" w:fill="auto"/>
+            <w:tcMar>
+              <w:top w:w="0" w:type="dxa"/>
+              <w:left w:w="100" w:type="dxa"/>
+              <w:bottom w:w="0" w:type="dxa"/>
+              <w:right w:w="100" w:type="dxa"/>
+            </w:tcMar>
+          </w:tcPr>
+          <w:p>
+            <w:pPr>
+              <w:pStyle w:val="Heading1"/>
+              <w:keepNext w:val="0"/>
+              <w:keepLines w:val="0"/>
+              <w:spacing w:before="0" w:after="120" w:line="276" w:lineRule="auto"/>
+              <w:ind w:left="140" w:right="140"/>
+              <w:rPr>
+                <w:b w:val="0"/>
+                <w:bCs w:val="0"/>
+                <w:sz w:val="22"/>
+                <w:szCs w:val="22"/>
+              </w:rPr>
+            </w:pPr>
+            <w:bookmarkStart w:id="43" w:name="_heading=h.l7unw5a7p1ey_dup45" w:colFirst="0" w:colLast="0"/>
+            <w:bookmarkEnd w:id="43"/>
+            <w:r>
+              <w:rPr>
+                <w:rFonts w:ascii="Tahoma" w:hAnsi="Tahoma"/>
+                <w:sz w:val="22"/>
+              </w:rPr>
+              <w:t>V- File Handling, Exception Handling, and Modules</w:t>
+            </w:r>
+          </w:p>
+        </w:tc>
+        <w:tc>
+          <w:tcPr>
+            <w:tcW w:w="1410" w:type="dxa"/>
+            <w:tcBorders>
+              <w:top w:val="nil"/>
+              <w:left w:val="nil"/>
+              <w:bottom w:val="single" w:sz="7" w:space="0" w:color="000000"/>
+              <w:right w:val="single" w:sz="7" w:space="0" w:color="000000"/>
+            </w:tcBorders>
+            <w:shd w:val="clear" w:color="auto" w:fill="auto"/>
+            <w:tcMar>
+              <w:top w:w="0" w:type="dxa"/>
+              <w:left w:w="100" w:type="dxa"/>
+              <w:bottom w:w="0" w:type="dxa"/>
+              <w:right w:w="100" w:type="dxa"/>
+            </w:tcMar>
+          </w:tcPr>
+          <w:p>
+            <w:pPr>
+              <w:spacing w:line="360" w:lineRule="auto"/>
+              <w:ind w:left="140" w:right="140"/>
+              <w:jc w:val="both"/>
+              <w:rPr>
+                <w:rFonts w:ascii="Tahoma" w:eastAsia="Tahoma" w:hAnsi="Tahoma" w:cs="Tahoma"/>
+                <w:sz w:val="22"/>
+                <w:szCs w:val="22"/>
+              </w:rPr>
+            </w:pPr>
+            <w:r>
+              <w:rPr>
+                <w:rFonts w:ascii="Tahoma" w:hAnsi="Tahoma"/>
+                <w:sz w:val="22"/>
+              </w:rPr>
+              <w:t>K5.5</w:t>
+            </w:r>
+          </w:p>
+        </w:tc>
+        <w:tc>
+          <w:tcPr>
+            <w:tcW w:w="2325" w:type="dxa"/>
+            <w:tcBorders>
+              <w:top w:val="nil"/>
+              <w:left w:val="nil"/>
+              <w:bottom w:val="single" w:sz="7" w:space="0" w:color="000000"/>
+              <w:right w:val="single" w:sz="7" w:space="0" w:color="000000"/>
+            </w:tcBorders>
+            <w:shd w:val="clear" w:color="auto" w:fill="auto"/>
+            <w:tcMar>
+              <w:top w:w="0" w:type="dxa"/>
+              <w:left w:w="100" w:type="dxa"/>
+              <w:bottom w:w="0" w:type="dxa"/>
+              <w:right w:w="100" w:type="dxa"/>
+            </w:tcMar>
+          </w:tcPr>
+          <w:p>
+            <w:pPr>
+              <w:shd w:val="clear" w:color="auto" w:fill="FFFFFF"/>
+              <w:spacing w:line="360" w:lineRule="auto"/>
+              <w:jc w:val="both"/>
+              <w:rPr>
+                <w:rFonts w:ascii="Tahoma" w:eastAsia="Tahoma" w:hAnsi="Tahoma" w:cs="Tahoma"/>
+                <w:sz w:val="22"/>
+                <w:szCs w:val="22"/>
+              </w:rPr>
+            </w:pPr>
+            <w:r>
+              <w:rPr>
+                <w:rFonts w:ascii="Tahoma" w:hAnsi="Tahoma"/>
+                <w:sz w:val="22"/>
+              </w:rPr>
+              <w:t>Structured testing, debugging, code review, documentation, and demonstration of a Python solution.</w:t>
+            </w:r>
+          </w:p>
+        </w:tc>
+        <w:tc>
+          <w:tcPr>
+            <w:tcW w:w="1950" w:type="dxa"/>
+            <w:tcBorders>
+              <w:top w:val="nil"/>
+              <w:left w:val="nil"/>
+              <w:bottom w:val="single" w:sz="7" w:space="0" w:color="000000"/>
+              <w:right w:val="single" w:sz="7" w:space="0" w:color="000000"/>
+            </w:tcBorders>
+            <w:shd w:val="clear" w:color="auto" w:fill="auto"/>
+            <w:tcMar>
+              <w:top w:w="0" w:type="dxa"/>
+              <w:left w:w="100" w:type="dxa"/>
+              <w:bottom w:w="0" w:type="dxa"/>
+              <w:right w:w="100" w:type="dxa"/>
+            </w:tcMar>
+          </w:tcPr>
+          <w:p>
+            <w:pPr>
+              <w:ind w:left="140" w:right="140"/>
+              <w:jc w:val="both"/>
+              <w:rPr>
+                <w:rFonts w:ascii="Tahoma" w:eastAsia="Tahoma" w:hAnsi="Tahoma" w:cs="Tahoma"/>
+                <w:sz w:val="22"/>
+                <w:szCs w:val="22"/>
+              </w:rPr>
+            </w:pPr>
+            <w:r>
+              <w:rPr>
+                <w:rFonts w:ascii="Tahoma" w:hAnsi="Tahoma"/>
+                <w:sz w:val="22"/>
+              </w:rPr>
+              <w:t>B3, Ch. 1: Testing and Debugging Approaches</w:t>
+              <w:br/>
+              <w:br/>
+              <w:t>B1, Appendix B–C: Debugging in Python; Chasing the Bugs</w:t>
+            </w:r>
+          </w:p>
+        </w:tc>
+        <w:tc>
+          <w:tcPr>
+            <w:tcW w:w="1860" w:type="dxa"/>
+            <w:tcBorders>
+              <w:top w:val="nil"/>
+              <w:left w:val="nil"/>
+              <w:bottom w:val="single" w:sz="7" w:space="0" w:color="000000"/>
+              <w:right w:val="single" w:sz="7" w:space="0" w:color="000000"/>
+            </w:tcBorders>
+            <w:shd w:val="clear" w:color="auto" w:fill="auto"/>
+            <w:tcMar>
+              <w:top w:w="0" w:type="dxa"/>
+              <w:left w:w="100" w:type="dxa"/>
+              <w:bottom w:w="0" w:type="dxa"/>
+              <w:right w:w="100" w:type="dxa"/>
+            </w:tcMar>
+          </w:tcPr>
+          <w:p>
+            <w:pPr>
+              <w:pStyle w:val="Heading1"/>
+              <w:keepNext w:val="0"/>
+              <w:keepLines w:val="0"/>
+              <w:spacing w:before="0" w:after="120" w:line="276" w:lineRule="auto"/>
+              <w:ind w:left="140" w:right="140"/>
+              <w:jc w:val="both"/>
+              <w:rPr>
+                <w:b w:val="0"/>
+                <w:bCs w:val="0"/>
+                <w:color w:val="1155CC"/>
+                <w:sz w:val="22"/>
+                <w:szCs w:val="22"/>
+                <w:u w:val="single"/>
+              </w:rPr>
+            </w:pPr>
+            <w:bookmarkStart w:id="44" w:name="_heading=h.p7eir8lwj41h_dup46" w:colFirst="0" w:colLast="0"/>
+            <w:bookmarkEnd w:id="44"/>
+            <w:r>
+              <w:rPr>
+                <w:b w:val="0"/>
+                <w:bCs w:val="0"/>
+                <w:sz w:val="22"/>
+                <w:szCs w:val="22"/>
+              </w:rPr>
+              <w:t>NPTEL – The Joy of Computing using Python (SWAYAM):</w:t>
+            </w:r>
+            <w:hyperlink r:id="rId30">
+              <w:r>
+                <w:rPr>
+                  <w:b w:val="0"/>
+                  <w:bCs w:val="0"/>
+                  <w:sz w:val="22"/>
+                  <w:szCs w:val="22"/>
+                </w:rPr>
+                <w:t xml:space="preserve"> </w:t>
+              </w:r>
+            </w:hyperlink>
+            <w:hyperlink r:id="rId31">
               <w:r>
                 <w:rPr>
                   <w:b w:val="0"/>
